--- a/(e)CRF/Per visite/V8 - Opvolgvisite/31_Bevraging therapietrouw schoeisel.docx
+++ b/(e)CRF/Per visite/V8 - Opvolgvisite/31_Bevraging therapietrouw schoeisel.docx
@@ -97,16 +97,6 @@
         </w:rPr>
         <w:t>Schoeisel</w:t>
       </w:r>
-      <w:commentRangeStart w:id="629460402"/>
-      <w:commentRangeEnd w:id="629460402"/>
-      <w:r>
-        <w:rPr>
-          <w:rStyle w:val="CommentReference"/>
-          <w:rFonts w:ascii="Arial" w:hAnsi="Arial" w:eastAsia="Arial" w:cs="Arial"/>
-          <w:color w:val="24303B"/>
-        </w:rPr>
-        <w:commentReference w:id="629460402"/>
-      </w:r>
     </w:p>
     <w:p>
       <w:pPr>
@@ -331,16 +321,6 @@
           <w:szCs w:val="24"/>
         </w:rPr>
         <w:t>2. Open vragen (teach-back methode)</w:t>
-      </w:r>
-      <w:commentRangeStart w:id="1712532887"/>
-      <w:commentRangeEnd w:id="1712532887"/>
-      <w:r>
-        <w:rPr>
-          <w:rStyle w:val="CommentReference"/>
-          <w:rFonts w:ascii="Arial" w:hAnsi="Arial" w:eastAsia="Arial" w:cs="Arial"/>
-          <w:color w:val="24303B"/>
-        </w:rPr>
-        <w:commentReference w:id="1712532887"/>
       </w:r>
     </w:p>
     <w:p>
@@ -1341,69 +1321,6 @@
 </w:document>
 </file>
 
-<file path=word/comments.xml><?xml version="1.0" encoding="utf-8"?>
-<w:comments xmlns:w14="http://schemas.microsoft.com/office/word/2010/wordml" xmlns:w="http://schemas.openxmlformats.org/wordprocessingml/2006/main">
-  <w:comment xmlns:w="http://schemas.openxmlformats.org/wordprocessingml/2006/main" w:initials="FD" w:author="Fabienne Dobbels" w:date="2026-07-12T15:43:26" w:id="629460402">
-    <w:p xmlns:w14="http://schemas.microsoft.com/office/word/2010/wordml" xmlns:w="http://schemas.openxmlformats.org/wordprocessingml/2006/main">
-      <w:pPr>
-        <w:pStyle w:val="CommentText"/>
-      </w:pPr>
-      <w:r>
-        <w:rPr>
-          <w:rStyle w:val="CommentReference"/>
-        </w:rPr>
-        <w:annotationRef/>
-      </w:r>
-      <w:r>
-        <w:t>Andere optie uitgewerkt in apart document dat via mail werd gedeeld</w:t>
-      </w:r>
-    </w:p>
-  </w:comment>
-  <w:comment xmlns:w="http://schemas.openxmlformats.org/wordprocessingml/2006/main" w:initials="FD" w:author="Fabienne Dobbels" w:date="2026-07-12T15:44:10" w:id="1712532887">
-    <w:p xmlns:w14="http://schemas.microsoft.com/office/word/2010/wordml" xmlns:w="http://schemas.openxmlformats.org/wordprocessingml/2006/main">
-      <w:pPr>
-        <w:pStyle w:val="CommentText"/>
-      </w:pPr>
-      <w:r>
-        <w:rPr>
-          <w:rStyle w:val="CommentReference"/>
-        </w:rPr>
-        <w:annotationRef/>
-      </w:r>
-      <w:r>
-        <w:t>maakt deel uit van interview guide (wel nog plaats voorzien voor rapportering in checklist)</w:t>
-      </w:r>
-    </w:p>
-    <w:p xmlns:w14="http://schemas.microsoft.com/office/word/2010/wordml" xmlns:w="http://schemas.openxmlformats.org/wordprocessingml/2006/main">
-      <w:pPr>
-        <w:pStyle w:val="CommentText"/>
-      </w:pPr>
-    </w:p>
-  </w:comment>
-</w:comments>
-</file>
-
-<file path=word/commentsExtended.xml><?xml version="1.0" encoding="utf-8"?>
-<w15:commentsEx xmlns:mc="http://schemas.openxmlformats.org/markup-compatibility/2006" xmlns:w15="http://schemas.microsoft.com/office/word/2012/wordml" mc:Ignorable="w15">
-  <w15:commentEx w15:done="0" w15:paraId="02F731DE"/>
-  <w15:commentEx w15:done="1" w15:paraId="2BF4287F"/>
-</w15:commentsEx>
-</file>
-
-<file path=word/commentsExtensible.xml><?xml version="1.0" encoding="utf-8"?>
-<w16cex:commentsExtensible xmlns:w16="http://schemas.microsoft.com/office/word/2018/wordml" xmlns:w16cex="http://schemas.microsoft.com/office/word/2018/wordml/cex" xmlns:mc="http://schemas.openxmlformats.org/markup-compatibility/2006" mc:Ignorable="w16 w16cex">
-  <w16cex:commentExtensible w16cex:durableId="1F631818" w16cex:dateUtc="2026-07-12T13:43:26.307Z"/>
-  <w16cex:commentExtensible w16cex:durableId="7FB1F48C" w16cex:dateUtc="2026-07-12T13:44:10.293Z"/>
-</w16cex:commentsExtensible>
-</file>
-
-<file path=word/commentsIds.xml><?xml version="1.0" encoding="utf-8"?>
-<w16cid:commentsIds xmlns:mc="http://schemas.openxmlformats.org/markup-compatibility/2006" xmlns:w16cid="http://schemas.microsoft.com/office/word/2016/wordml/cid" mc:Ignorable="w16cid">
-  <w16cid:commentId w16cid:paraId="02F731DE" w16cid:durableId="1F631818"/>
-  <w16cid:commentId w16cid:paraId="2BF4287F" w16cid:durableId="7FB1F48C"/>
-</w16cid:commentsIds>
-</file>
-
 <file path=word/endnotes.xml><?xml version="1.0" encoding="utf-8"?>
 <w:endnotes xmlns:wpc="http://schemas.microsoft.com/office/word/2010/wordprocessingCanvas" xmlns:cx="http://schemas.microsoft.com/office/drawing/2014/chartex" xmlns:cx1="http://schemas.microsoft.com/office/drawing/2015/9/8/chartex" xmlns:cx2="http://schemas.microsoft.com/office/drawing/2015/10/21/chartex" xmlns:cx3="http://schemas.microsoft.com/office/drawing/2016/5/9/chartex" xmlns:cx4="http://schemas.microsoft.com/office/drawing/2016/5/10/chartex" xmlns:cx5="http://schemas.microsoft.com/office/drawing/2016/5/11/chartex" xmlns:cx6="http://schemas.microsoft.com/office/drawing/2016/5/12/chartex" xmlns:cx7="http://schemas.microsoft.com/office/drawing/2016/5/13/chartex" xmlns:cx8="http://schemas.microsoft.com/office/drawing/2016/5/14/chartex" xmlns:mc="http://schemas.openxmlformats.org/markup-compatibility/2006" xmlns:aink="http://schemas.microsoft.com/office/drawing/2016/ink" xmlns:am3d="http://schemas.microsoft.com/office/drawing/2017/model3d" xmlns:o="urn:schemas-microsoft-com:office:office" xmlns:oel="http://schemas.microsoft.com/office/2019/extlst" xmlns:r="http://schemas.openxmlformats.org/officeDocument/2006/relationships" xmlns:m="http://schemas.openxmlformats.org/officeDocument/2006/math" xmlns:v="urn:schemas-microsoft-com:vml" xmlns:wp14="http://schemas.microsoft.com/office/word/2010/wordprocessingDrawing" xmlns:wp="http://schemas.openxmlformats.org/drawingml/2006/wordprocessingDrawing" xmlns:w10="urn:schemas-microsoft-com:office:word" xmlns:w="http://schemas.openxmlformats.org/wordprocessingml/2006/main" xmlns:w14="http://schemas.microsoft.com/office/word/2010/wordml" xmlns:w15="http://schemas.microsoft.com/office/word/2012/wordml" xmlns:w16cex="http://schemas.microsoft.com/office/word/2018/wordml/cex" xmlns:w16cid="http://schemas.microsoft.com/office/word/2016/wordml/cid" xmlns:w16="http://schemas.microsoft.com/office/word/2018/wordml" xmlns:w16du="http://schemas.microsoft.com/office/word/2023/wordml/word16du" xmlns:w16sdtdh="http://schemas.microsoft.com/office/word/2020/wordml/sdtdatahash" xmlns:w16sdtfl="http://schemas.microsoft.com/office/word/2024/wordml/sdtformatlock" xmlns:w16se="http://schemas.microsoft.com/office/word/2015/wordml/symex" xmlns:wpg="http://schemas.microsoft.com/office/word/2010/wordprocessingGroup" xmlns:wpi="http://schemas.microsoft.com/office/word/2010/wordprocessingInk" xmlns:wne="http://schemas.microsoft.com/office/word/2006/wordml" xmlns:wps="http://schemas.microsoft.com/office/word/2010/wordprocessingShape" mc:Ignorable="w14 w15 w16se w16cid w16 w16cex w16sdtdh w16sdtfl w16du wp14">
   <w:endnote w:type="separator" w:id="-1">
@@ -1411,9 +1328,6 @@
       <w:pPr>
         <w:spacing w:after="0" w:line="240" w:lineRule="auto"/>
       </w:pPr>
-      <w:r>
-        <w:separator/>
-      </w:r>
     </w:p>
   </w:endnote>
   <w:endnote w:type="continuationSeparator" w:id="0">
@@ -1421,9 +1335,6 @@
       <w:pPr>
         <w:spacing w:after="0" w:line="240" w:lineRule="auto"/>
       </w:pPr>
-      <w:r>
-        <w:continuationSeparator/>
-      </w:r>
     </w:p>
   </w:endnote>
 </w:endnotes>
@@ -1512,7 +1423,116 @@
   <w:p>
     <w:pPr>
       <w:pStyle w:val="Footer"/>
+      <w:jc w:val="center"/>
     </w:pPr>
+    <w:r>
+      <w:rPr>
+        <w:rFonts w:ascii="Arial" w:hAnsi="Arial" w:eastAsia="Arial" w:cs="Arial"/>
+        <w:b w:val="0"/>
+        <w:color w:val="59636E"/>
+        <w:sz w:val="18"/>
+      </w:rPr>
+      <w:t xml:space="preserve">Pagina </w:t>
+    </w:r>
+    <w:r>
+      <w:rPr>
+        <w:rFonts w:ascii="Arial" w:hAnsi="Arial" w:eastAsia="Arial" w:cs="Arial"/>
+        <w:b w:val="0"/>
+        <w:color w:val="59636E"/>
+        <w:sz w:val="18"/>
+      </w:rPr>
+      <w:fldChar w:fldCharType="begin"/>
+    </w:r>
+    <w:r>
+      <w:rPr>
+        <w:rFonts w:ascii="Arial" w:hAnsi="Arial" w:eastAsia="Arial" w:cs="Arial"/>
+        <w:b w:val="0"/>
+        <w:color w:val="59636E"/>
+        <w:sz w:val="18"/>
+      </w:rPr>
+      <w:instrText xml:space="preserve"> PAGE </w:instrText>
+    </w:r>
+    <w:r>
+      <w:rPr>
+        <w:rFonts w:ascii="Arial" w:hAnsi="Arial" w:eastAsia="Arial" w:cs="Arial"/>
+        <w:b w:val="0"/>
+        <w:color w:val="59636E"/>
+        <w:sz w:val="18"/>
+      </w:rPr>
+      <w:fldChar w:fldCharType="separate"/>
+    </w:r>
+    <w:r>
+      <w:rPr>
+        <w:rFonts w:ascii="Arial" w:hAnsi="Arial" w:eastAsia="Arial" w:cs="Arial"/>
+        <w:b w:val="0"/>
+        <w:color w:val="59636E"/>
+        <w:sz w:val="18"/>
+      </w:rPr>
+      <w:t>1</w:t>
+    </w:r>
+    <w:r>
+      <w:rPr>
+        <w:rFonts w:ascii="Arial" w:hAnsi="Arial" w:eastAsia="Arial" w:cs="Arial"/>
+        <w:b w:val="0"/>
+        <w:color w:val="59636E"/>
+        <w:sz w:val="18"/>
+      </w:rPr>
+      <w:fldChar w:fldCharType="end"/>
+    </w:r>
+    <w:r>
+      <w:rPr>
+        <w:rFonts w:ascii="Arial" w:hAnsi="Arial" w:eastAsia="Arial" w:cs="Arial"/>
+        <w:b w:val="0"/>
+        <w:color w:val="59636E"/>
+        <w:sz w:val="18"/>
+      </w:rPr>
+      <w:t xml:space="preserve"> van </w:t>
+    </w:r>
+    <w:r>
+      <w:rPr>
+        <w:rFonts w:ascii="Arial" w:hAnsi="Arial" w:eastAsia="Arial" w:cs="Arial"/>
+        <w:b w:val="0"/>
+        <w:color w:val="59636E"/>
+        <w:sz w:val="18"/>
+      </w:rPr>
+      <w:fldChar w:fldCharType="begin"/>
+    </w:r>
+    <w:r>
+      <w:rPr>
+        <w:rFonts w:ascii="Arial" w:hAnsi="Arial" w:eastAsia="Arial" w:cs="Arial"/>
+        <w:b w:val="0"/>
+        <w:color w:val="59636E"/>
+        <w:sz w:val="18"/>
+      </w:rPr>
+      <w:instrText xml:space="preserve"> NUMPAGES </w:instrText>
+    </w:r>
+    <w:r>
+      <w:rPr>
+        <w:rFonts w:ascii="Arial" w:hAnsi="Arial" w:eastAsia="Arial" w:cs="Arial"/>
+        <w:b w:val="0"/>
+        <w:color w:val="59636E"/>
+        <w:sz w:val="18"/>
+      </w:rPr>
+      <w:fldChar w:fldCharType="separate"/>
+    </w:r>
+    <w:r>
+      <w:rPr>
+        <w:rFonts w:ascii="Arial" w:hAnsi="Arial" w:eastAsia="Arial" w:cs="Arial"/>
+        <w:b w:val="0"/>
+        <w:color w:val="59636E"/>
+        <w:sz w:val="18"/>
+      </w:rPr>
+      <w:t>1</w:t>
+    </w:r>
+    <w:r>
+      <w:rPr>
+        <w:rFonts w:ascii="Arial" w:hAnsi="Arial" w:eastAsia="Arial" w:cs="Arial"/>
+        <w:b w:val="0"/>
+        <w:color w:val="59636E"/>
+        <w:sz w:val="18"/>
+      </w:rPr>
+      <w:fldChar w:fldCharType="end"/>
+    </w:r>
   </w:p>
 </w:ftr>
 </file>
@@ -1524,9 +1544,6 @@
       <w:pPr>
         <w:spacing w:after="0" w:line="240" w:lineRule="auto"/>
       </w:pPr>
-      <w:r>
-        <w:separator/>
-      </w:r>
     </w:p>
   </w:footnote>
   <w:footnote w:type="continuationSeparator" w:id="0">
@@ -1534,9 +1551,6 @@
       <w:pPr>
         <w:spacing w:after="0" w:line="240" w:lineRule="auto"/>
       </w:pPr>
-      <w:r>
-        <w:continuationSeparator/>
-      </w:r>
     </w:p>
   </w:footnote>
 </w:footnotes>
@@ -1547,6 +1561,7 @@
   <w:p>
     <w:pPr>
       <w:pStyle w:val="Header"/>
+      <w:jc w:val="left"/>
       <w:rPr>
         <w:rFonts w:ascii="Calibri" w:hAnsi="Calibri" w:cs="Calibri"/>
         <w:color w:val="000000" w:themeColor="text1"/>
@@ -1556,56 +1571,12 @@
     <w:r>
       <w:rPr>
         <w:rFonts w:ascii="Arial" w:hAnsi="Arial" w:cs="Arial" w:eastAsia="Arial"/>
-        <w:color w:val="000000" w:themeColor="text1" w:themeTint="FF" w:themeShade="FF"/>
+        <w:b w:val="0"/>
+        <w:color w:val="59636E"/>
+        <w:sz w:val="18"/>
         <w:lang w:val="en-US"/>
       </w:rPr>
-      <w:t>Therapietrouw</w:t>
-    </w:r>
-    <w:r>
-      <w:rPr>
-        <w:rFonts w:ascii="Arial" w:hAnsi="Arial" w:cs="Arial" w:eastAsia="Arial"/>
-        <w:color w:val="000000" w:themeColor="text1" w:themeTint="FF" w:themeShade="FF"/>
-        <w:lang w:val="en-US"/>
-      </w:rPr>
-      <w:t xml:space="preserve"> </w:t>
-    </w:r>
-    <w:r>
-      <w:rPr>
-        <w:rFonts w:ascii="Arial" w:hAnsi="Arial" w:cs="Arial" w:eastAsia="Arial"/>
-        <w:color w:val="000000" w:themeColor="text1" w:themeTint="FF" w:themeShade="FF"/>
-        <w:lang w:val="en-US"/>
-      </w:rPr>
-      <w:t>Schoeisel</w:t>
-    </w:r>
-    <w:r>
-      <w:rPr>
-        <w:rFonts w:ascii="Arial" w:hAnsi="Arial" w:eastAsia="Arial" w:cs="Arial"/>
-        <w:color w:val="24303B"/>
-      </w:rPr>
-      <w:tab/>
-    </w:r>
-    <w:r>
-      <w:rPr>
-        <w:rFonts w:ascii="Arial" w:hAnsi="Arial" w:eastAsia="Arial" w:cs="Arial"/>
-        <w:color w:val="24303B"/>
-      </w:rPr>
-      <w:tab/>
-    </w:r>
-  </w:p>
-  <w:p>
-    <w:pPr>
-      <w:pStyle w:val="Header"/>
-      <w:rPr>
-        <w:lang w:val="en-US"/>
-      </w:rPr>
-    </w:pPr>
-    <w:r>
-      <w:rPr>
-        <w:rFonts w:ascii="Arial" w:hAnsi="Arial" w:eastAsia="Arial" w:cs="Arial"/>
-        <w:color w:val="24303B"/>
-        <w:lang w:val="en-US"/>
-      </w:rPr>
-      <w:tab/>
+      <w:t>PARADISE (S71769) — eCRF 31: Bevraging therapietrouw schoeisel</w:t>
     </w:r>
   </w:p>
 </w:hdr>

--- a/(e)CRF/Per visite/V8 - Opvolgvisite/31_Bevraging therapietrouw schoeisel.docx
+++ b/(e)CRF/Per visite/V8 - Opvolgvisite/31_Bevraging therapietrouw schoeisel.docx
@@ -1342,194 +1342,352 @@
 
 <file path=word/footer1.xml><?xml version="1.0" encoding="utf-8"?>
 <w:ftr xmlns:wpc="http://schemas.microsoft.com/office/word/2010/wordprocessingCanvas" xmlns:cx="http://schemas.microsoft.com/office/drawing/2014/chartex" xmlns:cx1="http://schemas.microsoft.com/office/drawing/2015/9/8/chartex" xmlns:cx2="http://schemas.microsoft.com/office/drawing/2015/10/21/chartex" xmlns:cx3="http://schemas.microsoft.com/office/drawing/2016/5/9/chartex" xmlns:cx4="http://schemas.microsoft.com/office/drawing/2016/5/10/chartex" xmlns:cx5="http://schemas.microsoft.com/office/drawing/2016/5/11/chartex" xmlns:cx6="http://schemas.microsoft.com/office/drawing/2016/5/12/chartex" xmlns:cx7="http://schemas.microsoft.com/office/drawing/2016/5/13/chartex" xmlns:cx8="http://schemas.microsoft.com/office/drawing/2016/5/14/chartex" xmlns:mc="http://schemas.openxmlformats.org/markup-compatibility/2006" xmlns:aink="http://schemas.microsoft.com/office/drawing/2016/ink" xmlns:am3d="http://schemas.microsoft.com/office/drawing/2017/model3d" xmlns:o="urn:schemas-microsoft-com:office:office" xmlns:oel="http://schemas.microsoft.com/office/2019/extlst" xmlns:r="http://schemas.openxmlformats.org/officeDocument/2006/relationships" xmlns:m="http://schemas.openxmlformats.org/officeDocument/2006/math" xmlns:v="urn:schemas-microsoft-com:vml" xmlns:wp14="http://schemas.microsoft.com/office/word/2010/wordprocessingDrawing" xmlns:wp="http://schemas.openxmlformats.org/drawingml/2006/wordprocessingDrawing" xmlns:w10="urn:schemas-microsoft-com:office:word" xmlns:w="http://schemas.openxmlformats.org/wordprocessingml/2006/main" xmlns:w14="http://schemas.microsoft.com/office/word/2010/wordml" xmlns:w15="http://schemas.microsoft.com/office/word/2012/wordml" xmlns:w16cex="http://schemas.microsoft.com/office/word/2018/wordml/cex" xmlns:w16cid="http://schemas.microsoft.com/office/word/2016/wordml/cid" xmlns:w16="http://schemas.microsoft.com/office/word/2018/wordml" xmlns:w16du="http://schemas.microsoft.com/office/word/2023/wordml/word16du" xmlns:w16sdtdh="http://schemas.microsoft.com/office/word/2020/wordml/sdtdatahash" xmlns:w16sdtfl="http://schemas.microsoft.com/office/word/2024/wordml/sdtformatlock" xmlns:w16se="http://schemas.microsoft.com/office/word/2015/wordml/symex" xmlns:wpg="http://schemas.microsoft.com/office/word/2010/wordprocessingGroup" xmlns:wpi="http://schemas.microsoft.com/office/word/2010/wordprocessingInk" xmlns:wne="http://schemas.microsoft.com/office/word/2006/wordml" xmlns:wps="http://schemas.microsoft.com/office/word/2010/wordprocessingShape" mc:Ignorable="w14 w15 w16se w16cid w16 w16cex w16sdtdh w16sdtfl w16du wp14">
-  <w:sdt>
-    <w:sdtPr>
-      <w:id w:val="-1607257251"/>
-      <w:docPartObj>
-        <w:docPartGallery w:val="Page Numbers (Bottom of Page)"/>
-        <w:docPartUnique/>
-      </w:docPartObj>
-    </w:sdtPr>
-    <w:sdtEndPr>
-      <w:rPr>
-        <w:color w:val="7F7F7F" w:themeColor="background1" w:themeShade="7F"/>
-        <w:spacing w:val="60"/>
-      </w:rPr>
-    </w:sdtEndPr>
-    <w:sdtContent>
-      <w:p>
-        <w:pPr>
-          <w:pStyle w:val="Footer"/>
-          <w:pBdr>
-            <w:top w:val="single" w:color="D9D9D9" w:themeColor="background1" w:themeShade="D9" w:sz="4" w:space="1"/>
-          </w:pBdr>
-          <w:jc w:val="right"/>
-        </w:pPr>
-        <w:r>
-          <w:rPr>
-            <w:rFonts w:ascii="Calibri" w:hAnsi="Calibri" w:cs="Calibri"/>
-            <w:color w:val="000000" w:themeColor="text1"/>
-          </w:rPr>
-          <w:fldChar w:fldCharType="begin"/>
-        </w:r>
-        <w:r>
-          <w:rPr>
-            <w:rFonts w:ascii="Calibri" w:hAnsi="Calibri" w:cs="Calibri"/>
-            <w:color w:val="000000" w:themeColor="text1"/>
-          </w:rPr>
-          <w:instrText xml:space="preserve"> PAGE   \* MERGEFORMAT </w:instrText>
-        </w:r>
-        <w:r>
-          <w:rPr>
-            <w:rFonts w:ascii="Calibri" w:hAnsi="Calibri" w:cs="Calibri"/>
-            <w:color w:val="000000" w:themeColor="text1"/>
-          </w:rPr>
-          <w:fldChar w:fldCharType="separate"/>
-        </w:r>
-        <w:r>
-          <w:rPr>
-            <w:rFonts w:ascii="Calibri" w:hAnsi="Calibri" w:cs="Calibri"/>
-            <w:noProof/>
-            <w:color w:val="000000" w:themeColor="text1"/>
-          </w:rPr>
-          <w:t>2</w:t>
-        </w:r>
-        <w:r>
-          <w:rPr>
-            <w:rFonts w:ascii="Calibri" w:hAnsi="Calibri" w:cs="Calibri"/>
-            <w:noProof/>
-            <w:color w:val="000000" w:themeColor="text1"/>
-          </w:rPr>
-          <w:fldChar w:fldCharType="end"/>
-        </w:r>
-        <w:r>
-          <w:rPr>
-            <w:rFonts w:ascii="Calibri" w:hAnsi="Calibri" w:cs="Calibri"/>
-            <w:color w:val="000000" w:themeColor="text1"/>
-          </w:rPr>
-          <w:t xml:space="preserve"> | </w:t>
-        </w:r>
-        <w:r>
-          <w:rPr>
-            <w:rFonts w:ascii="Calibri" w:hAnsi="Calibri" w:cs="Calibri"/>
-            <w:color w:val="000000" w:themeColor="text1"/>
-            <w:spacing w:val="60"/>
-          </w:rPr>
-          <w:t>2</w:t>
-        </w:r>
-      </w:p>
-    </w:sdtContent>
-  </w:sdt>
   <w:p>
     <w:pPr>
-      <w:pStyle w:val="Footer"/>
-      <w:jc w:val="center"/>
+      <w:pBdr>
+        <w:top w:val="single" w:sz="6" w:space="6" w:color="C4CED8"/>
+      </w:pBdr>
     </w:pPr>
     <w:r>
       <w:rPr>
-        <w:rFonts w:ascii="Arial" w:hAnsi="Arial" w:eastAsia="Arial" w:cs="Arial"/>
-        <w:b w:val="0"/>
-        <w:color w:val="59636E"/>
-        <w:sz w:val="18"/>
-      </w:rPr>
-      <w:t xml:space="preserve">Pagina </w:t>
+        <w:noProof/>
+      </w:rPr>
+      <w:drawing>
+        <wp:anchor distT="0" distB="0" distL="114300" distR="114300" simplePos="0" relativeHeight="251659264" behindDoc="0" locked="0" layoutInCell="1" allowOverlap="1" wp14:anchorId="4A8142CD" wp14:editId="6CB4EA88">
+          <wp:simplePos x="0" y="0"/>
+          <wp:positionH relativeFrom="column">
+            <wp:posOffset>5527362</wp:posOffset>
+          </wp:positionH>
+          <wp:positionV relativeFrom="paragraph">
+            <wp:posOffset>66098</wp:posOffset>
+          </wp:positionV>
+          <wp:extent cx="1272540" cy="484505"/>
+          <wp:effectExtent l="0" t="0" r="3810" b="0"/>
+          <wp:wrapSquare wrapText="bothSides"/>
+          <wp:docPr id="1206673644" name="Afbeelding 7"/>
+          <wp:cNvGraphicFramePr>
+            <a:graphicFrameLocks xmlns:a="http://schemas.openxmlformats.org/drawingml/2006/main" noChangeAspect="1"/>
+          </wp:cNvGraphicFramePr>
+          <a:graphic xmlns:a="http://schemas.openxmlformats.org/drawingml/2006/main">
+            <a:graphicData uri="http://schemas.openxmlformats.org/drawingml/2006/picture">
+              <pic:pic xmlns:pic="http://schemas.openxmlformats.org/drawingml/2006/picture">
+                <pic:nvPicPr>
+                  <pic:cNvPr id="1340115081" name="Afbeelding 1340115081"/>
+                  <pic:cNvPicPr/>
+                </pic:nvPicPr>
+                <pic:blipFill rotWithShape="1">
+                  <a:blip r:embed="rIdTplImgC">
+                    <a:extLst>
+                      <a:ext uri="{28A0092B-C50C-407E-A947-70E740481C1C}">
+                        <a14:useLocalDpi xmlns:a14="http://schemas.microsoft.com/office/drawing/2010/main" val="0"/>
+                      </a:ext>
+                    </a:extLst>
+                  </a:blip>
+                  <a:srcRect l="8409" t="28983" b="36048"/>
+                  <a:stretch>
+                    <a:fillRect/>
+                  </a:stretch>
+                </pic:blipFill>
+                <pic:spPr bwMode="auto">
+                  <a:xfrm>
+                    <a:off x="0" y="0"/>
+                    <a:ext cx="1272540" cy="484505"/>
+                  </a:xfrm>
+                  <a:prstGeom prst="rect">
+                    <a:avLst/>
+                  </a:prstGeom>
+                  <a:ln>
+                    <a:noFill/>
+                  </a:ln>
+                  <a:extLst>
+                    <a:ext uri="{53640926-AAD7-44D8-BBD7-CCE9431645EC}">
+                      <a14:shadowObscured xmlns:a14="http://schemas.microsoft.com/office/drawing/2010/main"/>
+                    </a:ext>
+                  </a:extLst>
+                </pic:spPr>
+              </pic:pic>
+            </a:graphicData>
+          </a:graphic>
+          <wp14:sizeRelH relativeFrom="page">
+            <wp14:pctWidth>0</wp14:pctWidth>
+          </wp14:sizeRelH>
+          <wp14:sizeRelV relativeFrom="page">
+            <wp14:pctHeight>0</wp14:pctHeight>
+          </wp14:sizeRelV>
+        </wp:anchor>
+      </w:drawing>
     </w:r>
     <w:r>
       <w:rPr>
-        <w:rFonts w:ascii="Arial" w:hAnsi="Arial" w:eastAsia="Arial" w:cs="Arial"/>
-        <w:b w:val="0"/>
         <w:color w:val="59636E"/>
-        <w:sz w:val="18"/>
+        <w:sz w:val="16"/>
+        <w:szCs w:val="16"/>
+      </w:rPr>
+      <w:t>PARADISE-</w:t>
+    </w:r>
+    <w:proofErr w:type="gramStart"/>
+    <w:r>
+      <w:rPr>
+        <w:color w:val="59636E"/>
+        <w:sz w:val="16"/>
+        <w:szCs w:val="16"/>
+      </w:rPr>
+      <w:t>studie  ·</w:t>
+    </w:r>
+    <w:proofErr w:type="gramEnd"/>
+    <w:r>
+      <w:rPr>
+        <w:color w:val="59636E"/>
+        <w:sz w:val="16"/>
+        <w:szCs w:val="16"/>
+      </w:rPr>
+      <w:t xml:space="preserve">  eCRF 31: Bevraging therapietrouw schoeisel </w:t>
+    </w:r>
+    <w:proofErr w:type="gramStart"/>
+    <w:r>
+      <w:rPr>
+        <w:color w:val="59636E"/>
+        <w:sz w:val="16"/>
+        <w:szCs w:val="16"/>
+      </w:rPr>
+      <w:t>·</w:t>
+    </w:r>
+    <w:proofErr w:type="gramEnd"/>
+    <w:r>
+      <w:rPr>
+        <w:color w:val="59636E"/>
+        <w:sz w:val="16"/>
+        <w:szCs w:val="16"/>
+      </w:rPr>
+      <w:t xml:space="preserve">  Versie </w:t>
+    </w:r>
+    <w:proofErr w:type="gramStart"/>
+    <w:r>
+      <w:rPr>
+        <w:i/>
+        <w:iCs/>
+        <w:color w:val="59636E"/>
+        <w:sz w:val="16"/>
+        <w:szCs w:val="16"/>
+      </w:rPr>
+      <w:t xml:space="preserve">[ </w:t>
+    </w:r>
+    <w:r>
+      <w:rPr>
+        <w:i/>
+        <w:iCs/>
+        <w:color w:val="59636E"/>
+        <w:sz w:val="16"/>
+        <w:szCs w:val="16"/>
+      </w:rPr>
+      <w:t>1.0</w:t>
+    </w:r>
+    <w:proofErr w:type="gramEnd"/>
+    <w:r>
+      <w:rPr>
+        <w:i/>
+        <w:iCs/>
+        <w:color w:val="59636E"/>
+        <w:sz w:val="16"/>
+        <w:szCs w:val="16"/>
+      </w:rPr>
+      <w:t xml:space="preserve"> </w:t>
+    </w:r>
+    <w:proofErr w:type="gramStart"/>
+    <w:r>
+      <w:rPr>
+        <w:i/>
+        <w:iCs/>
+        <w:color w:val="59636E"/>
+        <w:sz w:val="16"/>
+        <w:szCs w:val="16"/>
+      </w:rPr>
+      <w:t>]</w:t>
+    </w:r>
+    <w:r>
+      <w:rPr>
+        <w:color w:val="59636E"/>
+        <w:sz w:val="16"/>
+        <w:szCs w:val="16"/>
+      </w:rPr>
+      <w:t xml:space="preserve">  ·</w:t>
+    </w:r>
+    <w:proofErr w:type="gramEnd"/>
+    <w:r>
+      <w:rPr>
+        <w:color w:val="59636E"/>
+        <w:sz w:val="16"/>
+        <w:szCs w:val="16"/>
+      </w:rPr>
+      <w:t xml:space="preserve">  </w:t>
+    </w:r>
+    <w:proofErr w:type="gramStart"/>
+    <w:r>
+      <w:rPr>
+        <w:i/>
+        <w:iCs/>
+        <w:color w:val="59636E"/>
+        <w:sz w:val="16"/>
+        <w:szCs w:val="16"/>
+      </w:rPr>
+      <w:t xml:space="preserve">[ </w:t>
+    </w:r>
+    <w:r>
+      <w:rPr>
+        <w:i/>
+        <w:iCs/>
+        <w:color w:val="59636E"/>
+        <w:sz w:val="16"/>
+        <w:szCs w:val="16"/>
+      </w:rPr>
+      <w:t>27</w:t>
+    </w:r>
+    <w:proofErr w:type="gramEnd"/>
+    <w:r>
+      <w:rPr>
+        <w:i/>
+        <w:iCs/>
+        <w:color w:val="59636E"/>
+        <w:sz w:val="16"/>
+        <w:szCs w:val="16"/>
+      </w:rPr>
+      <w:t>/07/</w:t>
+    </w:r>
+    <w:proofErr w:type="gramStart"/>
+    <w:r>
+      <w:rPr>
+        <w:i/>
+        <w:iCs/>
+        <w:color w:val="59636E"/>
+        <w:sz w:val="16"/>
+        <w:szCs w:val="16"/>
+      </w:rPr>
+      <w:t>2026</w:t>
+    </w:r>
+    <w:r>
+      <w:rPr>
+        <w:i/>
+        <w:iCs/>
+        <w:color w:val="59636E"/>
+        <w:sz w:val="16"/>
+        <w:szCs w:val="16"/>
+      </w:rPr>
+      <w:t xml:space="preserve"> ]</w:t>
+    </w:r>
+    <w:proofErr w:type="gramEnd"/>
+    <w:r>
+      <w:rPr>
+        <w:color w:val="59636E"/>
+        <w:sz w:val="16"/>
+        <w:szCs w:val="16"/>
+      </w:rPr>
+      <w:t xml:space="preserve">  </w:t>
+    </w:r>
+    <w:proofErr w:type="gramStart"/>
+    <w:r>
+      <w:rPr>
+        <w:color w:val="59636E"/>
+        <w:sz w:val="16"/>
+        <w:szCs w:val="16"/>
+      </w:rPr>
+      <w:t>·  Pagina</w:t>
+    </w:r>
+    <w:proofErr w:type="gramEnd"/>
+    <w:r>
+      <w:rPr>
+        <w:color w:val="59636E"/>
+        <w:sz w:val="16"/>
+        <w:szCs w:val="16"/>
+      </w:rPr>
+      <w:t xml:space="preserve"> </w:t>
+    </w:r>
+    <w:r>
+      <w:rPr>
+        <w:color w:val="59636E"/>
+        <w:sz w:val="16"/>
+        <w:szCs w:val="16"/>
       </w:rPr>
       <w:fldChar w:fldCharType="begin"/>
     </w:r>
     <w:r>
       <w:rPr>
-        <w:rFonts w:ascii="Arial" w:hAnsi="Arial" w:eastAsia="Arial" w:cs="Arial"/>
-        <w:b w:val="0"/>
         <w:color w:val="59636E"/>
-        <w:sz w:val="18"/>
-      </w:rPr>
-      <w:instrText xml:space="preserve"> PAGE </w:instrText>
+        <w:sz w:val="16"/>
+        <w:szCs w:val="16"/>
+      </w:rPr>
+      <w:instrText>PAGE</w:instrText>
     </w:r>
     <w:r>
       <w:rPr>
-        <w:rFonts w:ascii="Arial" w:hAnsi="Arial" w:eastAsia="Arial" w:cs="Arial"/>
-        <w:b w:val="0"/>
         <w:color w:val="59636E"/>
-        <w:sz w:val="18"/>
+        <w:sz w:val="16"/>
+        <w:szCs w:val="16"/>
       </w:rPr>
       <w:fldChar w:fldCharType="separate"/>
     </w:r>
     <w:r>
       <w:rPr>
-        <w:rFonts w:ascii="Arial" w:hAnsi="Arial" w:eastAsia="Arial" w:cs="Arial"/>
-        <w:b w:val="0"/>
+        <w:noProof/>
         <w:color w:val="59636E"/>
-        <w:sz w:val="18"/>
+        <w:sz w:val="16"/>
+        <w:szCs w:val="16"/>
       </w:rPr>
       <w:t>1</w:t>
     </w:r>
     <w:r>
       <w:rPr>
-        <w:rFonts w:ascii="Arial" w:hAnsi="Arial" w:eastAsia="Arial" w:cs="Arial"/>
-        <w:b w:val="0"/>
         <w:color w:val="59636E"/>
-        <w:sz w:val="18"/>
+        <w:sz w:val="16"/>
+        <w:szCs w:val="16"/>
       </w:rPr>
       <w:fldChar w:fldCharType="end"/>
     </w:r>
     <w:r>
       <w:rPr>
-        <w:rFonts w:ascii="Arial" w:hAnsi="Arial" w:eastAsia="Arial" w:cs="Arial"/>
-        <w:b w:val="0"/>
         <w:color w:val="59636E"/>
-        <w:sz w:val="18"/>
+        <w:sz w:val="16"/>
+        <w:szCs w:val="16"/>
       </w:rPr>
       <w:t xml:space="preserve"> van </w:t>
     </w:r>
     <w:r>
       <w:rPr>
-        <w:rFonts w:ascii="Arial" w:hAnsi="Arial" w:eastAsia="Arial" w:cs="Arial"/>
-        <w:b w:val="0"/>
         <w:color w:val="59636E"/>
-        <w:sz w:val="18"/>
+        <w:sz w:val="16"/>
+        <w:szCs w:val="16"/>
       </w:rPr>
       <w:fldChar w:fldCharType="begin"/>
     </w:r>
     <w:r>
       <w:rPr>
-        <w:rFonts w:ascii="Arial" w:hAnsi="Arial" w:eastAsia="Arial" w:cs="Arial"/>
-        <w:b w:val="0"/>
         <w:color w:val="59636E"/>
-        <w:sz w:val="18"/>
-      </w:rPr>
-      <w:instrText xml:space="preserve"> NUMPAGES </w:instrText>
+        <w:sz w:val="16"/>
+        <w:szCs w:val="16"/>
+      </w:rPr>
+      <w:instrText>NUMPAGES</w:instrText>
     </w:r>
     <w:r>
       <w:rPr>
-        <w:rFonts w:ascii="Arial" w:hAnsi="Arial" w:eastAsia="Arial" w:cs="Arial"/>
-        <w:b w:val="0"/>
         <w:color w:val="59636E"/>
-        <w:sz w:val="18"/>
+        <w:sz w:val="16"/>
+        <w:szCs w:val="16"/>
       </w:rPr>
       <w:fldChar w:fldCharType="separate"/>
     </w:r>
     <w:r>
       <w:rPr>
-        <w:rFonts w:ascii="Arial" w:hAnsi="Arial" w:eastAsia="Arial" w:cs="Arial"/>
-        <w:b w:val="0"/>
+        <w:noProof/>
         <w:color w:val="59636E"/>
-        <w:sz w:val="18"/>
-      </w:rPr>
-      <w:t>1</w:t>
+        <w:sz w:val="16"/>
+        <w:szCs w:val="16"/>
+      </w:rPr>
+      <w:t>2</w:t>
     </w:r>
     <w:r>
       <w:rPr>
-        <w:rFonts w:ascii="Arial" w:hAnsi="Arial" w:eastAsia="Arial" w:cs="Arial"/>
-        <w:b w:val="0"/>
         <w:color w:val="59636E"/>
-        <w:sz w:val="18"/>
+        <w:sz w:val="16"/>
+        <w:szCs w:val="16"/>
       </w:rPr>
       <w:fldChar w:fldCharType="end"/>
     </w:r>
@@ -1560,23 +1718,127 @@
 <w:hdr xmlns:wpc="http://schemas.microsoft.com/office/word/2010/wordprocessingCanvas" xmlns:cx="http://schemas.microsoft.com/office/drawing/2014/chartex" xmlns:cx1="http://schemas.microsoft.com/office/drawing/2015/9/8/chartex" xmlns:cx2="http://schemas.microsoft.com/office/drawing/2015/10/21/chartex" xmlns:cx3="http://schemas.microsoft.com/office/drawing/2016/5/9/chartex" xmlns:cx4="http://schemas.microsoft.com/office/drawing/2016/5/10/chartex" xmlns:cx5="http://schemas.microsoft.com/office/drawing/2016/5/11/chartex" xmlns:cx6="http://schemas.microsoft.com/office/drawing/2016/5/12/chartex" xmlns:cx7="http://schemas.microsoft.com/office/drawing/2016/5/13/chartex" xmlns:cx8="http://schemas.microsoft.com/office/drawing/2016/5/14/chartex" xmlns:mc="http://schemas.openxmlformats.org/markup-compatibility/2006" xmlns:aink="http://schemas.microsoft.com/office/drawing/2016/ink" xmlns:am3d="http://schemas.microsoft.com/office/drawing/2017/model3d" xmlns:o="urn:schemas-microsoft-com:office:office" xmlns:oel="http://schemas.microsoft.com/office/2019/extlst" xmlns:r="http://schemas.openxmlformats.org/officeDocument/2006/relationships" xmlns:m="http://schemas.openxmlformats.org/officeDocument/2006/math" xmlns:v="urn:schemas-microsoft-com:vml" xmlns:wp14="http://schemas.microsoft.com/office/word/2010/wordprocessingDrawing" xmlns:wp="http://schemas.openxmlformats.org/drawingml/2006/wordprocessingDrawing" xmlns:w10="urn:schemas-microsoft-com:office:word" xmlns:w="http://schemas.openxmlformats.org/wordprocessingml/2006/main" xmlns:w14="http://schemas.microsoft.com/office/word/2010/wordml" xmlns:w15="http://schemas.microsoft.com/office/word/2012/wordml" xmlns:w16cex="http://schemas.microsoft.com/office/word/2018/wordml/cex" xmlns:w16cid="http://schemas.microsoft.com/office/word/2016/wordml/cid" xmlns:w16="http://schemas.microsoft.com/office/word/2018/wordml" xmlns:w16du="http://schemas.microsoft.com/office/word/2023/wordml/word16du" xmlns:w16sdtdh="http://schemas.microsoft.com/office/word/2020/wordml/sdtdatahash" xmlns:w16sdtfl="http://schemas.microsoft.com/office/word/2024/wordml/sdtformatlock" xmlns:w16se="http://schemas.microsoft.com/office/word/2015/wordml/symex" xmlns:wpg="http://schemas.microsoft.com/office/word/2010/wordprocessingGroup" xmlns:wpi="http://schemas.microsoft.com/office/word/2010/wordprocessingInk" xmlns:wne="http://schemas.microsoft.com/office/word/2006/wordml" xmlns:wps="http://schemas.microsoft.com/office/word/2010/wordprocessingShape" mc:Ignorable="w14 w15 w16se w16cid w16 w16cex w16sdtdh w16sdtfl w16du wp14">
   <w:p>
     <w:pPr>
-      <w:pStyle w:val="Header"/>
-      <w:jc w:val="left"/>
-      <w:rPr>
-        <w:rFonts w:ascii="Calibri" w:hAnsi="Calibri" w:cs="Calibri"/>
-        <w:color w:val="000000" w:themeColor="text1"/>
-        <w:lang w:val="en-US"/>
-      </w:rPr>
+      <w:pStyle w:val="Koptekst"/>
+      <w:jc w:val="right"/>
     </w:pPr>
     <w:r>
       <w:rPr>
-        <w:rFonts w:ascii="Arial" w:hAnsi="Arial" w:cs="Arial" w:eastAsia="Arial"/>
-        <w:b w:val="0"/>
-        <w:color w:val="59636E"/>
-        <w:sz w:val="18"/>
-        <w:lang w:val="en-US"/>
-      </w:rPr>
-      <w:t>PARADISE (S71769) — eCRF 31: Bevraging therapietrouw schoeisel</w:t>
+        <w:noProof/>
+      </w:rPr>
+      <w:drawing>
+        <wp:anchor distT="0" distB="0" distL="114300" distR="114300" simplePos="0" relativeHeight="251658240" behindDoc="1" locked="0" layoutInCell="1" allowOverlap="1" wp14:anchorId="755D2A89" wp14:editId="42F71064">
+          <wp:simplePos x="0" y="0"/>
+          <wp:positionH relativeFrom="margin">
+            <wp:align>left</wp:align>
+          </wp:positionH>
+          <wp:positionV relativeFrom="paragraph">
+            <wp:posOffset>-20955</wp:posOffset>
+          </wp:positionV>
+          <wp:extent cx="1615079" cy="720000"/>
+          <wp:effectExtent l="0" t="0" r="0" b="0"/>
+          <wp:wrapTight wrapText="bothSides">
+            <wp:wrapPolygon edited="0">
+              <wp:start x="510" y="1716"/>
+              <wp:lineTo x="255" y="5719"/>
+              <wp:lineTo x="764" y="20018"/>
+              <wp:lineTo x="8664" y="20018"/>
+              <wp:lineTo x="13250" y="18874"/>
+              <wp:lineTo x="20895" y="14298"/>
+              <wp:lineTo x="20895" y="9151"/>
+              <wp:lineTo x="14015" y="4004"/>
+              <wp:lineTo x="8664" y="1716"/>
+              <wp:lineTo x="510" y="1716"/>
+            </wp:wrapPolygon>
+          </wp:wrapTight>
+          <wp:docPr id="1820294796" name="Afbeelding 5"/>
+          <wp:cNvGraphicFramePr>
+            <a:graphicFrameLocks xmlns:a="http://schemas.openxmlformats.org/drawingml/2006/main" noChangeAspect="1"/>
+          </wp:cNvGraphicFramePr>
+          <a:graphic xmlns:a="http://schemas.openxmlformats.org/drawingml/2006/main">
+            <a:graphicData uri="http://schemas.openxmlformats.org/drawingml/2006/picture">
+              <pic:pic xmlns:pic="http://schemas.openxmlformats.org/drawingml/2006/picture">
+                <pic:nvPicPr>
+                  <pic:cNvPr id="1820294796" name="Afbeelding 1820294796"/>
+                  <pic:cNvPicPr/>
+                </pic:nvPicPr>
+                <pic:blipFill>
+                  <a:blip r:embed="rIdTplImgA">
+                    <a:extLst>
+                      <a:ext uri="{28A0092B-C50C-407E-A947-70E740481C1C}">
+                        <a14:useLocalDpi xmlns:a14="http://schemas.microsoft.com/office/drawing/2010/main" val="0"/>
+                      </a:ext>
+                    </a:extLst>
+                  </a:blip>
+                  <a:stretch>
+                    <a:fillRect/>
+                  </a:stretch>
+                </pic:blipFill>
+                <pic:spPr>
+                  <a:xfrm>
+                    <a:off x="0" y="0"/>
+                    <a:ext cx="1615079" cy="720000"/>
+                  </a:xfrm>
+                  <a:prstGeom prst="rect">
+                    <a:avLst/>
+                  </a:prstGeom>
+                </pic:spPr>
+              </pic:pic>
+            </a:graphicData>
+          </a:graphic>
+          <wp14:sizeRelH relativeFrom="page">
+            <wp14:pctWidth>0</wp14:pctWidth>
+          </wp14:sizeRelH>
+          <wp14:sizeRelV relativeFrom="page">
+            <wp14:pctHeight>0</wp14:pctHeight>
+          </wp14:sizeRelV>
+        </wp:anchor>
+      </w:drawing>
+    </w:r>
+    <w:r>
+      <w:rPr>
+        <w:noProof/>
+      </w:rPr>
+      <w:drawing>
+        <wp:inline distT="0" distB="0" distL="0" distR="0" wp14:anchorId="4E8F3C53" wp14:editId="680A2799">
+          <wp:extent cx="2525825" cy="720000"/>
+          <wp:effectExtent l="0" t="0" r="0" b="4445"/>
+          <wp:docPr id="328170997" name="Afbeelding 6"/>
+          <wp:cNvGraphicFramePr>
+            <a:graphicFrameLocks xmlns:a="http://schemas.openxmlformats.org/drawingml/2006/main" noChangeAspect="1"/>
+          </wp:cNvGraphicFramePr>
+          <a:graphic xmlns:a="http://schemas.openxmlformats.org/drawingml/2006/main">
+            <a:graphicData uri="http://schemas.openxmlformats.org/drawingml/2006/picture">
+              <pic:pic xmlns:pic="http://schemas.openxmlformats.org/drawingml/2006/picture">
+                <pic:nvPicPr>
+                  <pic:cNvPr id="328170997" name="Afbeelding 328170997"/>
+                  <pic:cNvPicPr/>
+                </pic:nvPicPr>
+                <pic:blipFill>
+                  <a:blip r:embed="rIdTplImgB">
+                    <a:extLst>
+                      <a:ext uri="{28A0092B-C50C-407E-A947-70E740481C1C}">
+                        <a14:useLocalDpi xmlns:a14="http://schemas.microsoft.com/office/drawing/2010/main" val="0"/>
+                      </a:ext>
+                    </a:extLst>
+                  </a:blip>
+                  <a:stretch>
+                    <a:fillRect/>
+                  </a:stretch>
+                </pic:blipFill>
+                <pic:spPr>
+                  <a:xfrm>
+                    <a:off x="0" y="0"/>
+                    <a:ext cx="2525825" cy="720000"/>
+                  </a:xfrm>
+                  <a:prstGeom prst="rect">
+                    <a:avLst/>
+                  </a:prstGeom>
+                </pic:spPr>
+              </pic:pic>
+            </a:graphicData>
+          </a:graphic>
+        </wp:inline>
+      </w:drawing>
     </w:r>
   </w:p>
 </w:hdr>

--- a/(e)CRF/Per visite/V8 - Opvolgvisite/31_Bevraging therapietrouw schoeisel.docx
+++ b/(e)CRF/Per visite/V8 - Opvolgvisite/31_Bevraging therapietrouw schoeisel.docx
@@ -1356,7 +1356,7 @@
         <wp:anchor distT="0" distB="0" distL="114300" distR="114300" simplePos="0" relativeHeight="251659264" behindDoc="0" locked="0" layoutInCell="1" allowOverlap="1" wp14:anchorId="4A8142CD" wp14:editId="6CB4EA88">
           <wp:simplePos x="0" y="0"/>
           <wp:positionH relativeFrom="column">
-            <wp:posOffset>5527362</wp:posOffset>
+            <wp:posOffset>5351825</wp:posOffset>
           </wp:positionH>
           <wp:positionV relativeFrom="paragraph">
             <wp:posOffset>66098</wp:posOffset>

--- a/(e)CRF/Per visite/V8 - Opvolgvisite/31_Bevraging therapietrouw schoeisel.docx
+++ b/(e)CRF/Per visite/V8 - Opvolgvisite/31_Bevraging therapietrouw schoeisel.docx
@@ -1,26 +1,24 @@
 
 <file path=word/document.xml><?xml version="1.0" encoding="utf-8"?>
-<w:document xmlns:wpc="http://schemas.microsoft.com/office/word/2010/wordprocessingCanvas" xmlns:cx="http://schemas.microsoft.com/office/drawing/2014/chartex" xmlns:cx1="http://schemas.microsoft.com/office/drawing/2015/9/8/chartex" xmlns:cx2="http://schemas.microsoft.com/office/drawing/2015/10/21/chartex" xmlns:cx3="http://schemas.microsoft.com/office/drawing/2016/5/9/chartex" xmlns:cx4="http://schemas.microsoft.com/office/drawing/2016/5/10/chartex" xmlns:cx5="http://schemas.microsoft.com/office/drawing/2016/5/11/chartex" xmlns:cx6="http://schemas.microsoft.com/office/drawing/2016/5/12/chartex" xmlns:cx7="http://schemas.microsoft.com/office/drawing/2016/5/13/chartex" xmlns:cx8="http://schemas.microsoft.com/office/drawing/2016/5/14/chartex" xmlns:mc="http://schemas.openxmlformats.org/markup-compatibility/2006" xmlns:aink="http://schemas.microsoft.com/office/drawing/2016/ink" xmlns:am3d="http://schemas.microsoft.com/office/drawing/2017/model3d" xmlns:o="urn:schemas-microsoft-com:office:office" xmlns:oel="http://schemas.microsoft.com/office/2019/extlst" xmlns:r="http://schemas.openxmlformats.org/officeDocument/2006/relationships" xmlns:m="http://schemas.openxmlformats.org/officeDocument/2006/math" xmlns:v="urn:schemas-microsoft-com:vml" xmlns:wp14="http://schemas.microsoft.com/office/word/2010/wordprocessingDrawing" xmlns:wp="http://schemas.openxmlformats.org/drawingml/2006/wordprocessingDrawing" xmlns:w10="urn:schemas-microsoft-com:office:word" xmlns:w="http://schemas.openxmlformats.org/wordprocessingml/2006/main" xmlns:w14="http://schemas.microsoft.com/office/word/2010/wordml" xmlns:w15="http://schemas.microsoft.com/office/word/2012/wordml" xmlns:w16cex="http://schemas.microsoft.com/office/word/2018/wordml/cex" xmlns:w16cid="http://schemas.microsoft.com/office/word/2016/wordml/cid" xmlns:w16="http://schemas.microsoft.com/office/word/2018/wordml" xmlns:w16du="http://schemas.microsoft.com/office/word/2023/wordml/word16du" xmlns:w16sdtdh="http://schemas.microsoft.com/office/word/2020/wordml/sdtdatahash" xmlns:w16sdtfl="http://schemas.microsoft.com/office/word/2024/wordml/sdtformatlock" xmlns:w16se="http://schemas.microsoft.com/office/word/2015/wordml/symex" xmlns:wpg="http://schemas.microsoft.com/office/word/2010/wordprocessingGroup" xmlns:wpi="http://schemas.microsoft.com/office/word/2010/wordprocessingInk" xmlns:wne="http://schemas.microsoft.com/office/word/2006/wordml" xmlns:wps="http://schemas.microsoft.com/office/word/2010/wordprocessingShape" mc:Ignorable="w14 w15 w16se w16cid w16 w16cex w16sdtdh w16sdtfl w16du wp14">
+<w:document xmlns:wpc="http://schemas.microsoft.com/office/word/2010/wordprocessingCanvas" xmlns:cx="http://schemas.microsoft.com/office/drawing/2014/chartex" xmlns:cx1="http://schemas.microsoft.com/office/drawing/2015/9/8/chartex" xmlns:cx2="http://schemas.microsoft.com/office/drawing/2015/10/21/chartex" xmlns:cx3="http://schemas.microsoft.com/office/drawing/2016/5/9/chartex" xmlns:cx4="http://schemas.microsoft.com/office/drawing/2016/5/10/chartex" xmlns:cx5="http://schemas.microsoft.com/office/drawing/2016/5/11/chartex" xmlns:cx6="http://schemas.microsoft.com/office/drawing/2016/5/12/chartex" xmlns:cx7="http://schemas.microsoft.com/office/drawing/2016/5/13/chartex" xmlns:cx8="http://schemas.microsoft.com/office/drawing/2016/5/14/chartex" xmlns:mc="http://schemas.openxmlformats.org/markup-compatibility/2006" xmlns:aink="http://schemas.microsoft.com/office/drawing/2016/ink" xmlns:am3d="http://schemas.microsoft.com/office/drawing/2017/model3d" xmlns:o="urn:schemas-microsoft-com:office:office" xmlns:oel="http://schemas.microsoft.com/office/2019/extlst" xmlns:r="http://schemas.openxmlformats.org/officeDocument/2006/relationships" xmlns:m="http://schemas.openxmlformats.org/officeDocument/2006/math" xmlns:v="urn:schemas-microsoft-com:vml" xmlns:wp14="http://schemas.microsoft.com/office/word/2010/wordprocessingDrawing" xmlns:wp="http://schemas.openxmlformats.org/drawingml/2006/wordprocessingDrawing" xmlns:w10="urn:schemas-microsoft-com:office:word" xmlns:w="http://schemas.openxmlformats.org/wordprocessingml/2006/main" xmlns:w14="http://schemas.microsoft.com/office/word/2010/wordml" xmlns:w15="http://schemas.microsoft.com/office/word/2012/wordml" xmlns:w16cei="http://schemas.microsoft.com/office/word/2026/wordml/cei" xmlns:w16cex="http://schemas.microsoft.com/office/word/2018/wordml/cex" xmlns:w16cid="http://schemas.microsoft.com/office/word/2016/wordml/cid" xmlns:w16="http://schemas.microsoft.com/office/word/2018/wordml" xmlns:w16du="http://schemas.microsoft.com/office/word/2023/wordml/word16du" xmlns:w16sdtdh="http://schemas.microsoft.com/office/word/2020/wordml/sdtdatahash" xmlns:w16sdtfl="http://schemas.microsoft.com/office/word/2024/wordml/sdtformatlock" xmlns:w16se="http://schemas.microsoft.com/office/word/2015/wordml/symex" xmlns:wpg="http://schemas.microsoft.com/office/word/2010/wordprocessingGroup" xmlns:wpi="http://schemas.microsoft.com/office/word/2010/wordprocessingInk" xmlns:wne="http://schemas.microsoft.com/office/word/2006/wordml" xmlns:wps="http://schemas.microsoft.com/office/word/2010/wordprocessingShape" mc:Ignorable="w14 w15 w16se w16cid w16 w16cex w16sdtdh w16sdtfl w16du wp14">
   <w:body>
     <w:p>
       <w:pPr>
         <w:spacing w:after="120" w:line="360" w:lineRule="auto"/>
         <w:jc w:val="center"/>
         <w:rPr>
-          <w:rFonts w:ascii="Calibri" w:hAnsi="Calibri" w:cs="Calibri"/>
-          <w:b w:val="1"/>
-          <w:bCs w:val="1"/>
-          <w:color w:val="000000" w:themeColor="text1"/>
+          <w:b/>
+          <w:bCs/>
+          <w:color w:val="123A5F"/>
           <w:sz w:val="28"/>
           <w:szCs w:val="28"/>
-          <w:lang w:val="nl-NL"/>
-        </w:rPr>
-      </w:pPr>
-      <w:r>
-        <w:rPr>
-          <w:rFonts w:ascii="Arial" w:hAnsi="Arial" w:cs="Arial" w:eastAsia="Arial"/>
-          <w:b w:val="1"/>
-          <w:bCs w:val="1"/>
+          <w:lang w:val="nl-BE"/>
+        </w:rPr>
+      </w:pPr>
+      <w:r>
+        <w:rPr>
+          <w:b/>
+          <w:bCs/>
           <w:color w:val="123A5F"/>
           <w:sz w:val="28"/>
           <w:szCs w:val="28"/>
@@ -30,9 +28,8 @@
       </w:r>
       <w:r>
         <w:rPr>
-          <w:rFonts w:ascii="Arial" w:hAnsi="Arial" w:cs="Arial" w:eastAsia="Arial"/>
-          <w:b w:val="1"/>
-          <w:bCs w:val="1"/>
+          <w:b/>
+          <w:bCs/>
           <w:color w:val="123A5F"/>
           <w:sz w:val="28"/>
           <w:szCs w:val="28"/>
@@ -42,9 +39,8 @@
       </w:r>
       <w:r>
         <w:rPr>
-          <w:rFonts w:ascii="Arial" w:hAnsi="Arial" w:cs="Arial" w:eastAsia="Arial"/>
-          <w:b w:val="1"/>
-          <w:bCs w:val="1"/>
+          <w:b/>
+          <w:bCs/>
           <w:color w:val="123A5F"/>
           <w:sz w:val="28"/>
           <w:szCs w:val="28"/>
@@ -54,9 +50,8 @@
       </w:r>
       <w:r>
         <w:rPr>
-          <w:rFonts w:ascii="Arial" w:hAnsi="Arial" w:cs="Arial" w:eastAsia="Arial"/>
-          <w:b w:val="1"/>
-          <w:bCs w:val="1"/>
+          <w:b/>
+          <w:bCs/>
           <w:color w:val="123A5F"/>
           <w:sz w:val="28"/>
           <w:szCs w:val="28"/>
@@ -66,59 +61,186 @@
       </w:r>
       <w:r>
         <w:rPr>
-          <w:rFonts w:ascii="Arial" w:hAnsi="Arial" w:cs="Arial" w:eastAsia="Arial"/>
-          <w:b w:val="1"/>
-          <w:bCs w:val="1"/>
+          <w:b/>
+          <w:bCs/>
           <w:color w:val="123A5F"/>
           <w:sz w:val="28"/>
           <w:szCs w:val="28"/>
-        </w:rPr>
-        <w:t>Therapietrouw</w:t>
-      </w:r>
-      <w:r>
-        <w:rPr>
-          <w:rFonts w:ascii="Arial" w:hAnsi="Arial" w:cs="Arial" w:eastAsia="Arial"/>
-          <w:b w:val="1"/>
-          <w:bCs w:val="1"/>
-          <w:color w:val="123A5F"/>
-          <w:sz w:val="28"/>
-          <w:szCs w:val="28"/>
-        </w:rPr>
-        <w:t xml:space="preserve"> </w:t>
-      </w:r>
-      <w:r>
-        <w:rPr>
-          <w:rFonts w:ascii="Arial" w:hAnsi="Arial" w:cs="Arial" w:eastAsia="Arial"/>
-          <w:b w:val="1"/>
-          <w:bCs w:val="1"/>
-          <w:color w:val="123A5F"/>
-          <w:sz w:val="28"/>
-          <w:szCs w:val="28"/>
-        </w:rPr>
-        <w:t>Schoeisel</w:t>
-      </w:r>
-    </w:p>
-    <w:p>
-      <w:pPr>
-        <w:spacing w:after="0" w:line="360" w:lineRule="auto"/>
+          <w:lang w:val="nl-BE"/>
+        </w:rPr>
+        <w:t>Therapietrouw Schoeisel</w:t>
+      </w:r>
+    </w:p>
+    <w:p>
+      <w:pPr>
+        <w:tabs>
+          <w:tab w:val="left" w:leader="underscore" w:pos="8505"/>
+        </w:tabs>
+        <w:spacing w:line="360" w:lineRule="auto"/>
         <w:rPr>
           <w:rFonts w:ascii="Calibri" w:hAnsi="Calibri" w:cs="Calibri"/>
           <w:b/>
           <w:bCs/>
           <w:sz w:val="24"/>
           <w:szCs w:val="24"/>
-          <w:lang/>
-        </w:rPr>
-      </w:pPr>
-      <w:r>
-        <w:rPr>
-          <w:rFonts w:ascii="Arial" w:hAnsi="Arial" w:cs="Arial" w:eastAsia="Arial"/>
+          <w:lang w:val="nl-BE"/>
+        </w:rPr>
+      </w:pPr>
+      <w:r>
+        <w:rPr>
           <w:b/>
           <w:bCs/>
           <w:color w:val="123A5F"/>
           <w:sz w:val="24"/>
           <w:szCs w:val="24"/>
-          <w:lang/>
+        </w:rPr>
+        <w:t>Studie-informatie</w:t>
+      </w:r>
+    </w:p>
+    <w:p>
+      <w:pPr>
+        <w:numPr>
+          <w:ilvl w:val="0"/>
+          <w:numId w:val="5"/>
+        </w:numPr>
+        <w:tabs>
+          <w:tab w:val="left" w:leader="underscore" w:pos="8505"/>
+        </w:tabs>
+        <w:spacing w:line="360" w:lineRule="auto"/>
+        <w:rPr>
+          <w:rFonts w:ascii="Calibri" w:hAnsi="Calibri" w:cs="Calibri"/>
+        </w:rPr>
+      </w:pPr>
+      <w:r>
+        <w:rPr>
+          <w:color w:val="24303B"/>
+        </w:rPr>
+        <w:t>Studie titel: Towards Pressure-Adherence &amp; Education Driven Service in Diabetic Foot Disease (PARADISE trial)</w:t>
+      </w:r>
+    </w:p>
+    <w:p>
+      <w:pPr>
+        <w:numPr>
+          <w:ilvl w:val="0"/>
+          <w:numId w:val="5"/>
+        </w:numPr>
+        <w:tabs>
+          <w:tab w:val="left" w:leader="underscore" w:pos="8505"/>
+        </w:tabs>
+        <w:spacing w:line="360" w:lineRule="auto"/>
+        <w:rPr>
+          <w:rFonts w:ascii="Calibri" w:hAnsi="Calibri" w:cs="Calibri"/>
+          <w:lang w:val="nl-BE"/>
+        </w:rPr>
+      </w:pPr>
+      <w:r>
+        <w:rPr>
+          <w:color w:val="24303B"/>
+        </w:rPr>
+        <w:t>Protocolnummer: S71769</w:t>
+      </w:r>
+    </w:p>
+    <w:p>
+      <w:pPr>
+        <w:numPr>
+          <w:ilvl w:val="0"/>
+          <w:numId w:val="5"/>
+        </w:numPr>
+        <w:tabs>
+          <w:tab w:val="left" w:leader="underscore" w:pos="8505"/>
+        </w:tabs>
+        <w:spacing w:line="360" w:lineRule="auto"/>
+        <w:rPr>
+          <w:rFonts w:ascii="Calibri" w:hAnsi="Calibri" w:cs="Calibri"/>
+        </w:rPr>
+      </w:pPr>
+      <w:r>
+        <w:rPr>
+          <w:color w:val="24303B"/>
+        </w:rPr>
+        <w:t xml:space="preserve">Studielocatie: </w:t>
+      </w:r>
+      <w:r>
+        <w:rPr>
+          <w:color w:val="24303B"/>
+        </w:rPr>
+        <w:tab/>
+      </w:r>
+    </w:p>
+    <w:p>
+      <w:pPr>
+        <w:numPr>
+          <w:ilvl w:val="0"/>
+          <w:numId w:val="5"/>
+        </w:numPr>
+        <w:tabs>
+          <w:tab w:val="left" w:leader="underscore" w:pos="8505"/>
+        </w:tabs>
+        <w:spacing w:line="360" w:lineRule="auto"/>
+        <w:rPr>
+          <w:rFonts w:ascii="Calibri" w:hAnsi="Calibri" w:cs="Calibri"/>
+        </w:rPr>
+      </w:pPr>
+      <w:r>
+        <w:rPr>
+          <w:color w:val="24303B"/>
+        </w:rPr>
+        <w:t xml:space="preserve">Hoofdonderzoeker (PI): </w:t>
+      </w:r>
+      <w:r>
+        <w:rPr>
+          <w:color w:val="24303B"/>
+        </w:rPr>
+        <w:tab/>
+      </w:r>
+    </w:p>
+    <w:p>
+      <w:pPr>
+        <w:numPr>
+          <w:ilvl w:val="0"/>
+          <w:numId w:val="5"/>
+        </w:numPr>
+        <w:tabs>
+          <w:tab w:val="left" w:leader="underscore" w:pos="8505"/>
+        </w:tabs>
+        <w:spacing w:line="360" w:lineRule="auto"/>
+        <w:rPr>
+          <w:rFonts w:ascii="Calibri" w:hAnsi="Calibri" w:cs="Calibri"/>
+        </w:rPr>
+      </w:pPr>
+      <w:r>
+        <w:rPr>
+          <w:color w:val="24303B"/>
+        </w:rPr>
+        <w:t xml:space="preserve">Deelnemerscode: </w:t>
+      </w:r>
+      <w:r>
+        <w:rPr>
+          <w:color w:val="24303B"/>
+        </w:rPr>
+        <w:tab/>
+      </w:r>
+    </w:p>
+    <w:p>
+      <w:pPr>
+        <w:spacing w:after="0" w:line="360" w:lineRule="auto"/>
+        <w:rPr>
+          <w:rFonts w:ascii="Calibri" w:hAnsi="Calibri" w:cs="Calibri"/>
+          <w:b/>
+          <w:bCs/>
+          <w:sz w:val="24"/>
+          <w:szCs w:val="24"/>
+          <w:lang w:val="nl-BE"/>
+        </w:rPr>
+      </w:pPr>
+      <w:r>
+        <w:rPr>
+          <w:b/>
+          <w:bCs/>
+          <w:color w:val="123A5F"/>
+          <w:sz w:val="24"/>
+          <w:szCs w:val="24"/>
+          <w:lang w:val="nl-BE"/>
         </w:rPr>
         <w:t>1. Zelfgerapporteerde therapietrouw (VAS)</w:t>
       </w:r>
@@ -127,33 +249,92 @@
       <w:pPr>
         <w:spacing w:after="0" w:line="360" w:lineRule="auto"/>
         <w:rPr>
-          <w:rFonts w:ascii="Calibri" w:hAnsi="Calibri" w:cs="Calibri"/>
-          <w:lang/>
-        </w:rPr>
-      </w:pPr>
-      <w:r>
-        <w:rPr>
-          <w:rFonts w:ascii="Arial" w:hAnsi="Arial" w:cs="Arial" w:eastAsia="Arial"/>
-          <w:color w:val="24303B"/>
-          <w:lang/>
+          <w:color w:val="24303B"/>
+          <w:lang w:val="nl-BE"/>
+        </w:rPr>
+      </w:pPr>
+      <w:r>
+        <w:rPr>
+          <w:color w:val="24303B"/>
+          <w:lang w:val="nl-BE"/>
         </w:rPr>
         <w:t>Vraag:</w:t>
       </w:r>
       <w:r>
         <w:rPr>
-          <w:rFonts w:ascii="Arial" w:hAnsi="Arial" w:cs="Arial" w:eastAsia="Arial"/>
-          <w:color w:val="24303B"/>
-          <w:lang/>
+          <w:color w:val="24303B"/>
+          <w:lang w:val="nl-BE"/>
         </w:rPr>
         <w:br/>
-      </w:r>
-      <w:r>
-        <w:rPr>
-          <w:rFonts w:ascii="Arial" w:hAnsi="Arial" w:cs="Arial" w:eastAsia="Arial"/>
-          <w:color w:val="24303B"/>
-          <w:lang/>
-        </w:rPr>
         <w:t>Op een schaal van 0 tot 10, hoe vaak heeft u uw voorgeschreven beschermend schoeisel gedragen in de afgelopen week?”</w:t>
+      </w:r>
+    </w:p>
+    <w:p>
+      <w:pPr>
+        <w:spacing w:after="0" w:line="360" w:lineRule="auto"/>
+        <w:rPr>
+          <w:rFonts w:ascii="Calibri" w:hAnsi="Calibri" w:cs="Calibri"/>
+          <w:lang w:val="nl-BE"/>
+        </w:rPr>
+      </w:pPr>
+      <w:r>
+        <w:rPr>
+          <w:noProof/>
+          <w:lang w:val="nl-NL"/>
+        </w:rPr>
+        <w:drawing>
+          <wp:inline distT="0" distB="0" distL="0" distR="0" wp14:anchorId="5798AAA9" wp14:editId="4B3D13F0">
+            <wp:extent cx="4301137" cy="439947"/>
+            <wp:effectExtent l="0" t="0" r="4445" b="0"/>
+            <wp:docPr id="1020132106" name="Afbeelding 3"/>
+            <wp:cNvGraphicFramePr>
+              <a:graphicFrameLocks xmlns:a="http://schemas.openxmlformats.org/drawingml/2006/main" noChangeAspect="1"/>
+            </wp:cNvGraphicFramePr>
+            <a:graphic xmlns:a="http://schemas.openxmlformats.org/drawingml/2006/main">
+              <a:graphicData uri="http://schemas.openxmlformats.org/drawingml/2006/picture">
+                <pic:pic xmlns:pic="http://schemas.openxmlformats.org/drawingml/2006/picture">
+                  <pic:nvPicPr>
+                    <pic:cNvPr id="0" name="Picture 3"/>
+                    <pic:cNvPicPr>
+                      <a:picLocks noChangeAspect="1" noChangeArrowheads="1"/>
+                    </pic:cNvPicPr>
+                  </pic:nvPicPr>
+                  <pic:blipFill rotWithShape="1">
+                    <a:blip r:embed="rId11" cstate="print">
+                      <a:extLst>
+                        <a:ext uri="{28A0092B-C50C-407E-A947-70E740481C1C}">
+                          <a14:useLocalDpi xmlns:a14="http://schemas.microsoft.com/office/drawing/2010/main" val="0"/>
+                        </a:ext>
+                      </a:extLst>
+                    </a:blip>
+                    <a:srcRect t="26760" b="50224"/>
+                    <a:stretch>
+                      <a:fillRect/>
+                    </a:stretch>
+                  </pic:blipFill>
+                  <pic:spPr bwMode="auto">
+                    <a:xfrm>
+                      <a:off x="0" y="0"/>
+                      <a:ext cx="4315861" cy="441453"/>
+                    </a:xfrm>
+                    <a:prstGeom prst="rect">
+                      <a:avLst/>
+                    </a:prstGeom>
+                    <a:noFill/>
+                    <a:ln>
+                      <a:noFill/>
+                    </a:ln>
+                    <a:extLst>
+                      <a:ext uri="{53640926-AAD7-44D8-BBD7-CCE9431645EC}">
+                        <a14:shadowObscured xmlns:a14="http://schemas.microsoft.com/office/drawing/2010/main"/>
+                      </a:ext>
+                    </a:extLst>
+                  </pic:spPr>
+                </pic:pic>
+              </a:graphicData>
+            </a:graphic>
+          </wp:inline>
+        </w:drawing>
       </w:r>
     </w:p>
     <w:p>
@@ -166,20 +347,16 @@
         <w:ind w:left="714" w:hanging="357"/>
         <w:rPr>
           <w:rFonts w:ascii="Calibri" w:hAnsi="Calibri" w:cs="Calibri"/>
-          <w:lang/>
-        </w:rPr>
-      </w:pPr>
-      <w:r>
-        <w:rPr>
-          <w:rFonts w:ascii="Arial" w:hAnsi="Arial" w:cs="Arial" w:eastAsia="Arial"/>
-          <w:color w:val="24303B"/>
-          <w:lang/>
+        </w:rPr>
+      </w:pPr>
+      <w:r>
+        <w:rPr>
+          <w:color w:val="24303B"/>
         </w:rPr>
         <w:t>VAS-score (0–10): ______</w:t>
       </w:r>
       <w:r>
         <w:rPr>
-          <w:rFonts w:ascii="Arial" w:hAnsi="Arial" w:cs="Arial" w:eastAsia="Arial"/>
           <w:color w:val="24303B"/>
           <w:lang w:val="en-US"/>
         </w:rPr>
@@ -187,27 +364,21 @@
       </w:r>
       <w:r>
         <w:rPr>
-          <w:rFonts w:ascii="Arial" w:hAnsi="Arial" w:cs="Arial" w:eastAsia="Arial"/>
-          <w:color w:val="24303B"/>
-          <w:lang/>
+          <w:color w:val="24303B"/>
         </w:rPr>
         <w:br/>
       </w:r>
       <w:r>
         <w:rPr>
-          <w:rFonts w:ascii="Arial" w:hAnsi="Arial" w:cs="Arial" w:eastAsia="Arial"/>
           <w:i/>
           <w:iCs/>
           <w:color w:val="24303B"/>
-          <w:lang/>
         </w:rPr>
         <w:t>(0 = nooit, 10 = altijd)</w:t>
       </w:r>
       <w:r>
         <w:rPr>
-          <w:rFonts w:ascii="Arial" w:hAnsi="Arial" w:cs="Arial" w:eastAsia="Arial"/>
-          <w:color w:val="24303B"/>
-          <w:lang/>
+          <w:color w:val="24303B"/>
         </w:rPr>
         <w:t xml:space="preserve"> </w:t>
       </w:r>
@@ -219,7 +390,6 @@
           <w:rFonts w:ascii="Calibri" w:hAnsi="Calibri" w:cs="Calibri"/>
           <w:sz w:val="24"/>
           <w:szCs w:val="24"/>
-          <w:lang/>
         </w:rPr>
       </w:pPr>
     </w:p>
@@ -227,17 +397,84 @@
       <w:pPr>
         <w:spacing w:after="120" w:line="360" w:lineRule="auto"/>
         <w:rPr>
-          <w:rFonts w:ascii="Calibri" w:hAnsi="Calibri" w:cs="Calibri"/>
-          <w:lang/>
-        </w:rPr>
-      </w:pPr>
-      <w:r>
-        <w:rPr>
-          <w:rFonts w:ascii="Arial" w:hAnsi="Arial" w:cs="Arial" w:eastAsia="Arial"/>
-          <w:color w:val="24303B"/>
-          <w:lang/>
+          <w:color w:val="24303B"/>
+          <w:lang w:val="nl-BE"/>
+        </w:rPr>
+      </w:pPr>
+      <w:r>
+        <w:rPr>
+          <w:color w:val="24303B"/>
+          <w:lang w:val="nl-BE"/>
         </w:rPr>
         <w:t>Op een schaal van 0 tot 10, hoe vaak heeft u uw voorgeschreven beschermend schoeisel gedragen in de afgelopen 3 maanden?”</w:t>
+      </w:r>
+    </w:p>
+    <w:p>
+      <w:pPr>
+        <w:spacing w:after="120" w:line="360" w:lineRule="auto"/>
+        <w:rPr>
+          <w:rFonts w:ascii="Calibri" w:hAnsi="Calibri" w:cs="Calibri"/>
+          <w:lang w:val="nl-BE"/>
+        </w:rPr>
+      </w:pPr>
+      <w:r>
+        <w:rPr>
+          <w:noProof/>
+          <w:lang w:val="nl-NL"/>
+        </w:rPr>
+        <w:drawing>
+          <wp:inline distT="0" distB="0" distL="0" distR="0" wp14:anchorId="6D0E180D" wp14:editId="50BDA9E0">
+            <wp:extent cx="4301137" cy="439947"/>
+            <wp:effectExtent l="0" t="0" r="4445" b="0"/>
+            <wp:docPr id="1696182517" name="Afbeelding 3"/>
+            <wp:cNvGraphicFramePr>
+              <a:graphicFrameLocks xmlns:a="http://schemas.openxmlformats.org/drawingml/2006/main" noChangeAspect="1"/>
+            </wp:cNvGraphicFramePr>
+            <a:graphic xmlns:a="http://schemas.openxmlformats.org/drawingml/2006/main">
+              <a:graphicData uri="http://schemas.openxmlformats.org/drawingml/2006/picture">
+                <pic:pic xmlns:pic="http://schemas.openxmlformats.org/drawingml/2006/picture">
+                  <pic:nvPicPr>
+                    <pic:cNvPr id="0" name="Picture 3"/>
+                    <pic:cNvPicPr>
+                      <a:picLocks noChangeAspect="1" noChangeArrowheads="1"/>
+                    </pic:cNvPicPr>
+                  </pic:nvPicPr>
+                  <pic:blipFill rotWithShape="1">
+                    <a:blip r:embed="rId11" cstate="print">
+                      <a:extLst>
+                        <a:ext uri="{28A0092B-C50C-407E-A947-70E740481C1C}">
+                          <a14:useLocalDpi xmlns:a14="http://schemas.microsoft.com/office/drawing/2010/main" val="0"/>
+                        </a:ext>
+                      </a:extLst>
+                    </a:blip>
+                    <a:srcRect t="26760" b="50224"/>
+                    <a:stretch>
+                      <a:fillRect/>
+                    </a:stretch>
+                  </pic:blipFill>
+                  <pic:spPr bwMode="auto">
+                    <a:xfrm>
+                      <a:off x="0" y="0"/>
+                      <a:ext cx="4315861" cy="441453"/>
+                    </a:xfrm>
+                    <a:prstGeom prst="rect">
+                      <a:avLst/>
+                    </a:prstGeom>
+                    <a:noFill/>
+                    <a:ln>
+                      <a:noFill/>
+                    </a:ln>
+                    <a:extLst>
+                      <a:ext uri="{53640926-AAD7-44D8-BBD7-CCE9431645EC}">
+                        <a14:shadowObscured xmlns:a14="http://schemas.microsoft.com/office/drawing/2010/main"/>
+                      </a:ext>
+                    </a:extLst>
+                  </pic:spPr>
+                </pic:pic>
+              </a:graphicData>
+            </a:graphic>
+          </wp:inline>
+        </w:drawing>
       </w:r>
     </w:p>
     <w:p>
@@ -250,40 +487,31 @@
         <w:ind w:left="714" w:hanging="357"/>
         <w:rPr>
           <w:rFonts w:ascii="Calibri" w:hAnsi="Calibri" w:cs="Calibri"/>
-          <w:lang/>
-        </w:rPr>
-      </w:pPr>
-      <w:r>
-        <w:rPr>
-          <w:rFonts w:ascii="Arial" w:hAnsi="Arial" w:cs="Arial" w:eastAsia="Arial"/>
-          <w:color w:val="24303B"/>
-          <w:lang/>
+        </w:rPr>
+      </w:pPr>
+      <w:r>
+        <w:rPr>
+          <w:color w:val="24303B"/>
         </w:rPr>
         <w:t>VAS-score (0–10): ______</w:t>
       </w:r>
       <w:r>
         <w:rPr>
-          <w:rFonts w:ascii="Arial" w:hAnsi="Arial" w:cs="Arial" w:eastAsia="Arial"/>
-          <w:color w:val="24303B"/>
-          <w:lang/>
+          <w:color w:val="24303B"/>
         </w:rPr>
         <w:br/>
       </w:r>
       <w:r>
         <w:rPr>
-          <w:rFonts w:ascii="Arial" w:hAnsi="Arial" w:cs="Arial" w:eastAsia="Arial"/>
           <w:i/>
           <w:iCs/>
           <w:color w:val="24303B"/>
-          <w:lang/>
         </w:rPr>
         <w:t>(0 = nooit, 10 = altijd)</w:t>
       </w:r>
       <w:r>
         <w:rPr>
-          <w:rFonts w:ascii="Arial" w:hAnsi="Arial" w:cs="Arial" w:eastAsia="Arial"/>
-          <w:color w:val="24303B"/>
-          <w:lang/>
+          <w:color w:val="24303B"/>
         </w:rPr>
         <w:t xml:space="preserve"> </w:t>
       </w:r>
@@ -295,7 +523,6 @@
           <w:rFonts w:ascii="Calibri" w:hAnsi="Calibri" w:cs="Calibri"/>
           <w:sz w:val="24"/>
           <w:szCs w:val="24"/>
-          <w:lang/>
         </w:rPr>
       </w:pPr>
     </w:p>
@@ -304,18 +531,16 @@
         <w:spacing w:after="120" w:line="360" w:lineRule="auto"/>
         <w:rPr>
           <w:rFonts w:ascii="Calibri" w:hAnsi="Calibri" w:cs="Calibri"/>
-          <w:b w:val="1"/>
-          <w:bCs w:val="1"/>
+          <w:b/>
+          <w:bCs/>
           <w:sz w:val="24"/>
           <w:szCs w:val="24"/>
-          <w:lang/>
-        </w:rPr>
-      </w:pPr>
-      <w:r>
-        <w:rPr>
-          <w:rFonts w:ascii="Arial" w:hAnsi="Arial" w:cs="Arial" w:eastAsia="Arial"/>
-          <w:b w:val="1"/>
-          <w:bCs w:val="1"/>
+        </w:rPr>
+      </w:pPr>
+      <w:r>
+        <w:rPr>
+          <w:b/>
+          <w:bCs/>
           <w:color w:val="123A5F"/>
           <w:sz w:val="24"/>
           <w:szCs w:val="24"/>
@@ -328,96 +553,109 @@
         <w:spacing w:after="0" w:line="240" w:lineRule="auto"/>
         <w:rPr>
           <w:rFonts w:ascii="Calibri" w:hAnsi="Calibri" w:cs="Calibri"/>
-          <w:lang/>
-        </w:rPr>
-      </w:pPr>
-      <w:r>
-        <w:rPr>
-          <w:rFonts w:ascii="Arial" w:hAnsi="Arial" w:cs="Arial" w:eastAsia="Arial"/>
-          <w:color w:val="24303B"/>
-          <w:lang/>
+        </w:rPr>
+      </w:pPr>
+      <w:r>
+        <w:rPr>
+          <w:color w:val="24303B"/>
+          <w:lang w:val="nl-BE"/>
         </w:rPr>
         <w:t>2a. WAAROM moet u uw beschermend schoeisel dragen?</w:t>
       </w:r>
       <w:r>
         <w:rPr>
-          <w:rFonts w:ascii="Arial" w:hAnsi="Arial" w:cs="Arial" w:eastAsia="Arial"/>
-          <w:color w:val="24303B"/>
-          <w:lang/>
+          <w:color w:val="24303B"/>
+          <w:lang w:val="nl-BE"/>
         </w:rPr>
         <w:br/>
       </w:r>
       <w:r>
         <w:rPr>
-          <w:rFonts w:ascii="Arial" w:hAnsi="Arial" w:cs="Arial" w:eastAsia="Arial"/>
           <w:i/>
           <w:iCs/>
           <w:color w:val="24303B"/>
-          <w:lang/>
         </w:rPr>
         <w:t>(Open antwoord – letterlijk noteren)</w:t>
       </w:r>
     </w:p>
     <w:p>
       <w:pPr>
-        <w:rPr>
-          <w:rFonts w:ascii="Calibri" w:hAnsi="Calibri" w:cs="Calibri"/>
+        <w:pStyle w:val="Lijstalinea"/>
+        <w:rPr>
+          <w:color w:val="24303B"/>
           <w:sz w:val="24"/>
           <w:szCs w:val="24"/>
-          <w:lang/>
-        </w:rPr>
-      </w:pPr>
-      <w:r>
-        <w:rPr>
-          <w:rFonts w:ascii="Arial" w:hAnsi="Arial" w:cs="Arial" w:eastAsia="Arial"/>
+        </w:rPr>
+      </w:pPr>
+      <w:r>
+        <w:rPr>
           <w:color w:val="24303B"/>
           <w:sz w:val="24"/>
           <w:szCs w:val="24"/>
-          <w:lang/>
-        </w:rPr>
-        <w:pict w14:anchorId="5C329C33">
-          <v:rect id="_x0000_i1067" style="width:0;height:1.5pt" o:hr="t" o:hrstd="t" o:hralign="center" fillcolor="#a0a0a0" stroked="f"/>
+        </w:rPr>
+        <w:pict w14:anchorId="70179A0D">
+          <v:rect id="_x0000_i1052" style="width:0;height:1.5pt" o:hralign="center" o:bullet="t" o:hrstd="t" o:hr="t" fillcolor="#a0a0a0" stroked="f"/>
         </w:pict>
       </w:r>
-    </w:p>
-    <w:p>
-      <w:pPr/>
-    </w:p>
-    <w:p>
-      <w:pPr>
-        <w:rPr>
-          <w:rFonts w:ascii="Calibri" w:hAnsi="Calibri" w:cs="Calibri"/>
+      <w:r>
+        <w:rPr>
+          <w:color w:val="24303B"/>
           <w:sz w:val="24"/>
           <w:szCs w:val="24"/>
-          <w:lang/>
-        </w:rPr>
-      </w:pPr>
-      <w:r>
-        <w:rPr>
-          <w:rFonts w:ascii="Arial" w:hAnsi="Arial" w:cs="Arial" w:eastAsia="Arial"/>
+        </w:rPr>
+        <w:pict w14:anchorId="3A754AAE">
+          <v:rect id="_x0000_i1055" style="width:0;height:1.5pt" o:hralign="center" o:hrstd="t" o:hr="t" fillcolor="#a0a0a0" stroked="f"/>
+        </w:pict>
+      </w:r>
+      <w:r>
+        <w:rPr>
           <w:color w:val="24303B"/>
           <w:sz w:val="24"/>
           <w:szCs w:val="24"/>
-          <w:lang/>
-        </w:rPr>
-        <w:pict w14:anchorId="21A7A422">
-          <v:rect id="_x0000_i1069" style="width:0;height:1.5pt" o:hr="t" o:hrstd="t" o:hralign="center" fillcolor="#a0a0a0" stroked="f"/>
+        </w:rPr>
+        <w:pict w14:anchorId="33271241">
+          <v:rect id="_x0000_i1054" style="width:0;height:1.5pt" o:hralign="center" o:hrstd="t" o:hr="t" fillcolor="#a0a0a0" stroked="f"/>
         </w:pict>
       </w:r>
-    </w:p>
-    <w:p>
-      <w:pPr>
-        <w:rPr>
-          <w:rFonts w:ascii="Calibri" w:hAnsi="Calibri" w:cs="Calibri"/>
-          <w:lang/>
-        </w:rPr>
-      </w:pPr>
-      <w:r>
-        <w:rPr>
-          <w:rFonts w:ascii="Arial" w:hAnsi="Arial" w:cs="Arial" w:eastAsia="Arial"/>
-          <w:color w:val="24303B"/>
-          <w:lang/>
-        </w:rPr>
+      <w:r>
+        <w:rPr>
+          <w:color w:val="24303B"/>
+          <w:sz w:val="24"/>
+          <w:szCs w:val="24"/>
+        </w:rPr>
+        <w:pict w14:anchorId="58509910">
+          <v:rect id="_x0000_i1053" style="width:0;height:1.5pt" o:hralign="center" o:hrstd="t" o:hr="t" fillcolor="#a0a0a0" stroked="f"/>
+        </w:pict>
+      </w:r>
+    </w:p>
+    <w:p>
+      <w:pPr>
+        <w:pStyle w:val="Lijstalinea"/>
+        <w:rPr>
+          <w:rFonts w:ascii="Calibri" w:hAnsi="Calibri" w:cs="Calibri"/>
+        </w:rPr>
+      </w:pPr>
+    </w:p>
+    <w:p>
+      <w:pPr>
+        <w:ind w:left="360"/>
+        <w:rPr>
+          <w:color w:val="24303B"/>
+        </w:rPr>
+      </w:pPr>
+    </w:p>
+    <w:p>
+      <w:pPr>
+        <w:ind w:left="360"/>
+        <w:rPr>
+          <w:rFonts w:ascii="Calibri" w:hAnsi="Calibri" w:cs="Calibri"/>
+        </w:rPr>
+      </w:pPr>
+      <w:r>
+        <w:rPr>
+          <w:color w:val="24303B"/>
+        </w:rPr>
+        <w:lastRenderedPageBreak/>
         <w:t>Coderingsopties (meerdere antwoorden mogelijk):</w:t>
       </w:r>
     </w:p>
@@ -429,21 +667,17 @@
         </w:numPr>
         <w:rPr>
           <w:rFonts w:ascii="Calibri" w:hAnsi="Calibri" w:cs="Calibri"/>
-          <w:lang/>
         </w:rPr>
       </w:pPr>
       <w:r>
         <w:rPr>
           <w:rFonts w:ascii="Segoe UI Symbol" w:hAnsi="Segoe UI Symbol" w:cs="Segoe UI Symbol"/>
-          <w:lang/>
         </w:rPr>
         <w:t>☐</w:t>
       </w:r>
       <w:r>
         <w:rPr>
-          <w:rFonts w:ascii="Arial" w:hAnsi="Arial" w:cs="Arial" w:eastAsia="Arial"/>
-          <w:color w:val="24303B"/>
-          <w:lang/>
+          <w:color w:val="24303B"/>
         </w:rPr>
         <w:t xml:space="preserve"> Voorkomen van voetulcera </w:t>
       </w:r>
@@ -456,21 +690,20 @@
         </w:numPr>
         <w:rPr>
           <w:rFonts w:ascii="Calibri" w:hAnsi="Calibri" w:cs="Calibri"/>
-          <w:lang/>
+          <w:lang w:val="nl-BE"/>
         </w:rPr>
       </w:pPr>
       <w:r>
         <w:rPr>
           <w:rFonts w:ascii="Segoe UI Symbol" w:hAnsi="Segoe UI Symbol" w:cs="Segoe UI Symbol"/>
-          <w:lang/>
+          <w:lang w:val="nl-BE"/>
         </w:rPr>
         <w:t>☐</w:t>
       </w:r>
       <w:r>
         <w:rPr>
-          <w:rFonts w:ascii="Arial" w:hAnsi="Arial" w:cs="Arial" w:eastAsia="Arial"/>
-          <w:color w:val="24303B"/>
-          <w:lang/>
+          <w:color w:val="24303B"/>
+          <w:lang w:val="nl-BE"/>
         </w:rPr>
         <w:t xml:space="preserve"> Verminderen van druk op de voet </w:t>
       </w:r>
@@ -483,21 +716,17 @@
         </w:numPr>
         <w:rPr>
           <w:rFonts w:ascii="Calibri" w:hAnsi="Calibri" w:cs="Calibri"/>
-          <w:lang/>
         </w:rPr>
       </w:pPr>
       <w:r>
         <w:rPr>
           <w:rFonts w:ascii="Segoe UI Symbol" w:hAnsi="Segoe UI Symbol" w:cs="Segoe UI Symbol"/>
-          <w:lang/>
         </w:rPr>
         <w:t>☐</w:t>
       </w:r>
       <w:r>
         <w:rPr>
-          <w:rFonts w:ascii="Arial" w:hAnsi="Arial" w:cs="Arial" w:eastAsia="Arial"/>
-          <w:color w:val="24303B"/>
-          <w:lang/>
+          <w:color w:val="24303B"/>
         </w:rPr>
         <w:t xml:space="preserve"> Voorkomen van wonden/letsels </w:t>
       </w:r>
@@ -510,21 +739,20 @@
         </w:numPr>
         <w:rPr>
           <w:rFonts w:ascii="Calibri" w:hAnsi="Calibri" w:cs="Calibri"/>
-          <w:lang/>
+          <w:lang w:val="nl-BE"/>
         </w:rPr>
       </w:pPr>
       <w:r>
         <w:rPr>
           <w:rFonts w:ascii="Segoe UI Symbol" w:hAnsi="Segoe UI Symbol" w:cs="Segoe UI Symbol"/>
-          <w:lang/>
+          <w:lang w:val="nl-BE"/>
         </w:rPr>
         <w:t>☐</w:t>
       </w:r>
       <w:r>
         <w:rPr>
-          <w:rFonts w:ascii="Arial" w:hAnsi="Arial" w:cs="Arial" w:eastAsia="Arial"/>
-          <w:color w:val="24303B"/>
-          <w:lang/>
+          <w:color w:val="24303B"/>
+          <w:lang w:val="nl-BE"/>
         </w:rPr>
         <w:t xml:space="preserve"> Bevorderen van genezing van bestaande ulcera </w:t>
       </w:r>
@@ -537,21 +765,17 @@
         </w:numPr>
         <w:rPr>
           <w:rFonts w:ascii="Calibri" w:hAnsi="Calibri" w:cs="Calibri"/>
-          <w:lang/>
         </w:rPr>
       </w:pPr>
       <w:r>
         <w:rPr>
           <w:rFonts w:ascii="Segoe UI Symbol" w:hAnsi="Segoe UI Symbol" w:cs="Segoe UI Symbol"/>
-          <w:lang/>
         </w:rPr>
         <w:t>☐</w:t>
       </w:r>
       <w:r>
         <w:rPr>
-          <w:rFonts w:ascii="Arial" w:hAnsi="Arial" w:cs="Arial" w:eastAsia="Arial"/>
-          <w:color w:val="24303B"/>
-          <w:lang/>
+          <w:color w:val="24303B"/>
         </w:rPr>
         <w:t xml:space="preserve"> Voorkomen van amputatie </w:t>
       </w:r>
@@ -564,21 +788,20 @@
         </w:numPr>
         <w:rPr>
           <w:rFonts w:ascii="Calibri" w:hAnsi="Calibri" w:cs="Calibri"/>
-          <w:lang/>
+          <w:lang w:val="nl-BE"/>
         </w:rPr>
       </w:pPr>
       <w:r>
         <w:rPr>
           <w:rFonts w:ascii="Segoe UI Symbol" w:hAnsi="Segoe UI Symbol" w:cs="Segoe UI Symbol"/>
-          <w:lang/>
+          <w:lang w:val="nl-BE"/>
         </w:rPr>
         <w:t>☐</w:t>
       </w:r>
       <w:r>
         <w:rPr>
-          <w:rFonts w:ascii="Arial" w:hAnsi="Arial" w:cs="Arial" w:eastAsia="Arial"/>
-          <w:color w:val="24303B"/>
-          <w:lang/>
+          <w:color w:val="24303B"/>
+          <w:lang w:val="nl-BE"/>
         </w:rPr>
         <w:t xml:space="preserve"> Bescherming tegen uitwendig trauma (bv. stoten, scherpe voorwerpen) </w:t>
       </w:r>
@@ -591,21 +814,17 @@
         </w:numPr>
         <w:rPr>
           <w:rFonts w:ascii="Calibri" w:hAnsi="Calibri" w:cs="Calibri"/>
-          <w:lang/>
         </w:rPr>
       </w:pPr>
       <w:r>
         <w:rPr>
           <w:rFonts w:ascii="Segoe UI Symbol" w:hAnsi="Segoe UI Symbol" w:cs="Segoe UI Symbol"/>
-          <w:lang/>
         </w:rPr>
         <w:t>☐</w:t>
       </w:r>
       <w:r>
         <w:rPr>
-          <w:rFonts w:ascii="Arial" w:hAnsi="Arial" w:cs="Arial" w:eastAsia="Arial"/>
-          <w:color w:val="24303B"/>
-          <w:lang/>
+          <w:color w:val="24303B"/>
         </w:rPr>
         <w:t xml:space="preserve"> Verbeteren van stabiliteit/balans </w:t>
       </w:r>
@@ -618,21 +837,17 @@
         </w:numPr>
         <w:rPr>
           <w:rFonts w:ascii="Calibri" w:hAnsi="Calibri" w:cs="Calibri"/>
-          <w:lang/>
         </w:rPr>
       </w:pPr>
       <w:r>
         <w:rPr>
           <w:rFonts w:ascii="Segoe UI Symbol" w:hAnsi="Segoe UI Symbol" w:cs="Segoe UI Symbol"/>
-          <w:lang/>
         </w:rPr>
         <w:t>☐</w:t>
       </w:r>
       <w:r>
         <w:rPr>
-          <w:rFonts w:ascii="Arial" w:hAnsi="Arial" w:cs="Arial" w:eastAsia="Arial"/>
-          <w:color w:val="24303B"/>
-          <w:lang/>
+          <w:color w:val="24303B"/>
         </w:rPr>
         <w:t xml:space="preserve"> Verminderen van pijn/ongemak </w:t>
       </w:r>
@@ -645,21 +860,17 @@
         </w:numPr>
         <w:rPr>
           <w:rFonts w:ascii="Calibri" w:hAnsi="Calibri" w:cs="Calibri"/>
-          <w:lang/>
         </w:rPr>
       </w:pPr>
       <w:r>
         <w:rPr>
           <w:rFonts w:ascii="Segoe UI Symbol" w:hAnsi="Segoe UI Symbol" w:cs="Segoe UI Symbol"/>
-          <w:lang/>
         </w:rPr>
         <w:t>☐</w:t>
       </w:r>
       <w:r>
         <w:rPr>
-          <w:rFonts w:ascii="Arial" w:hAnsi="Arial" w:cs="Arial" w:eastAsia="Arial"/>
-          <w:color w:val="24303B"/>
-          <w:lang/>
+          <w:color w:val="24303B"/>
         </w:rPr>
         <w:t xml:space="preserve"> Voorkomen van infectie </w:t>
       </w:r>
@@ -672,21 +883,17 @@
         </w:numPr>
         <w:rPr>
           <w:rFonts w:ascii="Calibri" w:hAnsi="Calibri" w:cs="Calibri"/>
-          <w:lang/>
         </w:rPr>
       </w:pPr>
       <w:r>
         <w:rPr>
           <w:rFonts w:ascii="Segoe UI Symbol" w:hAnsi="Segoe UI Symbol" w:cs="Segoe UI Symbol"/>
-          <w:lang/>
         </w:rPr>
         <w:t>☐</w:t>
       </w:r>
       <w:r>
         <w:rPr>
-          <w:rFonts w:ascii="Arial" w:hAnsi="Arial" w:cs="Arial" w:eastAsia="Arial"/>
-          <w:color w:val="24303B"/>
-          <w:lang/>
+          <w:color w:val="24303B"/>
         </w:rPr>
         <w:t xml:space="preserve"> Behouden van mobiliteit/zelfstandigheid </w:t>
       </w:r>
@@ -695,14 +902,11 @@
       <w:pPr>
         <w:rPr>
           <w:rFonts w:ascii="Calibri" w:hAnsi="Calibri" w:cs="Calibri"/>
-          <w:lang/>
-        </w:rPr>
-      </w:pPr>
-      <w:r>
-        <w:rPr>
-          <w:rFonts w:ascii="Arial" w:hAnsi="Arial" w:cs="Arial" w:eastAsia="Arial"/>
-          <w:color w:val="24303B"/>
-          <w:lang/>
+        </w:rPr>
+      </w:pPr>
+      <w:r>
+        <w:rPr>
+          <w:color w:val="24303B"/>
         </w:rPr>
         <w:t>Andere (specificeer):</w:t>
       </w:r>
@@ -713,17 +917,14 @@
           <w:rFonts w:ascii="Calibri" w:hAnsi="Calibri" w:cs="Calibri"/>
           <w:sz w:val="24"/>
           <w:szCs w:val="24"/>
-          <w:lang/>
-        </w:rPr>
-      </w:pPr>
-      <w:r>
-        <w:rPr>
-          <w:rFonts w:ascii="Arial" w:hAnsi="Arial" w:cs="Arial" w:eastAsia="Arial"/>
-          <w:color w:val="24303B"/>
-          <w:lang/>
+        </w:rPr>
+      </w:pPr>
+      <w:r>
+        <w:rPr>
+          <w:color w:val="24303B"/>
         </w:rPr>
         <w:pict w14:anchorId="4E95FBAA">
-          <v:rect id="_x0000_i1085" style="width:0;height:1.5pt" o:hr="t" o:hrstd="t" o:hralign="center" fillcolor="#a0a0a0" stroked="f"/>
+          <v:rect id="_x0000_i1027" style="width:0;height:1.5pt" o:hralign="center" o:hrstd="t" o:hr="t" fillcolor="#a0a0a0" stroked="f"/>
         </w:pict>
       </w:r>
     </w:p>
@@ -735,117 +936,97 @@
           <w:color w:val="BFBFBF" w:themeColor="background1" w:themeShade="BF"/>
           <w:sz w:val="24"/>
           <w:szCs w:val="24"/>
-          <w:lang w:val="en-US"/>
-        </w:rPr>
-      </w:pPr>
-      <w:r>
-        <w:rPr>
-          <w:rFonts w:ascii="Arial" w:hAnsi="Arial" w:cs="Arial" w:eastAsia="Arial"/>
+          <w:lang w:val="nl-BE"/>
+        </w:rPr>
+      </w:pPr>
+      <w:r>
+        <w:rPr>
           <w:color w:val="BFBFBF" w:themeColor="background1" w:themeShade="BF"/>
           <w:sz w:val="24"/>
           <w:szCs w:val="24"/>
-          <w:lang w:val="en-US"/>
-        </w:rPr>
-        <w:t>___________________________________________________________________________</w:t>
-      </w:r>
-    </w:p>
-    <w:p>
-      <w:pPr>
-        <w:rPr>
-          <w:rFonts w:ascii="Calibri" w:hAnsi="Calibri" w:cs="Calibri"/>
-          <w:lang/>
-        </w:rPr>
-      </w:pPr>
-      <w:r>
-        <w:rPr>
-          <w:rFonts w:ascii="Arial" w:hAnsi="Arial" w:cs="Arial" w:eastAsia="Arial"/>
-          <w:color w:val="24303B"/>
-          <w:lang/>
+          <w:lang w:val="nl-BE"/>
+        </w:rPr>
+        <w:t>___________________________________________________________________</w:t>
+      </w:r>
+    </w:p>
+    <w:p>
+      <w:pPr>
+        <w:rPr>
+          <w:rFonts w:ascii="Calibri" w:hAnsi="Calibri" w:cs="Calibri"/>
+          <w:lang w:val="nl-BE"/>
+        </w:rPr>
+      </w:pPr>
+      <w:r>
+        <w:rPr>
+          <w:color w:val="24303B"/>
+          <w:lang w:val="nl-BE"/>
         </w:rPr>
         <w:t>2b. WANNEER moet u uw beschermend schoeisel dragen?</w:t>
       </w:r>
       <w:r>
         <w:rPr>
-          <w:rFonts w:ascii="Arial" w:hAnsi="Arial" w:cs="Arial" w:eastAsia="Arial"/>
-          <w:color w:val="24303B"/>
-          <w:lang/>
+          <w:color w:val="24303B"/>
+          <w:lang w:val="nl-BE"/>
         </w:rPr>
         <w:br/>
       </w:r>
       <w:r>
         <w:rPr>
-          <w:rFonts w:ascii="Arial" w:hAnsi="Arial" w:cs="Arial" w:eastAsia="Arial"/>
           <w:i/>
           <w:iCs/>
           <w:color w:val="24303B"/>
-          <w:lang/>
+          <w:lang w:val="nl-BE"/>
         </w:rPr>
         <w:t>(Open antwoord – letterlijk noteren)</w:t>
       </w:r>
     </w:p>
     <w:p>
       <w:pPr>
-        <w:rPr>
-          <w:rFonts w:ascii="Calibri" w:hAnsi="Calibri" w:cs="Calibri"/>
+        <w:pStyle w:val="Lijstalinea"/>
+        <w:rPr>
+          <w:color w:val="24303B"/>
           <w:sz w:val="24"/>
           <w:szCs w:val="24"/>
-          <w:lang/>
-        </w:rPr>
-      </w:pPr>
-      <w:r>
-        <w:rPr>
-          <w:rFonts w:ascii="Arial" w:hAnsi="Arial" w:cs="Arial" w:eastAsia="Arial"/>
+        </w:rPr>
+      </w:pPr>
+      <w:r>
+        <w:rPr>
           <w:color w:val="24303B"/>
           <w:sz w:val="24"/>
           <w:szCs w:val="24"/>
-          <w:lang/>
-        </w:rPr>
-        <w:pict w14:anchorId="76B6BBAC">
-          <v:rect id="_x0000_i1072" style="width:0;height:1.5pt" o:hr="t" o:hrstd="t" o:hralign="center" fillcolor="#a0a0a0" stroked="f"/>
+        </w:rPr>
+        <w:pict w14:anchorId="2B530752">
+          <v:rect id="_x0000_i1059" style="width:0;height:1.5pt" o:hralign="center" o:bullet="t" o:hrstd="t" o:hr="t" fillcolor="#a0a0a0" stroked="f"/>
         </w:pict>
       </w:r>
-    </w:p>
-    <w:p>
-      <w:pPr>
-        <w:rPr>
-          <w:rFonts w:ascii="Calibri" w:hAnsi="Calibri" w:cs="Calibri"/>
+      <w:r>
+        <w:rPr>
+          <w:color w:val="24303B"/>
           <w:sz w:val="24"/>
           <w:szCs w:val="24"/>
-          <w:lang/>
-        </w:rPr>
-      </w:pPr>
-      <w:r>
-        <w:rPr>
-          <w:rFonts w:ascii="Arial" w:hAnsi="Arial" w:cs="Arial" w:eastAsia="Arial"/>
+        </w:rPr>
+        <w:pict w14:anchorId="2B4CB167">
+          <v:rect id="_x0000_i1062" style="width:0;height:1.5pt" o:hralign="center" o:hrstd="t" o:hr="t" fillcolor="#a0a0a0" stroked="f"/>
+        </w:pict>
+      </w:r>
+      <w:r>
+        <w:rPr>
           <w:color w:val="24303B"/>
           <w:sz w:val="24"/>
           <w:szCs w:val="24"/>
-          <w:lang/>
-        </w:rPr>
-        <w:pict w14:anchorId="5B4AB5E9">
-          <v:rect id="_x0000_i1073" style="width:0;height:1.5pt" o:hr="t" o:hrstd="t" o:hralign="center" fillcolor="#a0a0a0" stroked="f"/>
+        </w:rPr>
+        <w:pict w14:anchorId="383E8360">
+          <v:rect id="_x0000_i1061" style="width:0;height:1.5pt" o:hralign="center" o:hrstd="t" o:hr="t" fillcolor="#a0a0a0" stroked="f"/>
         </w:pict>
       </w:r>
-    </w:p>
-    <w:p>
-      <w:pPr>
-        <w:rPr>
-          <w:rFonts w:ascii="Calibri" w:hAnsi="Calibri" w:cs="Calibri"/>
+      <w:r>
+        <w:rPr>
+          <w:color w:val="24303B"/>
           <w:sz w:val="24"/>
           <w:szCs w:val="24"/>
-          <w:lang/>
-        </w:rPr>
-      </w:pPr>
-      <w:r>
-        <w:rPr>
-          <w:rFonts w:ascii="Arial" w:hAnsi="Arial" w:cs="Arial" w:eastAsia="Arial"/>
-          <w:color w:val="24303B"/>
-          <w:sz w:val="24"/>
-          <w:szCs w:val="24"/>
-          <w:lang/>
-        </w:rPr>
-        <w:pict w14:anchorId="5C31925F">
-          <v:rect id="_x0000_i1074" style="width:0;height:1.5pt" o:hr="t" o:hrstd="t" o:hralign="center" fillcolor="#a0a0a0" stroked="f"/>
+        </w:rPr>
+        <w:pict w14:anchorId="5142D43D">
+          <v:rect id="_x0000_i1060" style="width:0;height:1.5pt" o:hralign="center" o:hrstd="t" o:hr="t" fillcolor="#a0a0a0" stroked="f"/>
         </w:pict>
       </w:r>
     </w:p>
@@ -853,14 +1034,11 @@
       <w:pPr>
         <w:rPr>
           <w:rFonts w:ascii="Calibri" w:hAnsi="Calibri" w:cs="Calibri"/>
-          <w:lang/>
-        </w:rPr>
-      </w:pPr>
-      <w:r>
-        <w:rPr>
-          <w:rFonts w:ascii="Arial" w:hAnsi="Arial" w:cs="Arial" w:eastAsia="Arial"/>
-          <w:color w:val="24303B"/>
-          <w:lang/>
+        </w:rPr>
+      </w:pPr>
+      <w:r>
+        <w:rPr>
+          <w:color w:val="24303B"/>
         </w:rPr>
         <w:t>Coderingsopties (meerdere antwoorden mogelijk):</w:t>
       </w:r>
@@ -873,21 +1051,17 @@
         </w:numPr>
         <w:rPr>
           <w:rFonts w:ascii="Calibri" w:hAnsi="Calibri" w:cs="Calibri"/>
-          <w:lang/>
         </w:rPr>
       </w:pPr>
       <w:r>
         <w:rPr>
           <w:rFonts w:ascii="Segoe UI Symbol" w:hAnsi="Segoe UI Symbol" w:cs="Segoe UI Symbol"/>
-          <w:lang/>
         </w:rPr>
         <w:t>☐</w:t>
       </w:r>
       <w:r>
         <w:rPr>
-          <w:rFonts w:ascii="Arial" w:hAnsi="Arial" w:cs="Arial" w:eastAsia="Arial"/>
-          <w:color w:val="24303B"/>
-          <w:lang/>
+          <w:color w:val="24303B"/>
         </w:rPr>
         <w:t xml:space="preserve"> Altijd bij staan of stappen </w:t>
       </w:r>
@@ -900,21 +1074,17 @@
         </w:numPr>
         <w:rPr>
           <w:rFonts w:ascii="Calibri" w:hAnsi="Calibri" w:cs="Calibri"/>
-          <w:lang/>
         </w:rPr>
       </w:pPr>
       <w:r>
         <w:rPr>
           <w:rFonts w:ascii="Segoe UI Symbol" w:hAnsi="Segoe UI Symbol" w:cs="Segoe UI Symbol"/>
-          <w:lang/>
         </w:rPr>
         <w:t>☐</w:t>
       </w:r>
       <w:r>
         <w:rPr>
-          <w:rFonts w:ascii="Arial" w:hAnsi="Arial" w:cs="Arial" w:eastAsia="Arial"/>
-          <w:color w:val="24303B"/>
-          <w:lang/>
+          <w:color w:val="24303B"/>
         </w:rPr>
         <w:t xml:space="preserve"> Binnenshuis </w:t>
       </w:r>
@@ -927,21 +1097,17 @@
         </w:numPr>
         <w:rPr>
           <w:rFonts w:ascii="Calibri" w:hAnsi="Calibri" w:cs="Calibri"/>
-          <w:lang/>
         </w:rPr>
       </w:pPr>
       <w:r>
         <w:rPr>
           <w:rFonts w:ascii="Segoe UI Symbol" w:hAnsi="Segoe UI Symbol" w:cs="Segoe UI Symbol"/>
-          <w:lang/>
         </w:rPr>
         <w:t>☐</w:t>
       </w:r>
       <w:r>
         <w:rPr>
-          <w:rFonts w:ascii="Arial" w:hAnsi="Arial" w:cs="Arial" w:eastAsia="Arial"/>
-          <w:color w:val="24303B"/>
-          <w:lang/>
+          <w:color w:val="24303B"/>
         </w:rPr>
         <w:t xml:space="preserve"> Buitenshuis </w:t>
       </w:r>
@@ -954,21 +1120,20 @@
         </w:numPr>
         <w:rPr>
           <w:rFonts w:ascii="Calibri" w:hAnsi="Calibri" w:cs="Calibri"/>
-          <w:lang/>
+          <w:lang w:val="nl-BE"/>
         </w:rPr>
       </w:pPr>
       <w:r>
         <w:rPr>
           <w:rFonts w:ascii="Segoe UI Symbol" w:hAnsi="Segoe UI Symbol" w:cs="Segoe UI Symbol"/>
-          <w:lang/>
+          <w:lang w:val="nl-BE"/>
         </w:rPr>
         <w:t>☐</w:t>
       </w:r>
       <w:r>
         <w:rPr>
-          <w:rFonts w:ascii="Arial" w:hAnsi="Arial" w:cs="Arial" w:eastAsia="Arial"/>
-          <w:color w:val="24303B"/>
-          <w:lang/>
+          <w:color w:val="24303B"/>
+          <w:lang w:val="nl-BE"/>
         </w:rPr>
         <w:t xml:space="preserve"> Tijdens dagelijkse activiteiten (bv. huishoudelijke taken) </w:t>
       </w:r>
@@ -981,21 +1146,20 @@
         </w:numPr>
         <w:rPr>
           <w:rFonts w:ascii="Calibri" w:hAnsi="Calibri" w:cs="Calibri"/>
-          <w:lang/>
+          <w:lang w:val="nl-BE"/>
         </w:rPr>
       </w:pPr>
       <w:r>
         <w:rPr>
           <w:rFonts w:ascii="Segoe UI Symbol" w:hAnsi="Segoe UI Symbol" w:cs="Segoe UI Symbol"/>
-          <w:lang/>
+          <w:lang w:val="nl-BE"/>
         </w:rPr>
         <w:t>☐</w:t>
       </w:r>
       <w:r>
         <w:rPr>
-          <w:rFonts w:ascii="Arial" w:hAnsi="Arial" w:cs="Arial" w:eastAsia="Arial"/>
-          <w:color w:val="24303B"/>
-          <w:lang/>
+          <w:color w:val="24303B"/>
+          <w:lang w:val="nl-BE"/>
         </w:rPr>
         <w:t xml:space="preserve"> Wanneer men naar buiten gaat (bv. boodschappen, afspraken) </w:t>
       </w:r>
@@ -1008,21 +1172,17 @@
         </w:numPr>
         <w:rPr>
           <w:rFonts w:ascii="Calibri" w:hAnsi="Calibri" w:cs="Calibri"/>
-          <w:lang/>
         </w:rPr>
       </w:pPr>
       <w:r>
         <w:rPr>
           <w:rFonts w:ascii="Segoe UI Symbol" w:hAnsi="Segoe UI Symbol" w:cs="Segoe UI Symbol"/>
-          <w:lang/>
         </w:rPr>
         <w:t>☐</w:t>
       </w:r>
       <w:r>
         <w:rPr>
-          <w:rFonts w:ascii="Arial" w:hAnsi="Arial" w:cs="Arial" w:eastAsia="Arial"/>
-          <w:color w:val="24303B"/>
-          <w:lang/>
+          <w:color w:val="24303B"/>
         </w:rPr>
         <w:t xml:space="preserve"> Tijdens werk of fysieke activiteit </w:t>
       </w:r>
@@ -1035,21 +1195,20 @@
         </w:numPr>
         <w:rPr>
           <w:rFonts w:ascii="Calibri" w:hAnsi="Calibri" w:cs="Calibri"/>
-          <w:lang/>
+          <w:lang w:val="nl-BE"/>
         </w:rPr>
       </w:pPr>
       <w:r>
         <w:rPr>
           <w:rFonts w:ascii="Segoe UI Symbol" w:hAnsi="Segoe UI Symbol" w:cs="Segoe UI Symbol"/>
-          <w:lang/>
+          <w:lang w:val="nl-BE"/>
         </w:rPr>
         <w:t>☐</w:t>
       </w:r>
       <w:r>
         <w:rPr>
-          <w:rFonts w:ascii="Arial" w:hAnsi="Arial" w:cs="Arial" w:eastAsia="Arial"/>
-          <w:color w:val="24303B"/>
-          <w:lang/>
+          <w:color w:val="24303B"/>
+          <w:lang w:val="nl-BE"/>
         </w:rPr>
         <w:t xml:space="preserve"> Meteen bij het opstaan uit bed </w:t>
       </w:r>
@@ -1062,21 +1221,17 @@
         </w:numPr>
         <w:rPr>
           <w:rFonts w:ascii="Calibri" w:hAnsi="Calibri" w:cs="Calibri"/>
-          <w:lang/>
         </w:rPr>
       </w:pPr>
       <w:r>
         <w:rPr>
           <w:rFonts w:ascii="Segoe UI Symbol" w:hAnsi="Segoe UI Symbol" w:cs="Segoe UI Symbol"/>
-          <w:lang/>
         </w:rPr>
         <w:t>☐</w:t>
       </w:r>
       <w:r>
         <w:rPr>
-          <w:rFonts w:ascii="Arial" w:hAnsi="Arial" w:cs="Arial" w:eastAsia="Arial"/>
-          <w:color w:val="24303B"/>
-          <w:lang/>
+          <w:color w:val="24303B"/>
         </w:rPr>
         <w:t xml:space="preserve"> Gedurende de hele dag </w:t>
       </w:r>
@@ -1089,21 +1244,20 @@
         </w:numPr>
         <w:rPr>
           <w:rFonts w:ascii="Calibri" w:hAnsi="Calibri" w:cs="Calibri"/>
-          <w:lang/>
+          <w:lang w:val="nl-BE"/>
         </w:rPr>
       </w:pPr>
       <w:r>
         <w:rPr>
           <w:rFonts w:ascii="Segoe UI Symbol" w:hAnsi="Segoe UI Symbol" w:cs="Segoe UI Symbol"/>
-          <w:lang/>
+          <w:lang w:val="nl-BE"/>
         </w:rPr>
         <w:t>☐</w:t>
       </w:r>
       <w:r>
         <w:rPr>
-          <w:rFonts w:ascii="Arial" w:hAnsi="Arial" w:cs="Arial" w:eastAsia="Arial"/>
-          <w:color w:val="24303B"/>
-          <w:lang/>
+          <w:color w:val="24303B"/>
+          <w:lang w:val="nl-BE"/>
         </w:rPr>
         <w:t xml:space="preserve"> Telkens bij belasting van de voet </w:t>
       </w:r>
@@ -1116,21 +1270,18 @@
         </w:numPr>
         <w:rPr>
           <w:rFonts w:ascii="Calibri" w:hAnsi="Calibri" w:cs="Calibri"/>
-          <w:lang/>
         </w:rPr>
       </w:pPr>
       <w:r>
         <w:rPr>
           <w:rFonts w:ascii="Segoe UI Symbol" w:hAnsi="Segoe UI Symbol" w:cs="Segoe UI Symbol"/>
-          <w:lang/>
-        </w:rPr>
+        </w:rPr>
+        <w:lastRenderedPageBreak/>
         <w:t>☐</w:t>
       </w:r>
       <w:r>
         <w:rPr>
-          <w:rFonts w:ascii="Arial" w:hAnsi="Arial" w:cs="Arial" w:eastAsia="Arial"/>
-          <w:color w:val="24303B"/>
-          <w:lang/>
+          <w:color w:val="24303B"/>
         </w:rPr>
         <w:t xml:space="preserve"> Behalve tijdens het slapen </w:t>
       </w:r>
@@ -1139,14 +1290,11 @@
       <w:pPr>
         <w:rPr>
           <w:rFonts w:ascii="Calibri" w:hAnsi="Calibri" w:cs="Calibri"/>
-          <w:lang/>
-        </w:rPr>
-      </w:pPr>
-      <w:r>
-        <w:rPr>
-          <w:rFonts w:ascii="Arial" w:hAnsi="Arial" w:cs="Arial" w:eastAsia="Arial"/>
-          <w:color w:val="24303B"/>
-          <w:lang/>
+        </w:rPr>
+      </w:pPr>
+      <w:r>
+        <w:rPr>
+          <w:color w:val="24303B"/>
         </w:rPr>
         <w:t>Andere (specificeer):</w:t>
       </w:r>
@@ -1157,19 +1305,16 @@
           <w:rFonts w:ascii="Calibri" w:hAnsi="Calibri" w:cs="Calibri"/>
           <w:sz w:val="24"/>
           <w:szCs w:val="24"/>
-          <w:lang/>
-        </w:rPr>
-      </w:pPr>
-      <w:r>
-        <w:rPr>
-          <w:rFonts w:ascii="Arial" w:hAnsi="Arial" w:cs="Arial" w:eastAsia="Arial"/>
+        </w:rPr>
+      </w:pPr>
+      <w:r>
+        <w:rPr>
           <w:color w:val="24303B"/>
           <w:sz w:val="24"/>
           <w:szCs w:val="24"/>
-          <w:lang/>
         </w:rPr>
         <w:pict w14:anchorId="74C92179">
-          <v:rect id="_x0000_i1075" style="width:0;height:1.5pt" o:hr="t" o:hrstd="t" o:hralign="center" fillcolor="#a0a0a0" stroked="f"/>
+          <v:rect id="_x0000_i1031" style="width:0;height:1.5pt" o:hralign="center" o:hrstd="t" o:hr="t" fillcolor="#a0a0a0" stroked="f"/>
         </w:pict>
       </w:r>
     </w:p>
@@ -1179,19 +1324,16 @@
           <w:rFonts w:ascii="Calibri" w:hAnsi="Calibri" w:cs="Calibri"/>
           <w:sz w:val="24"/>
           <w:szCs w:val="24"/>
-          <w:lang/>
-        </w:rPr>
-      </w:pPr>
-      <w:r>
-        <w:rPr>
-          <w:rFonts w:ascii="Arial" w:hAnsi="Arial" w:cs="Arial" w:eastAsia="Arial"/>
+        </w:rPr>
+      </w:pPr>
+      <w:r>
+        <w:rPr>
           <w:color w:val="24303B"/>
           <w:sz w:val="24"/>
           <w:szCs w:val="24"/>
-          <w:lang/>
         </w:rPr>
         <w:pict w14:anchorId="63160C6D">
-          <v:rect id="_x0000_i1076" style="width:0;height:1.5pt" o:hr="t" o:hrstd="t" o:hralign="center" fillcolor="#a0a0a0" stroked="f"/>
+          <v:rect id="_x0000_i1032" style="width:0;height:1.5pt" o:hralign="center" o:hrstd="t" o:hr="t" fillcolor="#a0a0a0" stroked="f"/>
         </w:pict>
       </w:r>
     </w:p>
@@ -1199,14 +1341,11 @@
       <w:pPr>
         <w:rPr>
           <w:rFonts w:ascii="Calibri" w:hAnsi="Calibri" w:cs="Calibri"/>
-          <w:lang/>
-        </w:rPr>
-      </w:pPr>
-      <w:r>
-        <w:rPr>
-          <w:rFonts w:ascii="Arial" w:hAnsi="Arial" w:cs="Arial" w:eastAsia="Arial"/>
-          <w:color w:val="24303B"/>
-          <w:lang/>
+        </w:rPr>
+      </w:pPr>
+      <w:r>
+        <w:rPr>
+          <w:color w:val="24303B"/>
         </w:rPr>
         <w:t>3. Notities onderzoeker (optioneel)</w:t>
       </w:r>
@@ -1219,59 +1358,55 @@
         </w:numPr>
         <w:rPr>
           <w:rFonts w:ascii="Calibri" w:hAnsi="Calibri" w:cs="Calibri"/>
-          <w:lang/>
-        </w:rPr>
-      </w:pPr>
-      <w:r>
-        <w:rPr>
-          <w:rFonts w:ascii="Arial" w:hAnsi="Arial" w:cs="Arial" w:eastAsia="Arial"/>
-          <w:color w:val="24303B"/>
-          <w:lang/>
+          <w:lang w:val="nl-BE"/>
+        </w:rPr>
+      </w:pPr>
+      <w:r>
+        <w:rPr>
+          <w:color w:val="24303B"/>
+          <w:lang w:val="nl-BE"/>
         </w:rPr>
         <w:t xml:space="preserve">Niveau van begrip: </w:t>
       </w:r>
       <w:r>
         <w:rPr>
           <w:rFonts w:ascii="Segoe UI Symbol" w:hAnsi="Segoe UI Symbol" w:cs="Segoe UI Symbol"/>
-          <w:lang/>
+          <w:lang w:val="nl-BE"/>
         </w:rPr>
         <w:t>☐</w:t>
       </w:r>
       <w:r>
         <w:rPr>
-          <w:rFonts w:ascii="Arial" w:hAnsi="Arial" w:cs="Arial" w:eastAsia="Arial"/>
-          <w:color w:val="24303B"/>
-          <w:lang/>
+          <w:color w:val="24303B"/>
+          <w:lang w:val="nl-BE"/>
         </w:rPr>
         <w:t xml:space="preserve"> Goed </w:t>
       </w:r>
       <w:r>
         <w:rPr>
           <w:rFonts w:ascii="Segoe UI Symbol" w:hAnsi="Segoe UI Symbol" w:cs="Segoe UI Symbol"/>
-          <w:lang/>
+          <w:lang w:val="nl-BE"/>
         </w:rPr>
         <w:t>☐</w:t>
       </w:r>
       <w:r>
         <w:rPr>
-          <w:rFonts w:ascii="Arial" w:hAnsi="Arial" w:cs="Arial" w:eastAsia="Arial"/>
-          <w:color w:val="24303B"/>
-          <w:lang/>
+          <w:color w:val="24303B"/>
+          <w:lang w:val="nl-BE"/>
         </w:rPr>
         <w:t xml:space="preserve"> Gedeeltelijk </w:t>
       </w:r>
       <w:r>
         <w:rPr>
           <w:rFonts w:ascii="Segoe UI Symbol" w:hAnsi="Segoe UI Symbol" w:cs="Segoe UI Symbol"/>
-          <w:lang/>
+          <w:lang w:val="nl-BE"/>
         </w:rPr>
         <w:t>☐</w:t>
       </w:r>
       <w:r>
         <w:rPr>
-          <w:rFonts w:ascii="Arial" w:hAnsi="Arial" w:cs="Arial" w:eastAsia="Arial"/>
-          <w:color w:val="24303B"/>
-          <w:lang/>
+          <w:color w:val="24303B"/>
+          <w:lang w:val="nl-BE"/>
         </w:rPr>
         <w:t xml:space="preserve"> Onvoldoende </w:t>
       </w:r>
@@ -1284,14 +1419,11 @@
         </w:numPr>
         <w:rPr>
           <w:rFonts w:ascii="Calibri" w:hAnsi="Calibri" w:cs="Calibri"/>
-          <w:lang/>
-        </w:rPr>
-      </w:pPr>
-      <w:r>
-        <w:rPr>
-          <w:rFonts w:ascii="Arial" w:hAnsi="Arial" w:cs="Arial" w:eastAsia="Arial"/>
-          <w:color w:val="24303B"/>
-          <w:lang/>
+        </w:rPr>
+      </w:pPr>
+      <w:r>
+        <w:rPr>
+          <w:color w:val="24303B"/>
         </w:rPr>
         <w:t>Aanvullende opmerkingen:</w:t>
       </w:r>
@@ -1310,9 +1442,9 @@
     </w:p>
     <w:p/>
     <w:sectPr>
-      <w:headerReference w:type="default" r:id="rId11"/>
-      <w:footerReference w:type="default" r:id="rId12"/>
-      <w:pgSz w:w="11906" w:h="16838" w:orient="portrait"/>
+      <w:headerReference w:type="default" r:id="rId12"/>
+      <w:footerReference w:type="default" r:id="rId13"/>
+      <w:pgSz w:w="11906" w:h="16838"/>
       <w:pgMar w:top="1440" w:right="1440" w:bottom="1440" w:left="1440" w:header="708" w:footer="708" w:gutter="0"/>
       <w:cols w:space="708"/>
       <w:docGrid w:linePitch="360"/>
@@ -1322,7 +1454,7 @@
 </file>
 
 <file path=word/endnotes.xml><?xml version="1.0" encoding="utf-8"?>
-<w:endnotes xmlns:wpc="http://schemas.microsoft.com/office/word/2010/wordprocessingCanvas" xmlns:cx="http://schemas.microsoft.com/office/drawing/2014/chartex" xmlns:cx1="http://schemas.microsoft.com/office/drawing/2015/9/8/chartex" xmlns:cx2="http://schemas.microsoft.com/office/drawing/2015/10/21/chartex" xmlns:cx3="http://schemas.microsoft.com/office/drawing/2016/5/9/chartex" xmlns:cx4="http://schemas.microsoft.com/office/drawing/2016/5/10/chartex" xmlns:cx5="http://schemas.microsoft.com/office/drawing/2016/5/11/chartex" xmlns:cx6="http://schemas.microsoft.com/office/drawing/2016/5/12/chartex" xmlns:cx7="http://schemas.microsoft.com/office/drawing/2016/5/13/chartex" xmlns:cx8="http://schemas.microsoft.com/office/drawing/2016/5/14/chartex" xmlns:mc="http://schemas.openxmlformats.org/markup-compatibility/2006" xmlns:aink="http://schemas.microsoft.com/office/drawing/2016/ink" xmlns:am3d="http://schemas.microsoft.com/office/drawing/2017/model3d" xmlns:o="urn:schemas-microsoft-com:office:office" xmlns:oel="http://schemas.microsoft.com/office/2019/extlst" xmlns:r="http://schemas.openxmlformats.org/officeDocument/2006/relationships" xmlns:m="http://schemas.openxmlformats.org/officeDocument/2006/math" xmlns:v="urn:schemas-microsoft-com:vml" xmlns:wp14="http://schemas.microsoft.com/office/word/2010/wordprocessingDrawing" xmlns:wp="http://schemas.openxmlformats.org/drawingml/2006/wordprocessingDrawing" xmlns:w10="urn:schemas-microsoft-com:office:word" xmlns:w="http://schemas.openxmlformats.org/wordprocessingml/2006/main" xmlns:w14="http://schemas.microsoft.com/office/word/2010/wordml" xmlns:w15="http://schemas.microsoft.com/office/word/2012/wordml" xmlns:w16cex="http://schemas.microsoft.com/office/word/2018/wordml/cex" xmlns:w16cid="http://schemas.microsoft.com/office/word/2016/wordml/cid" xmlns:w16="http://schemas.microsoft.com/office/word/2018/wordml" xmlns:w16du="http://schemas.microsoft.com/office/word/2023/wordml/word16du" xmlns:w16sdtdh="http://schemas.microsoft.com/office/word/2020/wordml/sdtdatahash" xmlns:w16sdtfl="http://schemas.microsoft.com/office/word/2024/wordml/sdtformatlock" xmlns:w16se="http://schemas.microsoft.com/office/word/2015/wordml/symex" xmlns:wpg="http://schemas.microsoft.com/office/word/2010/wordprocessingGroup" xmlns:wpi="http://schemas.microsoft.com/office/word/2010/wordprocessingInk" xmlns:wne="http://schemas.microsoft.com/office/word/2006/wordml" xmlns:wps="http://schemas.microsoft.com/office/word/2010/wordprocessingShape" mc:Ignorable="w14 w15 w16se w16cid w16 w16cex w16sdtdh w16sdtfl w16du wp14">
+<w:endnotes xmlns:wpc="http://schemas.microsoft.com/office/word/2010/wordprocessingCanvas" xmlns:cx="http://schemas.microsoft.com/office/drawing/2014/chartex" xmlns:cx1="http://schemas.microsoft.com/office/drawing/2015/9/8/chartex" xmlns:cx2="http://schemas.microsoft.com/office/drawing/2015/10/21/chartex" xmlns:cx3="http://schemas.microsoft.com/office/drawing/2016/5/9/chartex" xmlns:cx4="http://schemas.microsoft.com/office/drawing/2016/5/10/chartex" xmlns:cx5="http://schemas.microsoft.com/office/drawing/2016/5/11/chartex" xmlns:cx6="http://schemas.microsoft.com/office/drawing/2016/5/12/chartex" xmlns:cx7="http://schemas.microsoft.com/office/drawing/2016/5/13/chartex" xmlns:cx8="http://schemas.microsoft.com/office/drawing/2016/5/14/chartex" xmlns:mc="http://schemas.openxmlformats.org/markup-compatibility/2006" xmlns:aink="http://schemas.microsoft.com/office/drawing/2016/ink" xmlns:am3d="http://schemas.microsoft.com/office/drawing/2017/model3d" xmlns:o="urn:schemas-microsoft-com:office:office" xmlns:oel="http://schemas.microsoft.com/office/2019/extlst" xmlns:r="http://schemas.openxmlformats.org/officeDocument/2006/relationships" xmlns:m="http://schemas.openxmlformats.org/officeDocument/2006/math" xmlns:v="urn:schemas-microsoft-com:vml" xmlns:wp14="http://schemas.microsoft.com/office/word/2010/wordprocessingDrawing" xmlns:wp="http://schemas.openxmlformats.org/drawingml/2006/wordprocessingDrawing" xmlns:w10="urn:schemas-microsoft-com:office:word" xmlns:w="http://schemas.openxmlformats.org/wordprocessingml/2006/main" xmlns:w14="http://schemas.microsoft.com/office/word/2010/wordml" xmlns:w15="http://schemas.microsoft.com/office/word/2012/wordml" xmlns:w16cei="http://schemas.microsoft.com/office/word/2026/wordml/cei" xmlns:w16cex="http://schemas.microsoft.com/office/word/2018/wordml/cex" xmlns:w16cid="http://schemas.microsoft.com/office/word/2016/wordml/cid" xmlns:w16="http://schemas.microsoft.com/office/word/2018/wordml" xmlns:w16du="http://schemas.microsoft.com/office/word/2023/wordml/word16du" xmlns:w16sdtdh="http://schemas.microsoft.com/office/word/2020/wordml/sdtdatahash" xmlns:w16sdtfl="http://schemas.microsoft.com/office/word/2024/wordml/sdtformatlock" xmlns:w16se="http://schemas.microsoft.com/office/word/2015/wordml/symex" xmlns:wpg="http://schemas.microsoft.com/office/word/2010/wordprocessingGroup" xmlns:wpi="http://schemas.microsoft.com/office/word/2010/wordprocessingInk" xmlns:wne="http://schemas.microsoft.com/office/word/2006/wordml" xmlns:wps="http://schemas.microsoft.com/office/word/2010/wordprocessingShape" mc:Ignorable="w14 w15 w16se w16cid w16 w16cex w16sdtdh w16sdtfl w16du wp14">
   <w:endnote w:type="separator" w:id="-1">
     <w:p>
       <w:pPr>
@@ -1341,12 +1473,15 @@
 </file>
 
 <file path=word/footer1.xml><?xml version="1.0" encoding="utf-8"?>
-<w:ftr xmlns:wpc="http://schemas.microsoft.com/office/word/2010/wordprocessingCanvas" xmlns:cx="http://schemas.microsoft.com/office/drawing/2014/chartex" xmlns:cx1="http://schemas.microsoft.com/office/drawing/2015/9/8/chartex" xmlns:cx2="http://schemas.microsoft.com/office/drawing/2015/10/21/chartex" xmlns:cx3="http://schemas.microsoft.com/office/drawing/2016/5/9/chartex" xmlns:cx4="http://schemas.microsoft.com/office/drawing/2016/5/10/chartex" xmlns:cx5="http://schemas.microsoft.com/office/drawing/2016/5/11/chartex" xmlns:cx6="http://schemas.microsoft.com/office/drawing/2016/5/12/chartex" xmlns:cx7="http://schemas.microsoft.com/office/drawing/2016/5/13/chartex" xmlns:cx8="http://schemas.microsoft.com/office/drawing/2016/5/14/chartex" xmlns:mc="http://schemas.openxmlformats.org/markup-compatibility/2006" xmlns:aink="http://schemas.microsoft.com/office/drawing/2016/ink" xmlns:am3d="http://schemas.microsoft.com/office/drawing/2017/model3d" xmlns:o="urn:schemas-microsoft-com:office:office" xmlns:oel="http://schemas.microsoft.com/office/2019/extlst" xmlns:r="http://schemas.openxmlformats.org/officeDocument/2006/relationships" xmlns:m="http://schemas.openxmlformats.org/officeDocument/2006/math" xmlns:v="urn:schemas-microsoft-com:vml" xmlns:wp14="http://schemas.microsoft.com/office/word/2010/wordprocessingDrawing" xmlns:wp="http://schemas.openxmlformats.org/drawingml/2006/wordprocessingDrawing" xmlns:w10="urn:schemas-microsoft-com:office:word" xmlns:w="http://schemas.openxmlformats.org/wordprocessingml/2006/main" xmlns:w14="http://schemas.microsoft.com/office/word/2010/wordml" xmlns:w15="http://schemas.microsoft.com/office/word/2012/wordml" xmlns:w16cex="http://schemas.microsoft.com/office/word/2018/wordml/cex" xmlns:w16cid="http://schemas.microsoft.com/office/word/2016/wordml/cid" xmlns:w16="http://schemas.microsoft.com/office/word/2018/wordml" xmlns:w16du="http://schemas.microsoft.com/office/word/2023/wordml/word16du" xmlns:w16sdtdh="http://schemas.microsoft.com/office/word/2020/wordml/sdtdatahash" xmlns:w16sdtfl="http://schemas.microsoft.com/office/word/2024/wordml/sdtformatlock" xmlns:w16se="http://schemas.microsoft.com/office/word/2015/wordml/symex" xmlns:wpg="http://schemas.microsoft.com/office/word/2010/wordprocessingGroup" xmlns:wpi="http://schemas.microsoft.com/office/word/2010/wordprocessingInk" xmlns:wne="http://schemas.microsoft.com/office/word/2006/wordml" xmlns:wps="http://schemas.microsoft.com/office/word/2010/wordprocessingShape" mc:Ignorable="w14 w15 w16se w16cid w16 w16cex w16sdtdh w16sdtfl w16du wp14">
+<w:ftr xmlns:wpc="http://schemas.microsoft.com/office/word/2010/wordprocessingCanvas" xmlns:cx="http://schemas.microsoft.com/office/drawing/2014/chartex" xmlns:cx1="http://schemas.microsoft.com/office/drawing/2015/9/8/chartex" xmlns:cx2="http://schemas.microsoft.com/office/drawing/2015/10/21/chartex" xmlns:cx3="http://schemas.microsoft.com/office/drawing/2016/5/9/chartex" xmlns:cx4="http://schemas.microsoft.com/office/drawing/2016/5/10/chartex" xmlns:cx5="http://schemas.microsoft.com/office/drawing/2016/5/11/chartex" xmlns:cx6="http://schemas.microsoft.com/office/drawing/2016/5/12/chartex" xmlns:cx7="http://schemas.microsoft.com/office/drawing/2016/5/13/chartex" xmlns:cx8="http://schemas.microsoft.com/office/drawing/2016/5/14/chartex" xmlns:mc="http://schemas.openxmlformats.org/markup-compatibility/2006" xmlns:aink="http://schemas.microsoft.com/office/drawing/2016/ink" xmlns:am3d="http://schemas.microsoft.com/office/drawing/2017/model3d" xmlns:o="urn:schemas-microsoft-com:office:office" xmlns:oel="http://schemas.microsoft.com/office/2019/extlst" xmlns:r="http://schemas.openxmlformats.org/officeDocument/2006/relationships" xmlns:m="http://schemas.openxmlformats.org/officeDocument/2006/math" xmlns:v="urn:schemas-microsoft-com:vml" xmlns:wp14="http://schemas.microsoft.com/office/word/2010/wordprocessingDrawing" xmlns:wp="http://schemas.openxmlformats.org/drawingml/2006/wordprocessingDrawing" xmlns:w10="urn:schemas-microsoft-com:office:word" xmlns:w="http://schemas.openxmlformats.org/wordprocessingml/2006/main" xmlns:w14="http://schemas.microsoft.com/office/word/2010/wordml" xmlns:w15="http://schemas.microsoft.com/office/word/2012/wordml" xmlns:w16cei="http://schemas.microsoft.com/office/word/2026/wordml/cei" xmlns:w16cex="http://schemas.microsoft.com/office/word/2018/wordml/cex" xmlns:w16cid="http://schemas.microsoft.com/office/word/2016/wordml/cid" xmlns:w16="http://schemas.microsoft.com/office/word/2018/wordml" xmlns:w16du="http://schemas.microsoft.com/office/word/2023/wordml/word16du" xmlns:w16sdtdh="http://schemas.microsoft.com/office/word/2020/wordml/sdtdatahash" xmlns:w16sdtfl="http://schemas.microsoft.com/office/word/2024/wordml/sdtformatlock" xmlns:w16se="http://schemas.microsoft.com/office/word/2015/wordml/symex" xmlns:wpg="http://schemas.microsoft.com/office/word/2010/wordprocessingGroup" xmlns:wpi="http://schemas.microsoft.com/office/word/2010/wordprocessingInk" xmlns:wne="http://schemas.microsoft.com/office/word/2006/wordml" xmlns:wps="http://schemas.microsoft.com/office/word/2010/wordprocessingShape" mc:Ignorable="w14 w15 w16se w16cid w16 w16cex w16sdtdh w16sdtfl w16du wp14">
   <w:p>
     <w:pPr>
       <w:pBdr>
         <w:top w:val="single" w:sz="6" w:space="6" w:color="C4CED8"/>
       </w:pBdr>
+      <w:rPr>
+        <w:lang w:val="nl-BE"/>
+      </w:rPr>
     </w:pPr>
     <w:r>
       <w:rPr>
@@ -1376,7 +1511,7 @@
                   <pic:cNvPicPr/>
                 </pic:nvPicPr>
                 <pic:blipFill rotWithShape="1">
-                  <a:blip r:embed="rIdTplImgC">
+                  <a:blip r:embed="rId1">
                     <a:extLst>
                       <a:ext uri="{28A0092B-C50C-407E-A947-70E740481C1C}">
                         <a14:useLocalDpi xmlns:a14="http://schemas.microsoft.com/office/drawing/2010/main" val="0"/>
@@ -1422,6 +1557,7 @@
         <w:color w:val="59636E"/>
         <w:sz w:val="16"/>
         <w:szCs w:val="16"/>
+        <w:lang w:val="nl-BE"/>
       </w:rPr>
       <w:t>PARADISE-</w:t>
     </w:r>
@@ -1431,6 +1567,7 @@
         <w:color w:val="59636E"/>
         <w:sz w:val="16"/>
         <w:szCs w:val="16"/>
+        <w:lang w:val="nl-BE"/>
       </w:rPr>
       <w:t>studie  ·</w:t>
     </w:r>
@@ -1440,6 +1577,7 @@
         <w:color w:val="59636E"/>
         <w:sz w:val="16"/>
         <w:szCs w:val="16"/>
+        <w:lang w:val="nl-BE"/>
       </w:rPr>
       <w:t xml:space="preserve">  eCRF 31: Bevraging therapietrouw schoeisel </w:t>
     </w:r>
@@ -1449,8 +1587,9 @@
         <w:color w:val="59636E"/>
         <w:sz w:val="16"/>
         <w:szCs w:val="16"/>
-      </w:rPr>
-      <w:t>·</w:t>
+        <w:lang w:val="nl-BE"/>
+      </w:rPr>
+      <w:t>·  Versie</w:t>
     </w:r>
     <w:proofErr w:type="gramEnd"/>
     <w:r>
@@ -1458,8 +1597,9 @@
         <w:color w:val="59636E"/>
         <w:sz w:val="16"/>
         <w:szCs w:val="16"/>
-      </w:rPr>
-      <w:t xml:space="preserve">  Versie </w:t>
+        <w:lang w:val="nl-BE"/>
+      </w:rPr>
+      <w:t xml:space="preserve"> </w:t>
     </w:r>
     <w:proofErr w:type="gramStart"/>
     <w:r>
@@ -1469,6 +1609,7 @@
         <w:color w:val="59636E"/>
         <w:sz w:val="16"/>
         <w:szCs w:val="16"/>
+        <w:lang w:val="nl-BE"/>
       </w:rPr>
       <w:t xml:space="preserve">[ </w:t>
     </w:r>
@@ -1479,6 +1620,7 @@
         <w:color w:val="59636E"/>
         <w:sz w:val="16"/>
         <w:szCs w:val="16"/>
+        <w:lang w:val="nl-BE"/>
       </w:rPr>
       <w:t>1.0</w:t>
     </w:r>
@@ -1490,6 +1632,7 @@
         <w:color w:val="59636E"/>
         <w:sz w:val="16"/>
         <w:szCs w:val="16"/>
+        <w:lang w:val="nl-BE"/>
       </w:rPr>
       <w:t xml:space="preserve"> </w:t>
     </w:r>
@@ -1501,6 +1644,7 @@
         <w:color w:val="59636E"/>
         <w:sz w:val="16"/>
         <w:szCs w:val="16"/>
+        <w:lang w:val="nl-BE"/>
       </w:rPr>
       <w:t>]</w:t>
     </w:r>
@@ -1509,6 +1653,7 @@
         <w:color w:val="59636E"/>
         <w:sz w:val="16"/>
         <w:szCs w:val="16"/>
+        <w:lang w:val="nl-BE"/>
       </w:rPr>
       <w:t xml:space="preserve">  ·</w:t>
     </w:r>
@@ -1518,6 +1663,7 @@
         <w:color w:val="59636E"/>
         <w:sz w:val="16"/>
         <w:szCs w:val="16"/>
+        <w:lang w:val="nl-BE"/>
       </w:rPr>
       <w:t xml:space="preserve">  </w:t>
     </w:r>
@@ -1529,6 +1675,7 @@
         <w:color w:val="59636E"/>
         <w:sz w:val="16"/>
         <w:szCs w:val="16"/>
+        <w:lang w:val="nl-BE"/>
       </w:rPr>
       <w:t xml:space="preserve">[ </w:t>
     </w:r>
@@ -1539,6 +1686,7 @@
         <w:color w:val="59636E"/>
         <w:sz w:val="16"/>
         <w:szCs w:val="16"/>
+        <w:lang w:val="nl-BE"/>
       </w:rPr>
       <w:t>27</w:t>
     </w:r>
@@ -1550,6 +1698,7 @@
         <w:color w:val="59636E"/>
         <w:sz w:val="16"/>
         <w:szCs w:val="16"/>
+        <w:lang w:val="nl-BE"/>
       </w:rPr>
       <w:t>/07/</w:t>
     </w:r>
@@ -1561,6 +1710,7 @@
         <w:color w:val="59636E"/>
         <w:sz w:val="16"/>
         <w:szCs w:val="16"/>
+        <w:lang w:val="nl-BE"/>
       </w:rPr>
       <w:t>2026</w:t>
     </w:r>
@@ -1571,6 +1721,7 @@
         <w:color w:val="59636E"/>
         <w:sz w:val="16"/>
         <w:szCs w:val="16"/>
+        <w:lang w:val="nl-BE"/>
       </w:rPr>
       <w:t xml:space="preserve"> ]</w:t>
     </w:r>
@@ -1580,6 +1731,7 @@
         <w:color w:val="59636E"/>
         <w:sz w:val="16"/>
         <w:szCs w:val="16"/>
+        <w:lang w:val="nl-BE"/>
       </w:rPr>
       <w:t xml:space="preserve">  </w:t>
     </w:r>
@@ -1589,6 +1741,7 @@
         <w:color w:val="59636E"/>
         <w:sz w:val="16"/>
         <w:szCs w:val="16"/>
+        <w:lang w:val="nl-BE"/>
       </w:rPr>
       <w:t>·  Pagina</w:t>
     </w:r>
@@ -1598,6 +1751,7 @@
         <w:color w:val="59636E"/>
         <w:sz w:val="16"/>
         <w:szCs w:val="16"/>
+        <w:lang w:val="nl-BE"/>
       </w:rPr>
       <w:t xml:space="preserve"> </w:t>
     </w:r>
@@ -1614,6 +1768,7 @@
         <w:color w:val="59636E"/>
         <w:sz w:val="16"/>
         <w:szCs w:val="16"/>
+        <w:lang w:val="nl-BE"/>
       </w:rPr>
       <w:instrText>PAGE</w:instrText>
     </w:r>
@@ -1631,6 +1786,7 @@
         <w:color w:val="59636E"/>
         <w:sz w:val="16"/>
         <w:szCs w:val="16"/>
+        <w:lang w:val="nl-BE"/>
       </w:rPr>
       <w:t>1</w:t>
     </w:r>
@@ -1647,6 +1803,7 @@
         <w:color w:val="59636E"/>
         <w:sz w:val="16"/>
         <w:szCs w:val="16"/>
+        <w:lang w:val="nl-BE"/>
       </w:rPr>
       <w:t xml:space="preserve"> van </w:t>
     </w:r>
@@ -1663,6 +1820,7 @@
         <w:color w:val="59636E"/>
         <w:sz w:val="16"/>
         <w:szCs w:val="16"/>
+        <w:lang w:val="nl-BE"/>
       </w:rPr>
       <w:instrText>NUMPAGES</w:instrText>
     </w:r>
@@ -1680,6 +1838,7 @@
         <w:color w:val="59636E"/>
         <w:sz w:val="16"/>
         <w:szCs w:val="16"/>
+        <w:lang w:val="nl-BE"/>
       </w:rPr>
       <w:t>2</w:t>
     </w:r>
@@ -1696,7 +1855,7 @@
 </file>
 
 <file path=word/footnotes.xml><?xml version="1.0" encoding="utf-8"?>
-<w:footnotes xmlns:wpc="http://schemas.microsoft.com/office/word/2010/wordprocessingCanvas" xmlns:cx="http://schemas.microsoft.com/office/drawing/2014/chartex" xmlns:cx1="http://schemas.microsoft.com/office/drawing/2015/9/8/chartex" xmlns:cx2="http://schemas.microsoft.com/office/drawing/2015/10/21/chartex" xmlns:cx3="http://schemas.microsoft.com/office/drawing/2016/5/9/chartex" xmlns:cx4="http://schemas.microsoft.com/office/drawing/2016/5/10/chartex" xmlns:cx5="http://schemas.microsoft.com/office/drawing/2016/5/11/chartex" xmlns:cx6="http://schemas.microsoft.com/office/drawing/2016/5/12/chartex" xmlns:cx7="http://schemas.microsoft.com/office/drawing/2016/5/13/chartex" xmlns:cx8="http://schemas.microsoft.com/office/drawing/2016/5/14/chartex" xmlns:mc="http://schemas.openxmlformats.org/markup-compatibility/2006" xmlns:aink="http://schemas.microsoft.com/office/drawing/2016/ink" xmlns:am3d="http://schemas.microsoft.com/office/drawing/2017/model3d" xmlns:o="urn:schemas-microsoft-com:office:office" xmlns:oel="http://schemas.microsoft.com/office/2019/extlst" xmlns:r="http://schemas.openxmlformats.org/officeDocument/2006/relationships" xmlns:m="http://schemas.openxmlformats.org/officeDocument/2006/math" xmlns:v="urn:schemas-microsoft-com:vml" xmlns:wp14="http://schemas.microsoft.com/office/word/2010/wordprocessingDrawing" xmlns:wp="http://schemas.openxmlformats.org/drawingml/2006/wordprocessingDrawing" xmlns:w10="urn:schemas-microsoft-com:office:word" xmlns:w="http://schemas.openxmlformats.org/wordprocessingml/2006/main" xmlns:w14="http://schemas.microsoft.com/office/word/2010/wordml" xmlns:w15="http://schemas.microsoft.com/office/word/2012/wordml" xmlns:w16cex="http://schemas.microsoft.com/office/word/2018/wordml/cex" xmlns:w16cid="http://schemas.microsoft.com/office/word/2016/wordml/cid" xmlns:w16="http://schemas.microsoft.com/office/word/2018/wordml" xmlns:w16du="http://schemas.microsoft.com/office/word/2023/wordml/word16du" xmlns:w16sdtdh="http://schemas.microsoft.com/office/word/2020/wordml/sdtdatahash" xmlns:w16sdtfl="http://schemas.microsoft.com/office/word/2024/wordml/sdtformatlock" xmlns:w16se="http://schemas.microsoft.com/office/word/2015/wordml/symex" xmlns:wpg="http://schemas.microsoft.com/office/word/2010/wordprocessingGroup" xmlns:wpi="http://schemas.microsoft.com/office/word/2010/wordprocessingInk" xmlns:wne="http://schemas.microsoft.com/office/word/2006/wordml" xmlns:wps="http://schemas.microsoft.com/office/word/2010/wordprocessingShape" mc:Ignorable="w14 w15 w16se w16cid w16 w16cex w16sdtdh w16sdtfl w16du wp14">
+<w:footnotes xmlns:wpc="http://schemas.microsoft.com/office/word/2010/wordprocessingCanvas" xmlns:cx="http://schemas.microsoft.com/office/drawing/2014/chartex" xmlns:cx1="http://schemas.microsoft.com/office/drawing/2015/9/8/chartex" xmlns:cx2="http://schemas.microsoft.com/office/drawing/2015/10/21/chartex" xmlns:cx3="http://schemas.microsoft.com/office/drawing/2016/5/9/chartex" xmlns:cx4="http://schemas.microsoft.com/office/drawing/2016/5/10/chartex" xmlns:cx5="http://schemas.microsoft.com/office/drawing/2016/5/11/chartex" xmlns:cx6="http://schemas.microsoft.com/office/drawing/2016/5/12/chartex" xmlns:cx7="http://schemas.microsoft.com/office/drawing/2016/5/13/chartex" xmlns:cx8="http://schemas.microsoft.com/office/drawing/2016/5/14/chartex" xmlns:mc="http://schemas.openxmlformats.org/markup-compatibility/2006" xmlns:aink="http://schemas.microsoft.com/office/drawing/2016/ink" xmlns:am3d="http://schemas.microsoft.com/office/drawing/2017/model3d" xmlns:o="urn:schemas-microsoft-com:office:office" xmlns:oel="http://schemas.microsoft.com/office/2019/extlst" xmlns:r="http://schemas.openxmlformats.org/officeDocument/2006/relationships" xmlns:m="http://schemas.openxmlformats.org/officeDocument/2006/math" xmlns:v="urn:schemas-microsoft-com:vml" xmlns:wp14="http://schemas.microsoft.com/office/word/2010/wordprocessingDrawing" xmlns:wp="http://schemas.openxmlformats.org/drawingml/2006/wordprocessingDrawing" xmlns:w10="urn:schemas-microsoft-com:office:word" xmlns:w="http://schemas.openxmlformats.org/wordprocessingml/2006/main" xmlns:w14="http://schemas.microsoft.com/office/word/2010/wordml" xmlns:w15="http://schemas.microsoft.com/office/word/2012/wordml" xmlns:w16cei="http://schemas.microsoft.com/office/word/2026/wordml/cei" xmlns:w16cex="http://schemas.microsoft.com/office/word/2018/wordml/cex" xmlns:w16cid="http://schemas.microsoft.com/office/word/2016/wordml/cid" xmlns:w16="http://schemas.microsoft.com/office/word/2018/wordml" xmlns:w16du="http://schemas.microsoft.com/office/word/2023/wordml/word16du" xmlns:w16sdtdh="http://schemas.microsoft.com/office/word/2020/wordml/sdtdatahash" xmlns:w16sdtfl="http://schemas.microsoft.com/office/word/2024/wordml/sdtformatlock" xmlns:w16se="http://schemas.microsoft.com/office/word/2015/wordml/symex" xmlns:wpg="http://schemas.microsoft.com/office/word/2010/wordprocessingGroup" xmlns:wpi="http://schemas.microsoft.com/office/word/2010/wordprocessingInk" xmlns:wne="http://schemas.microsoft.com/office/word/2006/wordml" xmlns:wps="http://schemas.microsoft.com/office/word/2010/wordprocessingShape" mc:Ignorable="w14 w15 w16se w16cid w16 w16cex w16sdtdh w16sdtfl w16du wp14">
   <w:footnote w:type="separator" w:id="-1">
     <w:p>
       <w:pPr>
@@ -1715,10 +1874,9 @@
 </file>
 
 <file path=word/header1.xml><?xml version="1.0" encoding="utf-8"?>
-<w:hdr xmlns:wpc="http://schemas.microsoft.com/office/word/2010/wordprocessingCanvas" xmlns:cx="http://schemas.microsoft.com/office/drawing/2014/chartex" xmlns:cx1="http://schemas.microsoft.com/office/drawing/2015/9/8/chartex" xmlns:cx2="http://schemas.microsoft.com/office/drawing/2015/10/21/chartex" xmlns:cx3="http://schemas.microsoft.com/office/drawing/2016/5/9/chartex" xmlns:cx4="http://schemas.microsoft.com/office/drawing/2016/5/10/chartex" xmlns:cx5="http://schemas.microsoft.com/office/drawing/2016/5/11/chartex" xmlns:cx6="http://schemas.microsoft.com/office/drawing/2016/5/12/chartex" xmlns:cx7="http://schemas.microsoft.com/office/drawing/2016/5/13/chartex" xmlns:cx8="http://schemas.microsoft.com/office/drawing/2016/5/14/chartex" xmlns:mc="http://schemas.openxmlformats.org/markup-compatibility/2006" xmlns:aink="http://schemas.microsoft.com/office/drawing/2016/ink" xmlns:am3d="http://schemas.microsoft.com/office/drawing/2017/model3d" xmlns:o="urn:schemas-microsoft-com:office:office" xmlns:oel="http://schemas.microsoft.com/office/2019/extlst" xmlns:r="http://schemas.openxmlformats.org/officeDocument/2006/relationships" xmlns:m="http://schemas.openxmlformats.org/officeDocument/2006/math" xmlns:v="urn:schemas-microsoft-com:vml" xmlns:wp14="http://schemas.microsoft.com/office/word/2010/wordprocessingDrawing" xmlns:wp="http://schemas.openxmlformats.org/drawingml/2006/wordprocessingDrawing" xmlns:w10="urn:schemas-microsoft-com:office:word" xmlns:w="http://schemas.openxmlformats.org/wordprocessingml/2006/main" xmlns:w14="http://schemas.microsoft.com/office/word/2010/wordml" xmlns:w15="http://schemas.microsoft.com/office/word/2012/wordml" xmlns:w16cex="http://schemas.microsoft.com/office/word/2018/wordml/cex" xmlns:w16cid="http://schemas.microsoft.com/office/word/2016/wordml/cid" xmlns:w16="http://schemas.microsoft.com/office/word/2018/wordml" xmlns:w16du="http://schemas.microsoft.com/office/word/2023/wordml/word16du" xmlns:w16sdtdh="http://schemas.microsoft.com/office/word/2020/wordml/sdtdatahash" xmlns:w16sdtfl="http://schemas.microsoft.com/office/word/2024/wordml/sdtformatlock" xmlns:w16se="http://schemas.microsoft.com/office/word/2015/wordml/symex" xmlns:wpg="http://schemas.microsoft.com/office/word/2010/wordprocessingGroup" xmlns:wpi="http://schemas.microsoft.com/office/word/2010/wordprocessingInk" xmlns:wne="http://schemas.microsoft.com/office/word/2006/wordml" xmlns:wps="http://schemas.microsoft.com/office/word/2010/wordprocessingShape" mc:Ignorable="w14 w15 w16se w16cid w16 w16cex w16sdtdh w16sdtfl w16du wp14">
+<w:hdr xmlns:wpc="http://schemas.microsoft.com/office/word/2010/wordprocessingCanvas" xmlns:cx="http://schemas.microsoft.com/office/drawing/2014/chartex" xmlns:cx1="http://schemas.microsoft.com/office/drawing/2015/9/8/chartex" xmlns:cx2="http://schemas.microsoft.com/office/drawing/2015/10/21/chartex" xmlns:cx3="http://schemas.microsoft.com/office/drawing/2016/5/9/chartex" xmlns:cx4="http://schemas.microsoft.com/office/drawing/2016/5/10/chartex" xmlns:cx5="http://schemas.microsoft.com/office/drawing/2016/5/11/chartex" xmlns:cx6="http://schemas.microsoft.com/office/drawing/2016/5/12/chartex" xmlns:cx7="http://schemas.microsoft.com/office/drawing/2016/5/13/chartex" xmlns:cx8="http://schemas.microsoft.com/office/drawing/2016/5/14/chartex" xmlns:mc="http://schemas.openxmlformats.org/markup-compatibility/2006" xmlns:aink="http://schemas.microsoft.com/office/drawing/2016/ink" xmlns:am3d="http://schemas.microsoft.com/office/drawing/2017/model3d" xmlns:o="urn:schemas-microsoft-com:office:office" xmlns:oel="http://schemas.microsoft.com/office/2019/extlst" xmlns:r="http://schemas.openxmlformats.org/officeDocument/2006/relationships" xmlns:m="http://schemas.openxmlformats.org/officeDocument/2006/math" xmlns:v="urn:schemas-microsoft-com:vml" xmlns:wp14="http://schemas.microsoft.com/office/word/2010/wordprocessingDrawing" xmlns:wp="http://schemas.openxmlformats.org/drawingml/2006/wordprocessingDrawing" xmlns:w10="urn:schemas-microsoft-com:office:word" xmlns:w="http://schemas.openxmlformats.org/wordprocessingml/2006/main" xmlns:w14="http://schemas.microsoft.com/office/word/2010/wordml" xmlns:w15="http://schemas.microsoft.com/office/word/2012/wordml" xmlns:w16cei="http://schemas.microsoft.com/office/word/2026/wordml/cei" xmlns:w16cex="http://schemas.microsoft.com/office/word/2018/wordml/cex" xmlns:w16cid="http://schemas.microsoft.com/office/word/2016/wordml/cid" xmlns:w16="http://schemas.microsoft.com/office/word/2018/wordml" xmlns:w16du="http://schemas.microsoft.com/office/word/2023/wordml/word16du" xmlns:w16sdtdh="http://schemas.microsoft.com/office/word/2020/wordml/sdtdatahash" xmlns:w16sdtfl="http://schemas.microsoft.com/office/word/2024/wordml/sdtformatlock" xmlns:w16se="http://schemas.microsoft.com/office/word/2015/wordml/symex" xmlns:wpg="http://schemas.microsoft.com/office/word/2010/wordprocessingGroup" xmlns:wpi="http://schemas.microsoft.com/office/word/2010/wordprocessingInk" xmlns:wne="http://schemas.microsoft.com/office/word/2006/wordml" xmlns:wps="http://schemas.microsoft.com/office/word/2010/wordprocessingShape" mc:Ignorable="w14 w15 w16se w16cid w16 w16cex w16sdtdh w16sdtfl w16du wp14">
   <w:p>
     <w:pPr>
-      <w:pStyle w:val="Koptekst"/>
       <w:jc w:val="right"/>
     </w:pPr>
     <w:r>
@@ -1762,7 +1920,7 @@
                   <pic:cNvPicPr/>
                 </pic:nvPicPr>
                 <pic:blipFill>
-                  <a:blip r:embed="rIdTplImgA">
+                  <a:blip r:embed="rId1">
                     <a:extLst>
                       <a:ext uri="{28A0092B-C50C-407E-A947-70E740481C1C}">
                         <a14:useLocalDpi xmlns:a14="http://schemas.microsoft.com/office/drawing/2010/main" val="0"/>
@@ -1814,7 +1972,7 @@
                   <pic:cNvPicPr/>
                 </pic:nvPicPr>
                 <pic:blipFill>
-                  <a:blip r:embed="rIdTplImgB">
+                  <a:blip r:embed="rId2">
                     <a:extLst>
                       <a:ext uri="{28A0092B-C50C-407E-A947-70E740481C1C}">
                         <a14:useLocalDpi xmlns:a14="http://schemas.microsoft.com/office/drawing/2010/main" val="0"/>
@@ -1845,7 +2003,17 @@
 </file>
 
 <file path=word/numbering.xml><?xml version="1.0" encoding="utf-8"?>
-<w:numbering xmlns:wpc="http://schemas.microsoft.com/office/word/2010/wordprocessingCanvas" xmlns:cx="http://schemas.microsoft.com/office/drawing/2014/chartex" xmlns:cx1="http://schemas.microsoft.com/office/drawing/2015/9/8/chartex" xmlns:cx2="http://schemas.microsoft.com/office/drawing/2015/10/21/chartex" xmlns:cx3="http://schemas.microsoft.com/office/drawing/2016/5/9/chartex" xmlns:cx4="http://schemas.microsoft.com/office/drawing/2016/5/10/chartex" xmlns:cx5="http://schemas.microsoft.com/office/drawing/2016/5/11/chartex" xmlns:cx6="http://schemas.microsoft.com/office/drawing/2016/5/12/chartex" xmlns:cx7="http://schemas.microsoft.com/office/drawing/2016/5/13/chartex" xmlns:cx8="http://schemas.microsoft.com/office/drawing/2016/5/14/chartex" xmlns:mc="http://schemas.openxmlformats.org/markup-compatibility/2006" xmlns:aink="http://schemas.microsoft.com/office/drawing/2016/ink" xmlns:am3d="http://schemas.microsoft.com/office/drawing/2017/model3d" xmlns:o="urn:schemas-microsoft-com:office:office" xmlns:oel="http://schemas.microsoft.com/office/2019/extlst" xmlns:r="http://schemas.openxmlformats.org/officeDocument/2006/relationships" xmlns:m="http://schemas.openxmlformats.org/officeDocument/2006/math" xmlns:v="urn:schemas-microsoft-com:vml" xmlns:wp14="http://schemas.microsoft.com/office/word/2010/wordprocessingDrawing" xmlns:wp="http://schemas.openxmlformats.org/drawingml/2006/wordprocessingDrawing" xmlns:w10="urn:schemas-microsoft-com:office:word" xmlns:w="http://schemas.openxmlformats.org/wordprocessingml/2006/main" xmlns:w14="http://schemas.microsoft.com/office/word/2010/wordml" xmlns:w15="http://schemas.microsoft.com/office/word/2012/wordml" xmlns:w16cex="http://schemas.microsoft.com/office/word/2018/wordml/cex" xmlns:w16cid="http://schemas.microsoft.com/office/word/2016/wordml/cid" xmlns:w16="http://schemas.microsoft.com/office/word/2018/wordml" xmlns:w16du="http://schemas.microsoft.com/office/word/2023/wordml/word16du" xmlns:w16sdtdh="http://schemas.microsoft.com/office/word/2020/wordml/sdtdatahash" xmlns:w16sdtfl="http://schemas.microsoft.com/office/word/2024/wordml/sdtformatlock" xmlns:w16se="http://schemas.microsoft.com/office/word/2015/wordml/symex" xmlns:wpg="http://schemas.microsoft.com/office/word/2010/wordprocessingGroup" xmlns:wpi="http://schemas.microsoft.com/office/word/2010/wordprocessingInk" xmlns:wne="http://schemas.microsoft.com/office/word/2006/wordml" xmlns:wps="http://schemas.microsoft.com/office/word/2010/wordprocessingShape" mc:Ignorable="w14 w15 w16se w16cid w16 w16cex w16sdtdh w16sdtfl w16du wp14">
+<w:numbering xmlns:wpc="http://schemas.microsoft.com/office/word/2010/wordprocessingCanvas" xmlns:cx="http://schemas.microsoft.com/office/drawing/2014/chartex" xmlns:cx1="http://schemas.microsoft.com/office/drawing/2015/9/8/chartex" xmlns:cx2="http://schemas.microsoft.com/office/drawing/2015/10/21/chartex" xmlns:cx3="http://schemas.microsoft.com/office/drawing/2016/5/9/chartex" xmlns:cx4="http://schemas.microsoft.com/office/drawing/2016/5/10/chartex" xmlns:cx5="http://schemas.microsoft.com/office/drawing/2016/5/11/chartex" xmlns:cx6="http://schemas.microsoft.com/office/drawing/2016/5/12/chartex" xmlns:cx7="http://schemas.microsoft.com/office/drawing/2016/5/13/chartex" xmlns:cx8="http://schemas.microsoft.com/office/drawing/2016/5/14/chartex" xmlns:mc="http://schemas.openxmlformats.org/markup-compatibility/2006" xmlns:aink="http://schemas.microsoft.com/office/drawing/2016/ink" xmlns:am3d="http://schemas.microsoft.com/office/drawing/2017/model3d" xmlns:o="urn:schemas-microsoft-com:office:office" xmlns:oel="http://schemas.microsoft.com/office/2019/extlst" xmlns:r="http://schemas.openxmlformats.org/officeDocument/2006/relationships" xmlns:m="http://schemas.openxmlformats.org/officeDocument/2006/math" xmlns:v="urn:schemas-microsoft-com:vml" xmlns:wp14="http://schemas.microsoft.com/office/word/2010/wordprocessingDrawing" xmlns:wp="http://schemas.openxmlformats.org/drawingml/2006/wordprocessingDrawing" xmlns:w10="urn:schemas-microsoft-com:office:word" xmlns:w="http://schemas.openxmlformats.org/wordprocessingml/2006/main" xmlns:w14="http://schemas.microsoft.com/office/word/2010/wordml" xmlns:w15="http://schemas.microsoft.com/office/word/2012/wordml" xmlns:w16cei="http://schemas.microsoft.com/office/word/2026/wordml/cei" xmlns:w16cex="http://schemas.microsoft.com/office/word/2018/wordml/cex" xmlns:w16cid="http://schemas.microsoft.com/office/word/2016/wordml/cid" xmlns:w16="http://schemas.microsoft.com/office/word/2018/wordml" xmlns:w16du="http://schemas.microsoft.com/office/word/2023/wordml/word16du" xmlns:w16sdtdh="http://schemas.microsoft.com/office/word/2020/wordml/sdtdatahash" xmlns:w16sdtfl="http://schemas.microsoft.com/office/word/2024/wordml/sdtformatlock" xmlns:w16se="http://schemas.microsoft.com/office/word/2015/wordml/symex" xmlns:wpg="http://schemas.microsoft.com/office/word/2010/wordprocessingGroup" xmlns:wpi="http://schemas.microsoft.com/office/word/2010/wordprocessingInk" xmlns:wne="http://schemas.microsoft.com/office/word/2006/wordml" xmlns:wps="http://schemas.microsoft.com/office/word/2010/wordprocessingShape" mc:Ignorable="w14 w15 w16se w16cid w16 w16cex w16sdtdh w16sdtfl w16du wp14">
+  <w:numPicBullet w:numPicBulletId="0">
+    <w:pict>
+      <v:rect id="_x0000_i1025" style="width:0;height:1.5pt" o:hralign="center" o:bullet="t" o:hrstd="t" o:hr="t" fillcolor="#a0a0a0" stroked="f"/>
+    </w:pict>
+  </w:numPicBullet>
+  <w:numPicBullet w:numPicBulletId="1">
+    <w:pict>
+      <v:rect id="_x0000_i1026" style="width:0;height:1.5pt" o:hralign="center" o:bullet="t" o:hrstd="t" o:hr="t" fillcolor="#a0a0a0" stroked="f"/>
+    </w:pict>
+  </w:numPicBullet>
   <w:abstractNum w:abstractNumId="0" w15:restartNumberingAfterBreak="0">
     <w:nsid w:val="09D02119"/>
     <w:multiLevelType w:val="multilevel"/>
@@ -1960,6 +2128,147 @@
     </w:lvl>
   </w:abstractNum>
   <w:abstractNum w:abstractNumId="1" w15:restartNumberingAfterBreak="0">
+    <w:nsid w:val="1D690D5C"/>
+    <w:multiLevelType w:val="hybridMultilevel"/>
+    <w:tmpl w:val="890872EC"/>
+    <w:lvl w:ilvl="0" w:tplc="6680BF98">
+      <w:start w:val="1"/>
+      <w:numFmt w:val="bullet"/>
+      <w:lvlText w:val=""/>
+      <w:lvlPicBulletId w:val="0"/>
+      <w:lvlJc w:val="left"/>
+      <w:pPr>
+        <w:tabs>
+          <w:tab w:val="num" w:pos="720"/>
+        </w:tabs>
+        <w:ind w:left="720" w:hanging="360"/>
+      </w:pPr>
+      <w:rPr>
+        <w:rFonts w:ascii="Symbol" w:hAnsi="Symbol" w:hint="default"/>
+      </w:rPr>
+    </w:lvl>
+    <w:lvl w:ilvl="1" w:tplc="B470D8AC" w:tentative="1">
+      <w:start w:val="1"/>
+      <w:numFmt w:val="bullet"/>
+      <w:lvlText w:val=""/>
+      <w:lvlJc w:val="left"/>
+      <w:pPr>
+        <w:tabs>
+          <w:tab w:val="num" w:pos="1440"/>
+        </w:tabs>
+        <w:ind w:left="1440" w:hanging="360"/>
+      </w:pPr>
+      <w:rPr>
+        <w:rFonts w:ascii="Symbol" w:hAnsi="Symbol" w:hint="default"/>
+      </w:rPr>
+    </w:lvl>
+    <w:lvl w:ilvl="2" w:tplc="D7E2827E" w:tentative="1">
+      <w:start w:val="1"/>
+      <w:numFmt w:val="bullet"/>
+      <w:lvlText w:val=""/>
+      <w:lvlJc w:val="left"/>
+      <w:pPr>
+        <w:tabs>
+          <w:tab w:val="num" w:pos="2160"/>
+        </w:tabs>
+        <w:ind w:left="2160" w:hanging="360"/>
+      </w:pPr>
+      <w:rPr>
+        <w:rFonts w:ascii="Symbol" w:hAnsi="Symbol" w:hint="default"/>
+      </w:rPr>
+    </w:lvl>
+    <w:lvl w:ilvl="3" w:tplc="AEFA6402" w:tentative="1">
+      <w:start w:val="1"/>
+      <w:numFmt w:val="bullet"/>
+      <w:lvlText w:val=""/>
+      <w:lvlJc w:val="left"/>
+      <w:pPr>
+        <w:tabs>
+          <w:tab w:val="num" w:pos="2880"/>
+        </w:tabs>
+        <w:ind w:left="2880" w:hanging="360"/>
+      </w:pPr>
+      <w:rPr>
+        <w:rFonts w:ascii="Symbol" w:hAnsi="Symbol" w:hint="default"/>
+      </w:rPr>
+    </w:lvl>
+    <w:lvl w:ilvl="4" w:tplc="FEEE83C6" w:tentative="1">
+      <w:start w:val="1"/>
+      <w:numFmt w:val="bullet"/>
+      <w:lvlText w:val=""/>
+      <w:lvlJc w:val="left"/>
+      <w:pPr>
+        <w:tabs>
+          <w:tab w:val="num" w:pos="3600"/>
+        </w:tabs>
+        <w:ind w:left="3600" w:hanging="360"/>
+      </w:pPr>
+      <w:rPr>
+        <w:rFonts w:ascii="Symbol" w:hAnsi="Symbol" w:hint="default"/>
+      </w:rPr>
+    </w:lvl>
+    <w:lvl w:ilvl="5" w:tplc="D78A7334" w:tentative="1">
+      <w:start w:val="1"/>
+      <w:numFmt w:val="bullet"/>
+      <w:lvlText w:val=""/>
+      <w:lvlJc w:val="left"/>
+      <w:pPr>
+        <w:tabs>
+          <w:tab w:val="num" w:pos="4320"/>
+        </w:tabs>
+        <w:ind w:left="4320" w:hanging="360"/>
+      </w:pPr>
+      <w:rPr>
+        <w:rFonts w:ascii="Symbol" w:hAnsi="Symbol" w:hint="default"/>
+      </w:rPr>
+    </w:lvl>
+    <w:lvl w:ilvl="6" w:tplc="F8FC81CA" w:tentative="1">
+      <w:start w:val="1"/>
+      <w:numFmt w:val="bullet"/>
+      <w:lvlText w:val=""/>
+      <w:lvlJc w:val="left"/>
+      <w:pPr>
+        <w:tabs>
+          <w:tab w:val="num" w:pos="5040"/>
+        </w:tabs>
+        <w:ind w:left="5040" w:hanging="360"/>
+      </w:pPr>
+      <w:rPr>
+        <w:rFonts w:ascii="Symbol" w:hAnsi="Symbol" w:hint="default"/>
+      </w:rPr>
+    </w:lvl>
+    <w:lvl w:ilvl="7" w:tplc="9B7ECA28" w:tentative="1">
+      <w:start w:val="1"/>
+      <w:numFmt w:val="bullet"/>
+      <w:lvlText w:val=""/>
+      <w:lvlJc w:val="left"/>
+      <w:pPr>
+        <w:tabs>
+          <w:tab w:val="num" w:pos="5760"/>
+        </w:tabs>
+        <w:ind w:left="5760" w:hanging="360"/>
+      </w:pPr>
+      <w:rPr>
+        <w:rFonts w:ascii="Symbol" w:hAnsi="Symbol" w:hint="default"/>
+      </w:rPr>
+    </w:lvl>
+    <w:lvl w:ilvl="8" w:tplc="0B0E819C" w:tentative="1">
+      <w:start w:val="1"/>
+      <w:numFmt w:val="bullet"/>
+      <w:lvlText w:val=""/>
+      <w:lvlJc w:val="left"/>
+      <w:pPr>
+        <w:tabs>
+          <w:tab w:val="num" w:pos="6480"/>
+        </w:tabs>
+        <w:ind w:left="6480" w:hanging="360"/>
+      </w:pPr>
+      <w:rPr>
+        <w:rFonts w:ascii="Symbol" w:hAnsi="Symbol" w:hint="default"/>
+      </w:rPr>
+    </w:lvl>
+  </w:abstractNum>
+  <w:abstractNum w:abstractNumId="2" w15:restartNumberingAfterBreak="0">
     <w:nsid w:val="266249DB"/>
     <w:multiLevelType w:val="multilevel"/>
     <w:tmpl w:val="39E447E0"/>
@@ -1975,7 +2284,7 @@
         <w:ind w:left="720" w:hanging="360"/>
       </w:pPr>
       <w:rPr>
-        <w:rFonts w:hint="default" w:ascii="Symbol" w:hAnsi="Symbol"/>
+        <w:rFonts w:ascii="Symbol" w:hAnsi="Symbol" w:hint="default"/>
         <w:sz w:val="20"/>
       </w:rPr>
     </w:lvl>
@@ -1991,7 +2300,7 @@
         <w:ind w:left="1440" w:hanging="360"/>
       </w:pPr>
       <w:rPr>
-        <w:rFonts w:hint="default" w:ascii="Courier New" w:hAnsi="Courier New"/>
+        <w:rFonts w:ascii="Courier New" w:hAnsi="Courier New" w:hint="default"/>
         <w:sz w:val="20"/>
       </w:rPr>
     </w:lvl>
@@ -2007,7 +2316,7 @@
         <w:ind w:left="2160" w:hanging="360"/>
       </w:pPr>
       <w:rPr>
-        <w:rFonts w:hint="default" w:ascii="Wingdings" w:hAnsi="Wingdings"/>
+        <w:rFonts w:ascii="Wingdings" w:hAnsi="Wingdings" w:hint="default"/>
         <w:sz w:val="20"/>
       </w:rPr>
     </w:lvl>
@@ -2023,7 +2332,7 @@
         <w:ind w:left="2880" w:hanging="360"/>
       </w:pPr>
       <w:rPr>
-        <w:rFonts w:hint="default" w:ascii="Wingdings" w:hAnsi="Wingdings"/>
+        <w:rFonts w:ascii="Wingdings" w:hAnsi="Wingdings" w:hint="default"/>
         <w:sz w:val="20"/>
       </w:rPr>
     </w:lvl>
@@ -2039,7 +2348,7 @@
         <w:ind w:left="3600" w:hanging="360"/>
       </w:pPr>
       <w:rPr>
-        <w:rFonts w:hint="default" w:ascii="Wingdings" w:hAnsi="Wingdings"/>
+        <w:rFonts w:ascii="Wingdings" w:hAnsi="Wingdings" w:hint="default"/>
         <w:sz w:val="20"/>
       </w:rPr>
     </w:lvl>
@@ -2055,7 +2364,7 @@
         <w:ind w:left="4320" w:hanging="360"/>
       </w:pPr>
       <w:rPr>
-        <w:rFonts w:hint="default" w:ascii="Wingdings" w:hAnsi="Wingdings"/>
+        <w:rFonts w:ascii="Wingdings" w:hAnsi="Wingdings" w:hint="default"/>
         <w:sz w:val="20"/>
       </w:rPr>
     </w:lvl>
@@ -2071,7 +2380,7 @@
         <w:ind w:left="5040" w:hanging="360"/>
       </w:pPr>
       <w:rPr>
-        <w:rFonts w:hint="default" w:ascii="Wingdings" w:hAnsi="Wingdings"/>
+        <w:rFonts w:ascii="Wingdings" w:hAnsi="Wingdings" w:hint="default"/>
         <w:sz w:val="20"/>
       </w:rPr>
     </w:lvl>
@@ -2087,7 +2396,7 @@
         <w:ind w:left="5760" w:hanging="360"/>
       </w:pPr>
       <w:rPr>
-        <w:rFonts w:hint="default" w:ascii="Wingdings" w:hAnsi="Wingdings"/>
+        <w:rFonts w:ascii="Wingdings" w:hAnsi="Wingdings" w:hint="default"/>
         <w:sz w:val="20"/>
       </w:rPr>
     </w:lvl>
@@ -2103,12 +2412,12 @@
         <w:ind w:left="6480" w:hanging="360"/>
       </w:pPr>
       <w:rPr>
-        <w:rFonts w:hint="default" w:ascii="Wingdings" w:hAnsi="Wingdings"/>
+        <w:rFonts w:ascii="Wingdings" w:hAnsi="Wingdings" w:hint="default"/>
         <w:sz w:val="20"/>
       </w:rPr>
     </w:lvl>
   </w:abstractNum>
-  <w:abstractNum w:abstractNumId="2" w15:restartNumberingAfterBreak="0">
+  <w:abstractNum w:abstractNumId="3" w15:restartNumberingAfterBreak="0">
     <w:nsid w:val="28EC0D15"/>
     <w:multiLevelType w:val="multilevel"/>
     <w:tmpl w:val="10F28E36"/>
@@ -2221,7 +2530,7 @@
       </w:pPr>
     </w:lvl>
   </w:abstractNum>
-  <w:abstractNum w:abstractNumId="3" w15:restartNumberingAfterBreak="0">
+  <w:abstractNum w:abstractNumId="4" w15:restartNumberingAfterBreak="0">
     <w:nsid w:val="2B8C61D2"/>
     <w:multiLevelType w:val="multilevel"/>
     <w:tmpl w:val="FE7689B6"/>
@@ -2237,7 +2546,7 @@
         <w:ind w:left="720" w:hanging="360"/>
       </w:pPr>
       <w:rPr>
-        <w:rFonts w:hint="default" w:ascii="Symbol" w:hAnsi="Symbol"/>
+        <w:rFonts w:ascii="Symbol" w:hAnsi="Symbol" w:hint="default"/>
         <w:sz w:val="20"/>
       </w:rPr>
     </w:lvl>
@@ -2253,7 +2562,7 @@
         <w:ind w:left="1440" w:hanging="360"/>
       </w:pPr>
       <w:rPr>
-        <w:rFonts w:hint="default" w:ascii="Courier New" w:hAnsi="Courier New"/>
+        <w:rFonts w:ascii="Courier New" w:hAnsi="Courier New" w:hint="default"/>
         <w:sz w:val="20"/>
       </w:rPr>
     </w:lvl>
@@ -2269,7 +2578,7 @@
         <w:ind w:left="2160" w:hanging="360"/>
       </w:pPr>
       <w:rPr>
-        <w:rFonts w:hint="default" w:ascii="Wingdings" w:hAnsi="Wingdings"/>
+        <w:rFonts w:ascii="Wingdings" w:hAnsi="Wingdings" w:hint="default"/>
         <w:sz w:val="20"/>
       </w:rPr>
     </w:lvl>
@@ -2285,7 +2594,7 @@
         <w:ind w:left="2880" w:hanging="360"/>
       </w:pPr>
       <w:rPr>
-        <w:rFonts w:hint="default" w:ascii="Wingdings" w:hAnsi="Wingdings"/>
+        <w:rFonts w:ascii="Wingdings" w:hAnsi="Wingdings" w:hint="default"/>
         <w:sz w:val="20"/>
       </w:rPr>
     </w:lvl>
@@ -2301,7 +2610,7 @@
         <w:ind w:left="3600" w:hanging="360"/>
       </w:pPr>
       <w:rPr>
-        <w:rFonts w:hint="default" w:ascii="Wingdings" w:hAnsi="Wingdings"/>
+        <w:rFonts w:ascii="Wingdings" w:hAnsi="Wingdings" w:hint="default"/>
         <w:sz w:val="20"/>
       </w:rPr>
     </w:lvl>
@@ -2317,7 +2626,7 @@
         <w:ind w:left="4320" w:hanging="360"/>
       </w:pPr>
       <w:rPr>
-        <w:rFonts w:hint="default" w:ascii="Wingdings" w:hAnsi="Wingdings"/>
+        <w:rFonts w:ascii="Wingdings" w:hAnsi="Wingdings" w:hint="default"/>
         <w:sz w:val="20"/>
       </w:rPr>
     </w:lvl>
@@ -2333,7 +2642,7 @@
         <w:ind w:left="5040" w:hanging="360"/>
       </w:pPr>
       <w:rPr>
-        <w:rFonts w:hint="default" w:ascii="Wingdings" w:hAnsi="Wingdings"/>
+        <w:rFonts w:ascii="Wingdings" w:hAnsi="Wingdings" w:hint="default"/>
         <w:sz w:val="20"/>
       </w:rPr>
     </w:lvl>
@@ -2349,7 +2658,7 @@
         <w:ind w:left="5760" w:hanging="360"/>
       </w:pPr>
       <w:rPr>
-        <w:rFonts w:hint="default" w:ascii="Wingdings" w:hAnsi="Wingdings"/>
+        <w:rFonts w:ascii="Wingdings" w:hAnsi="Wingdings" w:hint="default"/>
         <w:sz w:val="20"/>
       </w:rPr>
     </w:lvl>
@@ -2365,44 +2674,200 @@
         <w:ind w:left="6480" w:hanging="360"/>
       </w:pPr>
       <w:rPr>
-        <w:rFonts w:hint="default" w:ascii="Wingdings" w:hAnsi="Wingdings"/>
+        <w:rFonts w:ascii="Wingdings" w:hAnsi="Wingdings" w:hint="default"/>
+        <w:sz w:val="20"/>
+      </w:rPr>
+    </w:lvl>
+  </w:abstractNum>
+  <w:abstractNum w:abstractNumId="5" w15:restartNumberingAfterBreak="0">
+    <w:nsid w:val="308B0DDF"/>
+    <w:multiLevelType w:val="multilevel"/>
+    <w:tmpl w:val="B712BA32"/>
+    <w:lvl w:ilvl="0">
+      <w:start w:val="1"/>
+      <w:numFmt w:val="bullet"/>
+      <w:lvlText w:val=""/>
+      <w:lvlJc w:val="left"/>
+      <w:pPr>
+        <w:tabs>
+          <w:tab w:val="num" w:pos="720"/>
+        </w:tabs>
+        <w:ind w:left="720" w:hanging="360"/>
+      </w:pPr>
+      <w:rPr>
+        <w:rFonts w:ascii="Symbol" w:hAnsi="Symbol" w:hint="default"/>
+        <w:sz w:val="20"/>
+      </w:rPr>
+    </w:lvl>
+    <w:lvl w:ilvl="1">
+      <w:start w:val="1"/>
+      <w:numFmt w:val="bullet"/>
+      <w:lvlText w:val="o"/>
+      <w:lvlJc w:val="left"/>
+      <w:pPr>
+        <w:tabs>
+          <w:tab w:val="num" w:pos="1440"/>
+        </w:tabs>
+        <w:ind w:left="1440" w:hanging="360"/>
+      </w:pPr>
+      <w:rPr>
+        <w:rFonts w:ascii="Courier New" w:hAnsi="Courier New" w:cs="Times New Roman" w:hint="default"/>
+        <w:sz w:val="20"/>
+      </w:rPr>
+    </w:lvl>
+    <w:lvl w:ilvl="2">
+      <w:start w:val="1"/>
+      <w:numFmt w:val="bullet"/>
+      <w:lvlText w:val=""/>
+      <w:lvlJc w:val="left"/>
+      <w:pPr>
+        <w:tabs>
+          <w:tab w:val="num" w:pos="2160"/>
+        </w:tabs>
+        <w:ind w:left="2160" w:hanging="360"/>
+      </w:pPr>
+      <w:rPr>
+        <w:rFonts w:ascii="Wingdings" w:hAnsi="Wingdings" w:hint="default"/>
+        <w:sz w:val="20"/>
+      </w:rPr>
+    </w:lvl>
+    <w:lvl w:ilvl="3">
+      <w:start w:val="1"/>
+      <w:numFmt w:val="bullet"/>
+      <w:lvlText w:val=""/>
+      <w:lvlJc w:val="left"/>
+      <w:pPr>
+        <w:tabs>
+          <w:tab w:val="num" w:pos="2880"/>
+        </w:tabs>
+        <w:ind w:left="2880" w:hanging="360"/>
+      </w:pPr>
+      <w:rPr>
+        <w:rFonts w:ascii="Wingdings" w:hAnsi="Wingdings" w:hint="default"/>
+        <w:sz w:val="20"/>
+      </w:rPr>
+    </w:lvl>
+    <w:lvl w:ilvl="4">
+      <w:start w:val="1"/>
+      <w:numFmt w:val="bullet"/>
+      <w:lvlText w:val=""/>
+      <w:lvlJc w:val="left"/>
+      <w:pPr>
+        <w:tabs>
+          <w:tab w:val="num" w:pos="3600"/>
+        </w:tabs>
+        <w:ind w:left="3600" w:hanging="360"/>
+      </w:pPr>
+      <w:rPr>
+        <w:rFonts w:ascii="Wingdings" w:hAnsi="Wingdings" w:hint="default"/>
+        <w:sz w:val="20"/>
+      </w:rPr>
+    </w:lvl>
+    <w:lvl w:ilvl="5">
+      <w:start w:val="1"/>
+      <w:numFmt w:val="bullet"/>
+      <w:lvlText w:val=""/>
+      <w:lvlJc w:val="left"/>
+      <w:pPr>
+        <w:tabs>
+          <w:tab w:val="num" w:pos="4320"/>
+        </w:tabs>
+        <w:ind w:left="4320" w:hanging="360"/>
+      </w:pPr>
+      <w:rPr>
+        <w:rFonts w:ascii="Wingdings" w:hAnsi="Wingdings" w:hint="default"/>
+        <w:sz w:val="20"/>
+      </w:rPr>
+    </w:lvl>
+    <w:lvl w:ilvl="6">
+      <w:start w:val="1"/>
+      <w:numFmt w:val="bullet"/>
+      <w:lvlText w:val=""/>
+      <w:lvlJc w:val="left"/>
+      <w:pPr>
+        <w:tabs>
+          <w:tab w:val="num" w:pos="5040"/>
+        </w:tabs>
+        <w:ind w:left="5040" w:hanging="360"/>
+      </w:pPr>
+      <w:rPr>
+        <w:rFonts w:ascii="Wingdings" w:hAnsi="Wingdings" w:hint="default"/>
+        <w:sz w:val="20"/>
+      </w:rPr>
+    </w:lvl>
+    <w:lvl w:ilvl="7">
+      <w:start w:val="1"/>
+      <w:numFmt w:val="bullet"/>
+      <w:lvlText w:val=""/>
+      <w:lvlJc w:val="left"/>
+      <w:pPr>
+        <w:tabs>
+          <w:tab w:val="num" w:pos="5760"/>
+        </w:tabs>
+        <w:ind w:left="5760" w:hanging="360"/>
+      </w:pPr>
+      <w:rPr>
+        <w:rFonts w:ascii="Wingdings" w:hAnsi="Wingdings" w:hint="default"/>
+        <w:sz w:val="20"/>
+      </w:rPr>
+    </w:lvl>
+    <w:lvl w:ilvl="8">
+      <w:start w:val="1"/>
+      <w:numFmt w:val="bullet"/>
+      <w:lvlText w:val=""/>
+      <w:lvlJc w:val="left"/>
+      <w:pPr>
+        <w:tabs>
+          <w:tab w:val="num" w:pos="6480"/>
+        </w:tabs>
+        <w:ind w:left="6480" w:hanging="360"/>
+      </w:pPr>
+      <w:rPr>
+        <w:rFonts w:ascii="Wingdings" w:hAnsi="Wingdings" w:hint="default"/>
         <w:sz w:val="20"/>
       </w:rPr>
     </w:lvl>
   </w:abstractNum>
   <w:num w:numId="1" w16cid:durableId="1035354162">
-    <w:abstractNumId w:val="3"/>
+    <w:abstractNumId w:val="4"/>
   </w:num>
   <w:num w:numId="2" w16cid:durableId="294265191">
     <w:abstractNumId w:val="0"/>
   </w:num>
   <w:num w:numId="3" w16cid:durableId="557203147">
+    <w:abstractNumId w:val="3"/>
+  </w:num>
+  <w:num w:numId="4" w16cid:durableId="1902665745">
     <w:abstractNumId w:val="2"/>
   </w:num>
-  <w:num w:numId="4" w16cid:durableId="1902665745">
+  <w:num w:numId="5" w16cid:durableId="143744526">
+    <w:abstractNumId w:val="5"/>
+    <w:lvlOverride w:ilvl="0"/>
+    <w:lvlOverride w:ilvl="1"/>
+    <w:lvlOverride w:ilvl="2"/>
+    <w:lvlOverride w:ilvl="3"/>
+    <w:lvlOverride w:ilvl="4"/>
+    <w:lvlOverride w:ilvl="5"/>
+    <w:lvlOverride w:ilvl="6"/>
+    <w:lvlOverride w:ilvl="7"/>
+    <w:lvlOverride w:ilvl="8"/>
+  </w:num>
+  <w:num w:numId="6" w16cid:durableId="1887445258">
     <w:abstractNumId w:val="1"/>
   </w:num>
 </w:numbering>
 </file>
 
-<file path=word/people.xml><?xml version="1.0" encoding="utf-8"?>
-<w15:people xmlns:mc="http://schemas.openxmlformats.org/markup-compatibility/2006" xmlns:w15="http://schemas.microsoft.com/office/word/2012/wordml" mc:Ignorable="w15">
-  <w15:person w15:author="Fabienne Dobbels">
-    <w15:presenceInfo w15:providerId="AD" w15:userId="S::fabienne.dobbels@kuleuven.be::6af49e9b-5a3b-47c4-8312-83989a90b1c2"/>
-  </w15:person>
-</w15:people>
-</file>
-
 <file path=word/styles.xml><?xml version="1.0" encoding="utf-8"?>
-<w:styles xmlns:wp14="http://schemas.microsoft.com/office/word/2010/wordprocessingDrawing" xmlns:mc="http://schemas.openxmlformats.org/markup-compatibility/2006" xmlns:r="http://schemas.openxmlformats.org/officeDocument/2006/relationships" xmlns:w="http://schemas.openxmlformats.org/wordprocessingml/2006/main" xmlns:w14="http://schemas.microsoft.com/office/word/2010/wordml" xmlns:w15="http://schemas.microsoft.com/office/word/2012/wordml" xmlns:w16cex="http://schemas.microsoft.com/office/word/2018/wordml/cex" xmlns:w16cid="http://schemas.microsoft.com/office/word/2016/wordml/cid" xmlns:w16="http://schemas.microsoft.com/office/word/2018/wordml" xmlns:w16du="http://schemas.microsoft.com/office/word/2023/wordml/word16du" xmlns:w16sdtdh="http://schemas.microsoft.com/office/word/2020/wordml/sdtdatahash" xmlns:w16sdtfl="http://schemas.microsoft.com/office/word/2024/wordml/sdtformatlock" xmlns:w16se="http://schemas.microsoft.com/office/word/2015/wordml/symex" mc:Ignorable="w14 w15 w16se w16cid w16 w16cex w16sdtdh w16sdtfl w16du wp14">
+<w:styles xmlns:mc="http://schemas.openxmlformats.org/markup-compatibility/2006" xmlns:r="http://schemas.openxmlformats.org/officeDocument/2006/relationships" xmlns:w="http://schemas.openxmlformats.org/wordprocessingml/2006/main" xmlns:w14="http://schemas.microsoft.com/office/word/2010/wordml" xmlns:w15="http://schemas.microsoft.com/office/word/2012/wordml" xmlns:w16cex="http://schemas.microsoft.com/office/word/2018/wordml/cex" xmlns:w16cid="http://schemas.microsoft.com/office/word/2016/wordml/cid" xmlns:w16="http://schemas.microsoft.com/office/word/2018/wordml" xmlns:w16du="http://schemas.microsoft.com/office/word/2023/wordml/word16du" xmlns:w16sdtdh="http://schemas.microsoft.com/office/word/2020/wordml/sdtdatahash" xmlns:w16sdtfl="http://schemas.microsoft.com/office/word/2024/wordml/sdtformatlock" xmlns:w16se="http://schemas.microsoft.com/office/word/2015/wordml/symex" mc:Ignorable="w14 w15 w16se w16cid w16 w16cex w16sdtdh w16sdtfl w16du">
   <w:docDefaults>
     <w:rPrDefault>
       <w:rPr>
-        <w:rFonts w:asciiTheme="minorHAnsi" w:hAnsiTheme="minorHAnsi" w:eastAsiaTheme="minorHAnsi" w:cstheme="minorBidi"/>
+        <w:rFonts w:asciiTheme="minorHAnsi" w:eastAsiaTheme="minorHAnsi" w:hAnsiTheme="minorHAnsi" w:cstheme="minorBidi"/>
         <w:kern w:val="2"/>
         <w:sz w:val="22"/>
         <w:szCs w:val="22"/>
-        <w:lang w:eastAsia="en-US" w:bidi="ar-SA"/>
+        <w:lang w:val="nl-BE" w:eastAsia="en-US" w:bidi="ar-SA"/>
         <w14:ligatures w14:val="standardContextual"/>
       </w:rPr>
     </w:rPrDefault>
@@ -2415,14 +2880,14 @@
   <w:latentStyles w:defLockedState="0" w:defUIPriority="99" w:defSemiHidden="0" w:defUnhideWhenUsed="0" w:defQFormat="0" w:count="376">
     <w:lsdException w:name="Normal" w:uiPriority="0" w:qFormat="1"/>
     <w:lsdException w:name="heading 1" w:uiPriority="9" w:qFormat="1"/>
-    <w:lsdException w:name="heading 2" w:uiPriority="9" w:semiHidden="1" w:unhideWhenUsed="1" w:qFormat="1"/>
-    <w:lsdException w:name="heading 3" w:uiPriority="9" w:semiHidden="1" w:unhideWhenUsed="1" w:qFormat="1"/>
-    <w:lsdException w:name="heading 4" w:uiPriority="9" w:semiHidden="1" w:unhideWhenUsed="1" w:qFormat="1"/>
-    <w:lsdException w:name="heading 5" w:uiPriority="9" w:semiHidden="1" w:unhideWhenUsed="1" w:qFormat="1"/>
-    <w:lsdException w:name="heading 6" w:uiPriority="9" w:semiHidden="1" w:unhideWhenUsed="1" w:qFormat="1"/>
-    <w:lsdException w:name="heading 7" w:uiPriority="9" w:semiHidden="1" w:unhideWhenUsed="1" w:qFormat="1"/>
-    <w:lsdException w:name="heading 8" w:uiPriority="9" w:semiHidden="1" w:unhideWhenUsed="1" w:qFormat="1"/>
-    <w:lsdException w:name="heading 9" w:uiPriority="9" w:semiHidden="1" w:unhideWhenUsed="1" w:qFormat="1"/>
+    <w:lsdException w:name="heading 2" w:semiHidden="1" w:uiPriority="9" w:unhideWhenUsed="1" w:qFormat="1"/>
+    <w:lsdException w:name="heading 3" w:semiHidden="1" w:uiPriority="9" w:unhideWhenUsed="1" w:qFormat="1"/>
+    <w:lsdException w:name="heading 4" w:semiHidden="1" w:uiPriority="9" w:unhideWhenUsed="1" w:qFormat="1"/>
+    <w:lsdException w:name="heading 5" w:semiHidden="1" w:uiPriority="9" w:unhideWhenUsed="1" w:qFormat="1"/>
+    <w:lsdException w:name="heading 6" w:semiHidden="1" w:uiPriority="9" w:unhideWhenUsed="1" w:qFormat="1"/>
+    <w:lsdException w:name="heading 7" w:semiHidden="1" w:uiPriority="9" w:unhideWhenUsed="1" w:qFormat="1"/>
+    <w:lsdException w:name="heading 8" w:semiHidden="1" w:uiPriority="9" w:unhideWhenUsed="1" w:qFormat="1"/>
+    <w:lsdException w:name="heading 9" w:semiHidden="1" w:uiPriority="9" w:unhideWhenUsed="1" w:qFormat="1"/>
     <w:lsdException w:name="index 1" w:semiHidden="1" w:unhideWhenUsed="1"/>
     <w:lsdException w:name="index 2" w:semiHidden="1" w:unhideWhenUsed="1"/>
     <w:lsdException w:name="index 3" w:semiHidden="1" w:unhideWhenUsed="1"/>
@@ -2432,22 +2897,22 @@
     <w:lsdException w:name="index 7" w:semiHidden="1" w:unhideWhenUsed="1"/>
     <w:lsdException w:name="index 8" w:semiHidden="1" w:unhideWhenUsed="1"/>
     <w:lsdException w:name="index 9" w:semiHidden="1" w:unhideWhenUsed="1"/>
-    <w:lsdException w:name="toc 1" w:uiPriority="39" w:semiHidden="1" w:unhideWhenUsed="1"/>
-    <w:lsdException w:name="toc 2" w:uiPriority="39" w:semiHidden="1" w:unhideWhenUsed="1"/>
-    <w:lsdException w:name="toc 3" w:uiPriority="39" w:semiHidden="1" w:unhideWhenUsed="1"/>
-    <w:lsdException w:name="toc 4" w:uiPriority="39" w:semiHidden="1" w:unhideWhenUsed="1"/>
-    <w:lsdException w:name="toc 5" w:uiPriority="39" w:semiHidden="1" w:unhideWhenUsed="1"/>
-    <w:lsdException w:name="toc 6" w:uiPriority="39" w:semiHidden="1" w:unhideWhenUsed="1"/>
-    <w:lsdException w:name="toc 7" w:uiPriority="39" w:semiHidden="1" w:unhideWhenUsed="1"/>
-    <w:lsdException w:name="toc 8" w:uiPriority="39" w:semiHidden="1" w:unhideWhenUsed="1"/>
-    <w:lsdException w:name="toc 9" w:uiPriority="39" w:semiHidden="1" w:unhideWhenUsed="1"/>
+    <w:lsdException w:name="toc 1" w:semiHidden="1" w:uiPriority="39" w:unhideWhenUsed="1"/>
+    <w:lsdException w:name="toc 2" w:semiHidden="1" w:uiPriority="39" w:unhideWhenUsed="1"/>
+    <w:lsdException w:name="toc 3" w:semiHidden="1" w:uiPriority="39" w:unhideWhenUsed="1"/>
+    <w:lsdException w:name="toc 4" w:semiHidden="1" w:uiPriority="39" w:unhideWhenUsed="1"/>
+    <w:lsdException w:name="toc 5" w:semiHidden="1" w:uiPriority="39" w:unhideWhenUsed="1"/>
+    <w:lsdException w:name="toc 6" w:semiHidden="1" w:uiPriority="39" w:unhideWhenUsed="1"/>
+    <w:lsdException w:name="toc 7" w:semiHidden="1" w:uiPriority="39" w:unhideWhenUsed="1"/>
+    <w:lsdException w:name="toc 8" w:semiHidden="1" w:uiPriority="39" w:unhideWhenUsed="1"/>
+    <w:lsdException w:name="toc 9" w:semiHidden="1" w:uiPriority="39" w:unhideWhenUsed="1"/>
     <w:lsdException w:name="Normal Indent" w:semiHidden="1" w:unhideWhenUsed="1"/>
     <w:lsdException w:name="footnote text" w:semiHidden="1" w:unhideWhenUsed="1"/>
     <w:lsdException w:name="annotation text" w:semiHidden="1" w:unhideWhenUsed="1"/>
     <w:lsdException w:name="header" w:semiHidden="1" w:unhideWhenUsed="1"/>
     <w:lsdException w:name="footer" w:semiHidden="1" w:unhideWhenUsed="1"/>
     <w:lsdException w:name="index heading" w:semiHidden="1" w:unhideWhenUsed="1"/>
-    <w:lsdException w:name="caption" w:uiPriority="35" w:semiHidden="1" w:unhideWhenUsed="1" w:qFormat="1"/>
+    <w:lsdException w:name="caption" w:semiHidden="1" w:uiPriority="35" w:unhideWhenUsed="1" w:qFormat="1"/>
     <w:lsdException w:name="table of figures" w:semiHidden="1" w:unhideWhenUsed="1"/>
     <w:lsdException w:name="envelope address" w:semiHidden="1" w:unhideWhenUsed="1"/>
     <w:lsdException w:name="envelope return" w:semiHidden="1" w:unhideWhenUsed="1"/>
@@ -2478,7 +2943,7 @@
     <w:lsdException w:name="Title" w:uiPriority="10" w:qFormat="1"/>
     <w:lsdException w:name="Closing" w:semiHidden="1" w:unhideWhenUsed="1"/>
     <w:lsdException w:name="Signature" w:semiHidden="1" w:unhideWhenUsed="1"/>
-    <w:lsdException w:name="Default Paragraph Font" w:uiPriority="1" w:semiHidden="1" w:unhideWhenUsed="1"/>
+    <w:lsdException w:name="Default Paragraph Font" w:semiHidden="1" w:uiPriority="1" w:unhideWhenUsed="1"/>
     <w:lsdException w:name="Body Text" w:semiHidden="1" w:unhideWhenUsed="1"/>
     <w:lsdException w:name="Body Text Indent" w:semiHidden="1" w:unhideWhenUsed="1"/>
     <w:lsdException w:name="List Continue" w:semiHidden="1" w:unhideWhenUsed="1"/>
@@ -2678,8 +3143,8 @@
     <w:lsdException w:name="Subtle Reference" w:uiPriority="31" w:qFormat="1"/>
     <w:lsdException w:name="Intense Reference" w:uiPriority="32" w:qFormat="1"/>
     <w:lsdException w:name="Book Title" w:uiPriority="33" w:qFormat="1"/>
-    <w:lsdException w:name="Bibliography" w:uiPriority="37" w:semiHidden="1" w:unhideWhenUsed="1"/>
-    <w:lsdException w:name="TOC Heading" w:uiPriority="39" w:semiHidden="1" w:unhideWhenUsed="1" w:qFormat="1"/>
+    <w:lsdException w:name="Bibliography" w:semiHidden="1" w:uiPriority="37" w:unhideWhenUsed="1"/>
+    <w:lsdException w:name="TOC Heading" w:semiHidden="1" w:uiPriority="39" w:unhideWhenUsed="1" w:qFormat="1"/>
     <w:lsdException w:name="Plain Table 1" w:uiPriority="41"/>
     <w:lsdException w:name="Plain Table 2" w:uiPriority="42"/>
     <w:lsdException w:name="Plain Table 3" w:uiPriority="43"/>
@@ -2790,20 +3255,20 @@
     <w:lsdException w:name="Unresolved Mention" w:semiHidden="1" w:unhideWhenUsed="1"/>
     <w:lsdException w:name="Smart Link" w:semiHidden="1" w:unhideWhenUsed="1"/>
   </w:latentStyles>
-  <w:style w:type="paragraph" w:styleId="Normal" w:default="1">
+  <w:style w:type="paragraph" w:default="1" w:styleId="Standaard">
     <w:name w:val="Normal"/>
     <w:qFormat/>
     <w:rsid w:val="00044DA7"/>
     <w:rPr>
-      <w:rFonts w:ascii="Arial" w:hAnsi="Arial" w:eastAsia="Arial" w:cs="Arial"/>
+      <w:rFonts w:ascii="Arial" w:eastAsia="Arial" w:hAnsi="Arial" w:cs="Arial"/>
       <w:lang w:val="en-GB"/>
     </w:rPr>
   </w:style>
-  <w:style w:type="paragraph" w:styleId="Heading1">
+  <w:style w:type="paragraph" w:styleId="Kop1">
     <w:name w:val="heading 1"/>
-    <w:basedOn w:val="Normal"/>
-    <w:next w:val="Normal"/>
-    <w:link w:val="Heading1Char"/>
+    <w:basedOn w:val="Standaard"/>
+    <w:next w:val="Standaard"/>
+    <w:link w:val="Kop1Char"/>
     <w:uiPriority w:val="9"/>
     <w:qFormat/>
     <w:rsid w:val="00044DA7"/>
@@ -2814,17 +3279,17 @@
       <w:outlineLvl w:val="0"/>
     </w:pPr>
     <w:rPr>
-      <w:rFonts w:asciiTheme="majorHAnsi" w:hAnsiTheme="majorHAnsi" w:eastAsiaTheme="majorEastAsia" w:cstheme="majorBidi"/>
+      <w:rFonts w:asciiTheme="majorHAnsi" w:eastAsiaTheme="majorEastAsia" w:hAnsiTheme="majorHAnsi" w:cstheme="majorBidi"/>
       <w:color w:val="0F4761" w:themeColor="accent1" w:themeShade="BF"/>
       <w:sz w:val="40"/>
       <w:szCs w:val="40"/>
     </w:rPr>
   </w:style>
-  <w:style w:type="paragraph" w:styleId="Heading2">
+  <w:style w:type="paragraph" w:styleId="Kop2">
     <w:name w:val="heading 2"/>
-    <w:basedOn w:val="Normal"/>
-    <w:next w:val="Normal"/>
-    <w:link w:val="Heading2Char"/>
+    <w:basedOn w:val="Standaard"/>
+    <w:next w:val="Standaard"/>
+    <w:link w:val="Kop2Char"/>
     <w:uiPriority w:val="9"/>
     <w:semiHidden/>
     <w:unhideWhenUsed/>
@@ -2837,17 +3302,17 @@
       <w:outlineLvl w:val="1"/>
     </w:pPr>
     <w:rPr>
-      <w:rFonts w:asciiTheme="majorHAnsi" w:hAnsiTheme="majorHAnsi" w:eastAsiaTheme="majorEastAsia" w:cstheme="majorBidi"/>
+      <w:rFonts w:asciiTheme="majorHAnsi" w:eastAsiaTheme="majorEastAsia" w:hAnsiTheme="majorHAnsi" w:cstheme="majorBidi"/>
       <w:color w:val="0F4761" w:themeColor="accent1" w:themeShade="BF"/>
       <w:sz w:val="32"/>
       <w:szCs w:val="32"/>
     </w:rPr>
   </w:style>
-  <w:style w:type="paragraph" w:styleId="Heading3">
+  <w:style w:type="paragraph" w:styleId="Kop3">
     <w:name w:val="heading 3"/>
-    <w:basedOn w:val="Normal"/>
-    <w:next w:val="Normal"/>
-    <w:link w:val="Heading3Char"/>
+    <w:basedOn w:val="Standaard"/>
+    <w:next w:val="Standaard"/>
+    <w:link w:val="Kop3Char"/>
     <w:uiPriority w:val="9"/>
     <w:semiHidden/>
     <w:unhideWhenUsed/>
@@ -2866,11 +3331,11 @@
       <w:szCs w:val="28"/>
     </w:rPr>
   </w:style>
-  <w:style w:type="paragraph" w:styleId="Heading4">
+  <w:style w:type="paragraph" w:styleId="Kop4">
     <w:name w:val="heading 4"/>
-    <w:basedOn w:val="Normal"/>
-    <w:next w:val="Normal"/>
-    <w:link w:val="Heading4Char"/>
+    <w:basedOn w:val="Standaard"/>
+    <w:next w:val="Standaard"/>
+    <w:link w:val="Kop4Char"/>
     <w:uiPriority w:val="9"/>
     <w:semiHidden/>
     <w:unhideWhenUsed/>
@@ -2889,11 +3354,11 @@
       <w:color w:val="0F4761" w:themeColor="accent1" w:themeShade="BF"/>
     </w:rPr>
   </w:style>
-  <w:style w:type="paragraph" w:styleId="Heading5">
+  <w:style w:type="paragraph" w:styleId="Kop5">
     <w:name w:val="heading 5"/>
-    <w:basedOn w:val="Normal"/>
-    <w:next w:val="Normal"/>
-    <w:link w:val="Heading5Char"/>
+    <w:basedOn w:val="Standaard"/>
+    <w:next w:val="Standaard"/>
+    <w:link w:val="Kop5Char"/>
     <w:uiPriority w:val="9"/>
     <w:semiHidden/>
     <w:unhideWhenUsed/>
@@ -2910,11 +3375,11 @@
       <w:color w:val="0F4761" w:themeColor="accent1" w:themeShade="BF"/>
     </w:rPr>
   </w:style>
-  <w:style w:type="paragraph" w:styleId="Heading6">
+  <w:style w:type="paragraph" w:styleId="Kop6">
     <w:name w:val="heading 6"/>
-    <w:basedOn w:val="Normal"/>
-    <w:next w:val="Normal"/>
-    <w:link w:val="Heading6Char"/>
+    <w:basedOn w:val="Standaard"/>
+    <w:next w:val="Standaard"/>
+    <w:link w:val="Kop6Char"/>
     <w:uiPriority w:val="9"/>
     <w:semiHidden/>
     <w:unhideWhenUsed/>
@@ -2933,11 +3398,11 @@
       <w:color w:val="595959" w:themeColor="text1" w:themeTint="A6"/>
     </w:rPr>
   </w:style>
-  <w:style w:type="paragraph" w:styleId="Heading7">
+  <w:style w:type="paragraph" w:styleId="Kop7">
     <w:name w:val="heading 7"/>
-    <w:basedOn w:val="Normal"/>
-    <w:next w:val="Normal"/>
-    <w:link w:val="Heading7Char"/>
+    <w:basedOn w:val="Standaard"/>
+    <w:next w:val="Standaard"/>
+    <w:link w:val="Kop7Char"/>
     <w:uiPriority w:val="9"/>
     <w:semiHidden/>
     <w:unhideWhenUsed/>
@@ -2954,11 +3419,11 @@
       <w:color w:val="595959" w:themeColor="text1" w:themeTint="A6"/>
     </w:rPr>
   </w:style>
-  <w:style w:type="paragraph" w:styleId="Heading8">
+  <w:style w:type="paragraph" w:styleId="Kop8">
     <w:name w:val="heading 8"/>
-    <w:basedOn w:val="Normal"/>
-    <w:next w:val="Normal"/>
-    <w:link w:val="Heading8Char"/>
+    <w:basedOn w:val="Standaard"/>
+    <w:next w:val="Standaard"/>
+    <w:link w:val="Kop8Char"/>
     <w:uiPriority w:val="9"/>
     <w:semiHidden/>
     <w:unhideWhenUsed/>
@@ -2977,11 +3442,11 @@
       <w:color w:val="272727" w:themeColor="text1" w:themeTint="D8"/>
     </w:rPr>
   </w:style>
-  <w:style w:type="paragraph" w:styleId="Heading9">
+  <w:style w:type="paragraph" w:styleId="Kop9">
     <w:name w:val="heading 9"/>
-    <w:basedOn w:val="Normal"/>
-    <w:next w:val="Normal"/>
-    <w:link w:val="Heading9Char"/>
+    <w:basedOn w:val="Standaard"/>
+    <w:next w:val="Standaard"/>
+    <w:link w:val="Kop9Char"/>
     <w:uiPriority w:val="9"/>
     <w:semiHidden/>
     <w:unhideWhenUsed/>
@@ -2998,13 +3463,13 @@
       <w:color w:val="272727" w:themeColor="text1" w:themeTint="D8"/>
     </w:rPr>
   </w:style>
-  <w:style w:type="character" w:styleId="DefaultParagraphFont" w:default="1">
+  <w:style w:type="character" w:default="1" w:styleId="Standaardalinea-lettertype">
     <w:name w:val="Default Paragraph Font"/>
     <w:uiPriority w:val="1"/>
     <w:semiHidden/>
     <w:unhideWhenUsed/>
   </w:style>
-  <w:style w:type="table" w:styleId="TableNormal" w:default="1">
+  <w:style w:type="table" w:default="1" w:styleId="Standaardtabel">
     <w:name w:val="Normal Table"/>
     <w:uiPriority w:val="99"/>
     <w:semiHidden/>
@@ -3019,45 +3484,45 @@
       </w:tblCellMar>
     </w:tblPr>
   </w:style>
-  <w:style w:type="numbering" w:styleId="NoList" w:default="1">
+  <w:style w:type="numbering" w:default="1" w:styleId="Geenlijst">
     <w:name w:val="No List"/>
     <w:uiPriority w:val="99"/>
     <w:semiHidden/>
     <w:unhideWhenUsed/>
   </w:style>
-  <w:style w:type="character" w:styleId="Heading1Char" w:customStyle="1">
-    <w:name w:val="Heading 1 Char"/>
-    <w:basedOn w:val="DefaultParagraphFont"/>
-    <w:link w:val="Heading1"/>
+  <w:style w:type="character" w:customStyle="1" w:styleId="Kop1Char">
+    <w:name w:val="Kop 1 Char"/>
+    <w:basedOn w:val="Standaardalinea-lettertype"/>
+    <w:link w:val="Kop1"/>
     <w:uiPriority w:val="9"/>
     <w:rsid w:val="00044DA7"/>
     <w:rPr>
-      <w:rFonts w:asciiTheme="majorHAnsi" w:hAnsiTheme="majorHAnsi" w:eastAsiaTheme="majorEastAsia" w:cstheme="majorBidi"/>
+      <w:rFonts w:asciiTheme="majorHAnsi" w:eastAsiaTheme="majorEastAsia" w:hAnsiTheme="majorHAnsi" w:cstheme="majorBidi"/>
       <w:color w:val="0F4761" w:themeColor="accent1" w:themeShade="BF"/>
       <w:sz w:val="40"/>
       <w:szCs w:val="40"/>
       <w:lang w:val="en-GB"/>
     </w:rPr>
   </w:style>
-  <w:style w:type="character" w:styleId="Heading2Char" w:customStyle="1">
-    <w:name w:val="Heading 2 Char"/>
-    <w:basedOn w:val="DefaultParagraphFont"/>
-    <w:link w:val="Heading2"/>
+  <w:style w:type="character" w:customStyle="1" w:styleId="Kop2Char">
+    <w:name w:val="Kop 2 Char"/>
+    <w:basedOn w:val="Standaardalinea-lettertype"/>
+    <w:link w:val="Kop2"/>
     <w:uiPriority w:val="9"/>
     <w:semiHidden/>
     <w:rsid w:val="00044DA7"/>
     <w:rPr>
-      <w:rFonts w:asciiTheme="majorHAnsi" w:hAnsiTheme="majorHAnsi" w:eastAsiaTheme="majorEastAsia" w:cstheme="majorBidi"/>
+      <w:rFonts w:asciiTheme="majorHAnsi" w:eastAsiaTheme="majorEastAsia" w:hAnsiTheme="majorHAnsi" w:cstheme="majorBidi"/>
       <w:color w:val="0F4761" w:themeColor="accent1" w:themeShade="BF"/>
       <w:sz w:val="32"/>
       <w:szCs w:val="32"/>
       <w:lang w:val="en-GB"/>
     </w:rPr>
   </w:style>
-  <w:style w:type="character" w:styleId="Heading3Char" w:customStyle="1">
-    <w:name w:val="Heading 3 Char"/>
-    <w:basedOn w:val="DefaultParagraphFont"/>
-    <w:link w:val="Heading3"/>
+  <w:style w:type="character" w:customStyle="1" w:styleId="Kop3Char">
+    <w:name w:val="Kop 3 Char"/>
+    <w:basedOn w:val="Standaardalinea-lettertype"/>
+    <w:link w:val="Kop3"/>
     <w:uiPriority w:val="9"/>
     <w:semiHidden/>
     <w:rsid w:val="00044DA7"/>
@@ -3069,10 +3534,10 @@
       <w:lang w:val="en-GB"/>
     </w:rPr>
   </w:style>
-  <w:style w:type="character" w:styleId="Heading4Char" w:customStyle="1">
-    <w:name w:val="Heading 4 Char"/>
-    <w:basedOn w:val="DefaultParagraphFont"/>
-    <w:link w:val="Heading4"/>
+  <w:style w:type="character" w:customStyle="1" w:styleId="Kop4Char">
+    <w:name w:val="Kop 4 Char"/>
+    <w:basedOn w:val="Standaardalinea-lettertype"/>
+    <w:link w:val="Kop4"/>
     <w:uiPriority w:val="9"/>
     <w:semiHidden/>
     <w:rsid w:val="00044DA7"/>
@@ -3084,10 +3549,10 @@
       <w:lang w:val="en-GB"/>
     </w:rPr>
   </w:style>
-  <w:style w:type="character" w:styleId="Heading5Char" w:customStyle="1">
-    <w:name w:val="Heading 5 Char"/>
-    <w:basedOn w:val="DefaultParagraphFont"/>
-    <w:link w:val="Heading5"/>
+  <w:style w:type="character" w:customStyle="1" w:styleId="Kop5Char">
+    <w:name w:val="Kop 5 Char"/>
+    <w:basedOn w:val="Standaardalinea-lettertype"/>
+    <w:link w:val="Kop5"/>
     <w:uiPriority w:val="9"/>
     <w:semiHidden/>
     <w:rsid w:val="00044DA7"/>
@@ -3097,10 +3562,10 @@
       <w:lang w:val="en-GB"/>
     </w:rPr>
   </w:style>
-  <w:style w:type="character" w:styleId="Heading6Char" w:customStyle="1">
-    <w:name w:val="Heading 6 Char"/>
-    <w:basedOn w:val="DefaultParagraphFont"/>
-    <w:link w:val="Heading6"/>
+  <w:style w:type="character" w:customStyle="1" w:styleId="Kop6Char">
+    <w:name w:val="Kop 6 Char"/>
+    <w:basedOn w:val="Standaardalinea-lettertype"/>
+    <w:link w:val="Kop6"/>
     <w:uiPriority w:val="9"/>
     <w:semiHidden/>
     <w:rsid w:val="00044DA7"/>
@@ -3112,10 +3577,10 @@
       <w:lang w:val="en-GB"/>
     </w:rPr>
   </w:style>
-  <w:style w:type="character" w:styleId="Heading7Char" w:customStyle="1">
-    <w:name w:val="Heading 7 Char"/>
-    <w:basedOn w:val="DefaultParagraphFont"/>
-    <w:link w:val="Heading7"/>
+  <w:style w:type="character" w:customStyle="1" w:styleId="Kop7Char">
+    <w:name w:val="Kop 7 Char"/>
+    <w:basedOn w:val="Standaardalinea-lettertype"/>
+    <w:link w:val="Kop7"/>
     <w:uiPriority w:val="9"/>
     <w:semiHidden/>
     <w:rsid w:val="00044DA7"/>
@@ -3125,10 +3590,10 @@
       <w:lang w:val="en-GB"/>
     </w:rPr>
   </w:style>
-  <w:style w:type="character" w:styleId="Heading8Char" w:customStyle="1">
-    <w:name w:val="Heading 8 Char"/>
-    <w:basedOn w:val="DefaultParagraphFont"/>
-    <w:link w:val="Heading8"/>
+  <w:style w:type="character" w:customStyle="1" w:styleId="Kop8Char">
+    <w:name w:val="Kop 8 Char"/>
+    <w:basedOn w:val="Standaardalinea-lettertype"/>
+    <w:link w:val="Kop8"/>
     <w:uiPriority w:val="9"/>
     <w:semiHidden/>
     <w:rsid w:val="00044DA7"/>
@@ -3140,10 +3605,10 @@
       <w:lang w:val="en-GB"/>
     </w:rPr>
   </w:style>
-  <w:style w:type="character" w:styleId="Heading9Char" w:customStyle="1">
-    <w:name w:val="Heading 9 Char"/>
-    <w:basedOn w:val="DefaultParagraphFont"/>
-    <w:link w:val="Heading9"/>
+  <w:style w:type="character" w:customStyle="1" w:styleId="Kop9Char">
+    <w:name w:val="Kop 9 Char"/>
+    <w:basedOn w:val="Standaardalinea-lettertype"/>
+    <w:link w:val="Kop9"/>
     <w:uiPriority w:val="9"/>
     <w:semiHidden/>
     <w:rsid w:val="00044DA7"/>
@@ -3153,11 +3618,11 @@
       <w:lang w:val="en-GB"/>
     </w:rPr>
   </w:style>
-  <w:style w:type="paragraph" w:styleId="Title">
+  <w:style w:type="paragraph" w:styleId="Titel">
     <w:name w:val="Title"/>
-    <w:basedOn w:val="Normal"/>
-    <w:next w:val="Normal"/>
-    <w:link w:val="TitleChar"/>
+    <w:basedOn w:val="Standaard"/>
+    <w:next w:val="Standaard"/>
+    <w:link w:val="TitelChar"/>
     <w:uiPriority w:val="10"/>
     <w:qFormat/>
     <w:rsid w:val="00044DA7"/>
@@ -3166,21 +3631,21 @@
       <w:contextualSpacing/>
     </w:pPr>
     <w:rPr>
-      <w:rFonts w:asciiTheme="majorHAnsi" w:hAnsiTheme="majorHAnsi" w:eastAsiaTheme="majorEastAsia" w:cstheme="majorBidi"/>
+      <w:rFonts w:asciiTheme="majorHAnsi" w:eastAsiaTheme="majorEastAsia" w:hAnsiTheme="majorHAnsi" w:cstheme="majorBidi"/>
       <w:spacing w:val="-10"/>
       <w:kern w:val="28"/>
       <w:sz w:val="56"/>
       <w:szCs w:val="56"/>
     </w:rPr>
   </w:style>
-  <w:style w:type="character" w:styleId="TitleChar" w:customStyle="1">
-    <w:name w:val="Title Char"/>
-    <w:basedOn w:val="DefaultParagraphFont"/>
-    <w:link w:val="Title"/>
+  <w:style w:type="character" w:customStyle="1" w:styleId="TitelChar">
+    <w:name w:val="Titel Char"/>
+    <w:basedOn w:val="Standaardalinea-lettertype"/>
+    <w:link w:val="Titel"/>
     <w:uiPriority w:val="10"/>
     <w:rsid w:val="00044DA7"/>
     <w:rPr>
-      <w:rFonts w:asciiTheme="majorHAnsi" w:hAnsiTheme="majorHAnsi" w:eastAsiaTheme="majorEastAsia" w:cstheme="majorBidi"/>
+      <w:rFonts w:asciiTheme="majorHAnsi" w:eastAsiaTheme="majorEastAsia" w:hAnsiTheme="majorHAnsi" w:cstheme="majorBidi"/>
       <w:spacing w:val="-10"/>
       <w:kern w:val="28"/>
       <w:sz w:val="56"/>
@@ -3188,11 +3653,11 @@
       <w:lang w:val="en-GB"/>
     </w:rPr>
   </w:style>
-  <w:style w:type="paragraph" w:styleId="Subtitle">
+  <w:style w:type="paragraph" w:styleId="Ondertitel">
     <w:name w:val="Subtitle"/>
-    <w:basedOn w:val="Normal"/>
-    <w:next w:val="Normal"/>
-    <w:link w:val="SubtitleChar"/>
+    <w:basedOn w:val="Standaard"/>
+    <w:next w:val="Standaard"/>
+    <w:link w:val="OndertitelChar"/>
     <w:uiPriority w:val="11"/>
     <w:qFormat/>
     <w:rsid w:val="00044DA7"/>
@@ -3209,10 +3674,10 @@
       <w:szCs w:val="28"/>
     </w:rPr>
   </w:style>
-  <w:style w:type="character" w:styleId="SubtitleChar" w:customStyle="1">
-    <w:name w:val="Subtitle Char"/>
-    <w:basedOn w:val="DefaultParagraphFont"/>
-    <w:link w:val="Subtitle"/>
+  <w:style w:type="character" w:customStyle="1" w:styleId="OndertitelChar">
+    <w:name w:val="Ondertitel Char"/>
+    <w:basedOn w:val="Standaardalinea-lettertype"/>
+    <w:link w:val="Ondertitel"/>
     <w:uiPriority w:val="11"/>
     <w:rsid w:val="00044DA7"/>
     <w:rPr>
@@ -3224,11 +3689,11 @@
       <w:lang w:val="en-GB"/>
     </w:rPr>
   </w:style>
-  <w:style w:type="paragraph" w:styleId="Quote">
+  <w:style w:type="paragraph" w:styleId="Citaat">
     <w:name w:val="Quote"/>
-    <w:basedOn w:val="Normal"/>
-    <w:next w:val="Normal"/>
-    <w:link w:val="QuoteChar"/>
+    <w:basedOn w:val="Standaard"/>
+    <w:next w:val="Standaard"/>
+    <w:link w:val="CitaatChar"/>
     <w:uiPriority w:val="29"/>
     <w:qFormat/>
     <w:rsid w:val="00044DA7"/>
@@ -3242,10 +3707,10 @@
       <w:color w:val="404040" w:themeColor="text1" w:themeTint="BF"/>
     </w:rPr>
   </w:style>
-  <w:style w:type="character" w:styleId="QuoteChar" w:customStyle="1">
-    <w:name w:val="Quote Char"/>
-    <w:basedOn w:val="DefaultParagraphFont"/>
-    <w:link w:val="Quote"/>
+  <w:style w:type="character" w:customStyle="1" w:styleId="CitaatChar">
+    <w:name w:val="Citaat Char"/>
+    <w:basedOn w:val="Standaardalinea-lettertype"/>
+    <w:link w:val="Citaat"/>
     <w:uiPriority w:val="29"/>
     <w:rsid w:val="00044DA7"/>
     <w:rPr>
@@ -3255,9 +3720,9 @@
       <w:lang w:val="en-GB"/>
     </w:rPr>
   </w:style>
-  <w:style w:type="paragraph" w:styleId="ListParagraph">
+  <w:style w:type="paragraph" w:styleId="Lijstalinea">
     <w:name w:val="List Paragraph"/>
-    <w:basedOn w:val="Normal"/>
+    <w:basedOn w:val="Standaard"/>
     <w:uiPriority w:val="34"/>
     <w:qFormat/>
     <w:rsid w:val="00044DA7"/>
@@ -3266,9 +3731,9 @@
       <w:contextualSpacing/>
     </w:pPr>
   </w:style>
-  <w:style w:type="character" w:styleId="IntenseEmphasis">
+  <w:style w:type="character" w:styleId="Intensievebenadrukking">
     <w:name w:val="Intense Emphasis"/>
-    <w:basedOn w:val="DefaultParagraphFont"/>
+    <w:basedOn w:val="Standaardalinea-lettertype"/>
     <w:uiPriority w:val="21"/>
     <w:qFormat/>
     <w:rsid w:val="00044DA7"/>
@@ -3278,18 +3743,18 @@
       <w:color w:val="0F4761" w:themeColor="accent1" w:themeShade="BF"/>
     </w:rPr>
   </w:style>
-  <w:style w:type="paragraph" w:styleId="IntenseQuote">
+  <w:style w:type="paragraph" w:styleId="Duidelijkcitaat">
     <w:name w:val="Intense Quote"/>
-    <w:basedOn w:val="Normal"/>
-    <w:next w:val="Normal"/>
-    <w:link w:val="IntenseQuoteChar"/>
+    <w:basedOn w:val="Standaard"/>
+    <w:next w:val="Standaard"/>
+    <w:link w:val="DuidelijkcitaatChar"/>
     <w:uiPriority w:val="30"/>
     <w:qFormat/>
     <w:rsid w:val="00044DA7"/>
     <w:pPr>
       <w:pBdr>
-        <w:top w:val="single" w:color="0F4761" w:themeColor="accent1" w:themeShade="BF" w:sz="4" w:space="10"/>
-        <w:bottom w:val="single" w:color="0F4761" w:themeColor="accent1" w:themeShade="BF" w:sz="4" w:space="10"/>
+        <w:top w:val="single" w:sz="4" w:space="10" w:color="0F4761" w:themeColor="accent1" w:themeShade="BF"/>
+        <w:bottom w:val="single" w:sz="4" w:space="10" w:color="0F4761" w:themeColor="accent1" w:themeShade="BF"/>
       </w:pBdr>
       <w:spacing w:before="360" w:after="360"/>
       <w:ind w:left="864" w:right="864"/>
@@ -3301,10 +3766,10 @@
       <w:color w:val="0F4761" w:themeColor="accent1" w:themeShade="BF"/>
     </w:rPr>
   </w:style>
-  <w:style w:type="character" w:styleId="IntenseQuoteChar" w:customStyle="1">
-    <w:name w:val="Intense Quote Char"/>
-    <w:basedOn w:val="DefaultParagraphFont"/>
-    <w:link w:val="IntenseQuote"/>
+  <w:style w:type="character" w:customStyle="1" w:styleId="DuidelijkcitaatChar">
+    <w:name w:val="Duidelijk citaat Char"/>
+    <w:basedOn w:val="Standaardalinea-lettertype"/>
+    <w:link w:val="Duidelijkcitaat"/>
     <w:uiPriority w:val="30"/>
     <w:rsid w:val="00044DA7"/>
     <w:rPr>
@@ -3314,9 +3779,9 @@
       <w:lang w:val="en-GB"/>
     </w:rPr>
   </w:style>
-  <w:style w:type="character" w:styleId="IntenseReference">
+  <w:style w:type="character" w:styleId="Intensieveverwijzing">
     <w:name w:val="Intense Reference"/>
-    <w:basedOn w:val="DefaultParagraphFont"/>
+    <w:basedOn w:val="Standaardalinea-lettertype"/>
     <w:uiPriority w:val="32"/>
     <w:qFormat/>
     <w:rsid w:val="00044DA7"/>
@@ -3328,10 +3793,10 @@
       <w:spacing w:val="5"/>
     </w:rPr>
   </w:style>
-  <w:style w:type="paragraph" w:styleId="Header">
+  <w:style w:type="paragraph" w:styleId="Koptekst">
     <w:name w:val="header"/>
-    <w:basedOn w:val="Normal"/>
-    <w:link w:val="HeaderChar"/>
+    <w:basedOn w:val="Standaard"/>
+    <w:link w:val="KoptekstChar"/>
     <w:uiPriority w:val="99"/>
     <w:unhideWhenUsed/>
     <w:rsid w:val="00615413"/>
@@ -3343,20 +3808,20 @@
       <w:spacing w:after="0" w:line="240" w:lineRule="auto"/>
     </w:pPr>
   </w:style>
-  <w:style w:type="character" w:styleId="HeaderChar" w:customStyle="1">
-    <w:name w:val="Header Char"/>
-    <w:basedOn w:val="DefaultParagraphFont"/>
-    <w:link w:val="Header"/>
+  <w:style w:type="character" w:customStyle="1" w:styleId="KoptekstChar">
+    <w:name w:val="Koptekst Char"/>
+    <w:basedOn w:val="Standaardalinea-lettertype"/>
+    <w:link w:val="Koptekst"/>
     <w:uiPriority w:val="99"/>
     <w:rsid w:val="00615413"/>
     <w:rPr>
       <w:lang w:val="en-GB"/>
     </w:rPr>
   </w:style>
-  <w:style w:type="paragraph" w:styleId="Footer">
+  <w:style w:type="paragraph" w:styleId="Voettekst">
     <w:name w:val="footer"/>
-    <w:basedOn w:val="Normal"/>
-    <w:link w:val="FooterChar"/>
+    <w:basedOn w:val="Standaard"/>
+    <w:link w:val="VoettekstChar"/>
     <w:uiPriority w:val="99"/>
     <w:unhideWhenUsed/>
     <w:rsid w:val="00615413"/>
@@ -3368,10 +3833,10 @@
       <w:spacing w:after="0" w:line="240" w:lineRule="auto"/>
     </w:pPr>
   </w:style>
-  <w:style w:type="character" w:styleId="FooterChar" w:customStyle="1">
-    <w:name w:val="Footer Char"/>
-    <w:basedOn w:val="DefaultParagraphFont"/>
-    <w:link w:val="Footer"/>
+  <w:style w:type="character" w:customStyle="1" w:styleId="VoettekstChar">
+    <w:name w:val="Voettekst Char"/>
+    <w:basedOn w:val="Standaardalinea-lettertype"/>
+    <w:link w:val="Voettekst"/>
     <w:uiPriority w:val="99"/>
     <w:rsid w:val="00615413"/>
     <w:rPr>
@@ -3382,7 +3847,7 @@
 </file>
 
 <file path=word/theme/theme1.xml><?xml version="1.0" encoding="utf-8"?>
-<a:theme xmlns:a="http://schemas.openxmlformats.org/drawingml/2006/main" xmlns:thm15="http://schemas.microsoft.com/office/thememl/2012/main" name="Office Theme">
+<a:theme xmlns:a="http://schemas.openxmlformats.org/drawingml/2006/main" name="Office Theme">
   <a:themeElements>
     <a:clrScheme name="Office">
       <a:dk1>
@@ -3677,12 +4142,6 @@
 </file>
 
 <file path=customXml/item1.xml><?xml version="1.0" encoding="utf-8"?>
-<p:properties xmlns:p="http://schemas.microsoft.com/office/2006/metadata/properties" xmlns:xsi="http://www.w3.org/2001/XMLSchema-instance" xmlns:pc="http://schemas.microsoft.com/office/infopath/2007/PartnerControls">
-  <documentManagement/>
-</p:properties>
-</file>
-
-<file path=customXml/item2.xml><?xml version="1.0" encoding="utf-8"?>
 <?mso-contentType ?>
 <FormTemplates xmlns="http://schemas.microsoft.com/sharepoint/v3/contenttype/forms">
   <Display>DocumentLibraryForm</Display>
@@ -3691,7 +4150,17 @@
 </FormTemplates>
 </file>
 
+<file path=customXml/item2.xml><?xml version="1.0" encoding="utf-8"?>
+<p:properties xmlns:p="http://schemas.microsoft.com/office/2006/metadata/properties" xmlns:xsi="http://www.w3.org/2001/XMLSchema-instance" xmlns:pc="http://schemas.microsoft.com/office/infopath/2007/PartnerControls">
+  <documentManagement/>
+</p:properties>
+</file>
+
 <file path=customXml/item3.xml><?xml version="1.0" encoding="utf-8"?>
+<b:Sources xmlns:b="http://schemas.openxmlformats.org/officeDocument/2006/bibliography" xmlns="http://schemas.openxmlformats.org/officeDocument/2006/bibliography" SelectedStyle="\APASixthEditionOfficeOnline.xsl" StyleName="APA" Version="6"/>
+</file>
+
+<file path=customXml/item4.xml><?xml version="1.0" encoding="utf-8"?>
 <ct:contentTypeSchema xmlns:ct="http://schemas.microsoft.com/office/2006/metadata/contentType" xmlns:ma="http://schemas.microsoft.com/office/2006/metadata/properties/metaAttributes" ct:_="" ma:_="" ma:contentTypeName="Document" ma:contentTypeID="0x010100F1B33D7B57FFEC4BB77B5001C5B93838" ma:contentTypeVersion="6" ma:contentTypeDescription="Een nieuw document maken." ma:contentTypeScope="" ma:versionID="59579db12405a868ad0e92c5e4f74ae1">
   <xsd:schema xmlns:xsd="http://www.w3.org/2001/XMLSchema" xmlns:xs="http://www.w3.org/2001/XMLSchema" xmlns:p="http://schemas.microsoft.com/office/2006/metadata/properties" xmlns:ns2="f44e6bd5-09db-4117-8b15-adf399208dc6" targetNamespace="http://schemas.microsoft.com/office/2006/metadata/properties" ma:root="true" ma:fieldsID="98cf673e6ff17a9b7a889e3f7df574b2" ns2:_="">
     <xsd:import namespace="f44e6bd5-09db-4117-8b15-adf399208dc6"/>
@@ -3847,11 +4316,15 @@
 </ct:contentTypeSchema>
 </file>
 
-<file path=customXml/item4.xml><?xml version="1.0" encoding="utf-8"?>
-<b:Sources xmlns:b="http://schemas.openxmlformats.org/officeDocument/2006/bibliography" xmlns="http://schemas.openxmlformats.org/officeDocument/2006/bibliography" SelectedStyle="\APASixthEditionOfficeOnline.xsl" StyleName="APA" Version="6"/>
+<file path=customXml/itemProps1.xml><?xml version="1.0" encoding="utf-8"?>
+<ds:datastoreItem xmlns:ds="http://schemas.openxmlformats.org/officeDocument/2006/customXml" ds:itemID="{B6DA8B80-3B01-4485-876B-2C59EFB51094}">
+  <ds:schemaRefs>
+    <ds:schemaRef ds:uri="http://schemas.microsoft.com/sharepoint/v3/contenttype/forms"/>
+  </ds:schemaRefs>
+</ds:datastoreItem>
 </file>
 
-<file path=customXml/itemProps1.xml><?xml version="1.0" encoding="utf-8"?>
+<file path=customXml/itemProps2.xml><?xml version="1.0" encoding="utf-8"?>
 <ds:datastoreItem xmlns:ds="http://schemas.openxmlformats.org/officeDocument/2006/customXml" ds:itemID="{85AAB055-AC42-4A08-BBCF-4698A38D45AD}">
   <ds:schemaRefs>
     <ds:schemaRef ds:uri="http://schemas.microsoft.com/office/2006/metadata/properties"/>
@@ -3860,22 +4333,28 @@
 </ds:datastoreItem>
 </file>
 
-<file path=customXml/itemProps2.xml><?xml version="1.0" encoding="utf-8"?>
-<ds:datastoreItem xmlns:ds="http://schemas.openxmlformats.org/officeDocument/2006/customXml" ds:itemID="{B6DA8B80-3B01-4485-876B-2C59EFB51094}">
-  <ds:schemaRefs>
-    <ds:schemaRef ds:uri="http://schemas.microsoft.com/sharepoint/v3/contenttype/forms"/>
-  </ds:schemaRefs>
-</ds:datastoreItem>
-</file>
-
 <file path=customXml/itemProps3.xml><?xml version="1.0" encoding="utf-8"?>
-<ds:datastoreItem xmlns:ds="http://schemas.openxmlformats.org/officeDocument/2006/customXml" ds:itemID="{D6F2CE30-25FF-4B08-97D7-F6B259B6AD2D}"/>
-</file>
-
-<file path=customXml/itemProps4.xml><?xml version="1.0" encoding="utf-8"?>
 <ds:datastoreItem xmlns:ds="http://schemas.openxmlformats.org/officeDocument/2006/customXml" ds:itemID="{AC1CF126-6E21-41F4-8364-7BCC0C47C6BF}">
   <ds:schemaRefs>
     <ds:schemaRef ds:uri="http://schemas.openxmlformats.org/officeDocument/2006/bibliography"/>
   </ds:schemaRefs>
 </ds:datastoreItem>
+</file>
+
+<file path=customXml/itemProps4.xml><?xml version="1.0" encoding="utf-8"?>
+<ds:datastoreItem xmlns:ds="http://schemas.openxmlformats.org/officeDocument/2006/customXml" ds:itemID="{D6F2CE30-25FF-4B08-97D7-F6B259B6AD2D}">
+  <ds:schemaRefs>
+    <ds:schemaRef ds:uri="http://schemas.microsoft.com/office/2006/metadata/contentType"/>
+    <ds:schemaRef ds:uri="http://schemas.microsoft.com/office/2006/metadata/properties/metaAttributes"/>
+    <ds:schemaRef ds:uri="http://www.w3.org/2001/XMLSchema"/>
+    <ds:schemaRef ds:uri="http://schemas.microsoft.com/office/2006/metadata/properties"/>
+    <ds:schemaRef ds:uri="f44e6bd5-09db-4117-8b15-adf399208dc6"/>
+    <ds:schemaRef ds:uri="http://schemas.microsoft.com/office/2006/documentManagement/types"/>
+    <ds:schemaRef ds:uri="http://schemas.microsoft.com/office/infopath/2007/PartnerControls"/>
+    <ds:schemaRef ds:uri="http://schemas.openxmlformats.org/package/2006/metadata/core-properties"/>
+    <ds:schemaRef ds:uri="http://purl.org/dc/elements/1.1/"/>
+    <ds:schemaRef ds:uri="http://purl.org/dc/terms/"/>
+    <ds:schemaRef ds:uri="http://schemas.microsoft.com/internal/obd"/>
+  </ds:schemaRefs>
+</ds:datastoreItem>
 </file>